--- a/output/tables/COAD/table1_BRCA1.docx
+++ b/output/tables/COAD/table1_BRCA1.docx
@@ -18870,2246 +18870,6 @@
       </w:tr>
       <w:tr>
         <w:trPr>
-          <w:trHeight w:val="560" w:hRule="auto"/>
-        </w:trPr>
-        <w:tc>
-          <w:tcPr>
-            <w:tcBorders>
-              <w:bottom w:val="none" w:sz="0" w:space="0" w:color="000000"/>
-              <w:top w:val="none" w:sz="0" w:space="0" w:color="000000"/>
-              <w:left w:val="none" w:sz="0" w:space="0" w:color="000000"/>
-              <w:right w:val="none" w:sz="0" w:space="0" w:color="000000"/>
-            </w:tcBorders>
-            <w:shd w:val="clear" w:color="auto" w:fill="FFFFFF"/>
-            <w:tcMar>
-              <w:top w:w="0" w:type="dxa"/>
-              <w:bottom w:w="0" w:type="dxa"/>
-              <w:left w:w="0" w:type="dxa"/>
-              <w:right w:w="0" w:type="dxa"/>
-            </w:tcMar>
-            <w:vAlign w:val="top"/>
-          </w:tcPr>
-          <w:p>
-            <w:pPr>
-              <w:pStyle w:val="Normal"/>
-              <w:jc w:val="left"/>
-              <w:pBdr>
-                <w:bottom w:val="none" w:sz="0" w:space="0" w:color="000000"/>
-                <w:top w:val="none" w:sz="0" w:space="0" w:color="000000"/>
-                <w:left w:val="none" w:sz="0" w:space="0" w:color="000000"/>
-                <w:right w:val="none" w:sz="0" w:space="0" w:color="000000"/>
-              </w:pBdr>
-              <w:spacing w:after="100" w:before="100" w:line="240"/>
-              <w:ind w:left="300" w:right="100" w:firstLine="0" w:firstLineChars="0"/>
-              <w:rPr>
-                <w:rFonts w:ascii="Times New Roman" w:hAnsi="Times New Roman" w:eastAsia="Times New Roman" w:cs="Times New Roman"/>
-                <w:i w:val="false"/>
-                <w:b w:val="false"/>
-                <w:u w:val="none"/>
-                <w:strike w:val="false"/>
-                <w:sz w:val="18"/>
-                <w:szCs w:val="18"/>
-                <w:color w:val="000000"/>
-              </w:rPr>
-            </w:pPr>
-            <w:r>
-              <w:rPr>
-                <w:rFonts w:ascii="Times New Roman" w:hAnsi="Times New Roman" w:eastAsia="Times New Roman" w:cs="Times New Roman"/>
-                <w:i w:val="false"/>
-                <w:b w:val="false"/>
-                <w:u w:val="none"/>
-                <w:strike w:val="false"/>
-                <w:sz w:val="18"/>
-                <w:szCs w:val="18"/>
-                <w:color w:val="000000"/>
-              </w:rPr>
-              <w:t xml:space="preserve">Missing</w:t>
-            </w:r>
-          </w:p>
-        </w:tc>
-        <w:tc>
-          <w:tcPr>
-            <w:tcBorders>
-              <w:bottom w:val="none" w:sz="0" w:space="0" w:color="000000"/>
-              <w:top w:val="none" w:sz="0" w:space="0" w:color="000000"/>
-              <w:left w:val="none" w:sz="0" w:space="0" w:color="000000"/>
-              <w:right w:val="none" w:sz="0" w:space="0" w:color="000000"/>
-            </w:tcBorders>
-            <w:shd w:val="clear" w:color="auto" w:fill="FFFFFF"/>
-            <w:tcMar>
-              <w:top w:w="0" w:type="dxa"/>
-              <w:bottom w:w="0" w:type="dxa"/>
-              <w:left w:w="0" w:type="dxa"/>
-              <w:right w:w="0" w:type="dxa"/>
-            </w:tcMar>
-            <w:vAlign w:val="top"/>
-          </w:tcPr>
-          <w:p>
-            <w:pPr>
-              <w:pStyle w:val="Normal"/>
-              <w:jc w:val="center"/>
-              <w:pBdr>
-                <w:bottom w:val="none" w:sz="0" w:space="0" w:color="000000"/>
-                <w:top w:val="none" w:sz="0" w:space="0" w:color="000000"/>
-                <w:left w:val="none" w:sz="0" w:space="0" w:color="000000"/>
-                <w:right w:val="none" w:sz="0" w:space="0" w:color="000000"/>
-              </w:pBdr>
-              <w:spacing w:after="100" w:before="100" w:line="240"/>
-              <w:ind w:left="100" w:right="100" w:firstLine="0" w:firstLineChars="0"/>
-              <w:rPr>
-                <w:rFonts w:ascii="Times New Roman" w:hAnsi="Times New Roman" w:eastAsia="Times New Roman" w:cs="Times New Roman"/>
-                <w:i w:val="false"/>
-                <w:b w:val="false"/>
-                <w:u w:val="none"/>
-                <w:strike w:val="false"/>
-                <w:sz w:val="18"/>
-                <w:szCs w:val="18"/>
-                <w:color w:val="000000"/>
-              </w:rPr>
-            </w:pPr>
-            <w:r>
-              <w:rPr>
-                <w:rFonts w:ascii="Times New Roman" w:hAnsi="Times New Roman" w:eastAsia="Times New Roman" w:cs="Times New Roman"/>
-                <w:i w:val="false"/>
-                <w:b w:val="false"/>
-                <w:u w:val="none"/>
-                <w:strike w:val="false"/>
-                <w:sz w:val="18"/>
-                <w:szCs w:val="18"/>
-                <w:color w:val="000000"/>
-              </w:rPr>
-              <w:t xml:space="preserve">45</w:t>
-            </w:r>
-          </w:p>
-        </w:tc>
-        <w:tc>
-          <w:tcPr>
-            <w:tcBorders>
-              <w:bottom w:val="none" w:sz="0" w:space="0" w:color="000000"/>
-              <w:top w:val="none" w:sz="0" w:space="0" w:color="000000"/>
-              <w:left w:val="none" w:sz="0" w:space="0" w:color="000000"/>
-              <w:right w:val="none" w:sz="0" w:space="0" w:color="000000"/>
-            </w:tcBorders>
-            <w:shd w:val="clear" w:color="auto" w:fill="FFFFFF"/>
-            <w:tcMar>
-              <w:top w:w="0" w:type="dxa"/>
-              <w:bottom w:w="0" w:type="dxa"/>
-              <w:left w:w="0" w:type="dxa"/>
-              <w:right w:w="0" w:type="dxa"/>
-            </w:tcMar>
-            <w:vAlign w:val="top"/>
-          </w:tcPr>
-          <w:p>
-            <w:pPr>
-              <w:pStyle w:val="Normal"/>
-              <w:jc w:val="center"/>
-              <w:pBdr>
-                <w:bottom w:val="none" w:sz="0" w:space="0" w:color="000000"/>
-                <w:top w:val="none" w:sz="0" w:space="0" w:color="000000"/>
-                <w:left w:val="none" w:sz="0" w:space="0" w:color="000000"/>
-                <w:right w:val="none" w:sz="0" w:space="0" w:color="000000"/>
-              </w:pBdr>
-              <w:spacing w:after="100" w:before="100" w:line="240"/>
-              <w:ind w:left="100" w:right="100" w:firstLine="0" w:firstLineChars="0"/>
-              <w:rPr>
-                <w:rFonts w:ascii="Times New Roman" w:hAnsi="Times New Roman" w:eastAsia="Times New Roman" w:cs="Times New Roman"/>
-                <w:i w:val="false"/>
-                <w:b w:val="false"/>
-                <w:u w:val="none"/>
-                <w:strike w:val="false"/>
-                <w:sz w:val="18"/>
-                <w:szCs w:val="18"/>
-                <w:color w:val="000000"/>
-              </w:rPr>
-            </w:pPr>
-            <w:r>
-              <w:rPr>
-                <w:rFonts w:ascii="Times New Roman" w:hAnsi="Times New Roman" w:eastAsia="Times New Roman" w:cs="Times New Roman"/>
-                <w:i w:val="false"/>
-                <w:b w:val="false"/>
-                <w:u w:val="none"/>
-                <w:strike w:val="false"/>
-                <w:sz w:val="18"/>
-                <w:szCs w:val="18"/>
-                <w:color w:val="000000"/>
-              </w:rPr>
-              <w:t xml:space="preserve">19</w:t>
-            </w:r>
-          </w:p>
-        </w:tc>
-        <w:tc>
-          <w:tcPr>
-            <w:tcBorders>
-              <w:bottom w:val="none" w:sz="0" w:space="0" w:color="000000"/>
-              <w:top w:val="none" w:sz="0" w:space="0" w:color="000000"/>
-              <w:left w:val="none" w:sz="0" w:space="0" w:color="000000"/>
-              <w:right w:val="none" w:sz="0" w:space="0" w:color="000000"/>
-            </w:tcBorders>
-            <w:shd w:val="clear" w:color="auto" w:fill="FFFFFF"/>
-            <w:tcMar>
-              <w:top w:w="0" w:type="dxa"/>
-              <w:bottom w:w="0" w:type="dxa"/>
-              <w:left w:w="0" w:type="dxa"/>
-              <w:right w:w="0" w:type="dxa"/>
-            </w:tcMar>
-            <w:vAlign w:val="top"/>
-          </w:tcPr>
-          <w:p>
-            <w:pPr>
-              <w:pStyle w:val="Normal"/>
-              <w:jc w:val="center"/>
-              <w:pBdr>
-                <w:bottom w:val="none" w:sz="0" w:space="0" w:color="000000"/>
-                <w:top w:val="none" w:sz="0" w:space="0" w:color="000000"/>
-                <w:left w:val="none" w:sz="0" w:space="0" w:color="000000"/>
-                <w:right w:val="none" w:sz="0" w:space="0" w:color="000000"/>
-              </w:pBdr>
-              <w:spacing w:after="100" w:before="100" w:line="240"/>
-              <w:ind w:left="100" w:right="100" w:firstLine="0" w:firstLineChars="0"/>
-              <w:rPr>
-                <w:rFonts w:ascii="Times New Roman" w:hAnsi="Times New Roman" w:eastAsia="Times New Roman" w:cs="Times New Roman"/>
-                <w:i w:val="false"/>
-                <w:b w:val="false"/>
-                <w:u w:val="none"/>
-                <w:strike w:val="false"/>
-                <w:sz w:val="18"/>
-                <w:szCs w:val="18"/>
-                <w:color w:val="000000"/>
-              </w:rPr>
-            </w:pPr>
-            <w:r>
-              <w:rPr>
-                <w:rFonts w:ascii="Times New Roman" w:hAnsi="Times New Roman" w:eastAsia="Times New Roman" w:cs="Times New Roman"/>
-                <w:i w:val="false"/>
-                <w:b w:val="false"/>
-                <w:u w:val="none"/>
-                <w:strike w:val="false"/>
-                <w:sz w:val="18"/>
-                <w:szCs w:val="18"/>
-                <w:color w:val="000000"/>
-              </w:rPr>
-              <w:t xml:space="preserve">26</w:t>
-            </w:r>
-          </w:p>
-        </w:tc>
-        <w:tc>
-          <w:tcPr>
-            <w:tcBorders>
-              <w:bottom w:val="none" w:sz="0" w:space="0" w:color="000000"/>
-              <w:top w:val="none" w:sz="0" w:space="0" w:color="000000"/>
-              <w:left w:val="none" w:sz="0" w:space="0" w:color="000000"/>
-              <w:right w:val="none" w:sz="0" w:space="0" w:color="000000"/>
-            </w:tcBorders>
-            <w:shd w:val="clear" w:color="auto" w:fill="FFFFFF"/>
-            <w:tcMar>
-              <w:top w:w="0" w:type="dxa"/>
-              <w:bottom w:w="0" w:type="dxa"/>
-              <w:left w:w="0" w:type="dxa"/>
-              <w:right w:w="0" w:type="dxa"/>
-            </w:tcMar>
-            <w:vAlign w:val="top"/>
-          </w:tcPr>
-          <w:p>
-            <w:pPr>
-              <w:pStyle w:val="Normal"/>
-              <w:jc w:val="center"/>
-              <w:pBdr>
-                <w:bottom w:val="none" w:sz="0" w:space="0" w:color="000000"/>
-                <w:top w:val="none" w:sz="0" w:space="0" w:color="000000"/>
-                <w:left w:val="none" w:sz="0" w:space="0" w:color="000000"/>
-                <w:right w:val="none" w:sz="0" w:space="0" w:color="000000"/>
-              </w:pBdr>
-              <w:spacing w:after="100" w:before="100" w:line="240"/>
-              <w:ind w:left="100" w:right="100" w:firstLine="0" w:firstLineChars="0"/>
-              <w:rPr>
-                <w:rFonts w:ascii="Times New Roman" w:hAnsi="Times New Roman" w:eastAsia="Times New Roman" w:cs="Times New Roman"/>
-                <w:i w:val="false"/>
-                <w:b w:val="false"/>
-                <w:u w:val="none"/>
-                <w:strike w:val="false"/>
-                <w:sz w:val="18"/>
-                <w:szCs w:val="18"/>
-                <w:color w:val="000000"/>
-              </w:rPr>
-            </w:pPr>
-            <w:r>
-              <w:rPr>
-                <w:rFonts w:ascii="Times New Roman" w:hAnsi="Times New Roman" w:eastAsia="Times New Roman" w:cs="Times New Roman"/>
-                <w:i w:val="false"/>
-                <w:b w:val="false"/>
-                <w:u w:val="none"/>
-                <w:strike w:val="false"/>
-                <w:sz w:val="18"/>
-                <w:szCs w:val="18"/>
-                <w:color w:val="000000"/>
-              </w:rPr>
-              <w:t xml:space="preserve"/>
-            </w:r>
-          </w:p>
-        </w:tc>
-      </w:tr>
-      <w:tr>
-        <w:trPr>
-          <w:trHeight w:val="560" w:hRule="auto"/>
-        </w:trPr>
-        <w:tc>
-          <w:tcPr>
-            <w:tcBorders>
-              <w:bottom w:val="none" w:sz="0" w:space="0" w:color="000000"/>
-              <w:top w:val="none" w:sz="0" w:space="0" w:color="000000"/>
-              <w:left w:val="none" w:sz="0" w:space="0" w:color="000000"/>
-              <w:right w:val="none" w:sz="0" w:space="0" w:color="000000"/>
-            </w:tcBorders>
-            <w:shd w:val="clear" w:color="auto" w:fill="FFFFFF"/>
-            <w:tcMar>
-              <w:top w:w="0" w:type="dxa"/>
-              <w:bottom w:w="0" w:type="dxa"/>
-              <w:left w:w="0" w:type="dxa"/>
-              <w:right w:w="0" w:type="dxa"/>
-            </w:tcMar>
-            <w:vAlign w:val="top"/>
-          </w:tcPr>
-          <w:p>
-            <w:pPr>
-              <w:pStyle w:val="Normal"/>
-              <w:jc w:val="left"/>
-              <w:pBdr>
-                <w:bottom w:val="none" w:sz="0" w:space="0" w:color="000000"/>
-                <w:top w:val="none" w:sz="0" w:space="0" w:color="000000"/>
-                <w:left w:val="none" w:sz="0" w:space="0" w:color="000000"/>
-                <w:right w:val="none" w:sz="0" w:space="0" w:color="000000"/>
-              </w:pBdr>
-              <w:spacing w:after="100" w:before="100" w:line="240"/>
-              <w:ind w:left="100" w:right="100" w:firstLine="0" w:firstLineChars="0"/>
-              <w:rPr>
-                <w:rFonts w:ascii="Times New Roman" w:hAnsi="Times New Roman" w:eastAsia="Times New Roman" w:cs="Times New Roman"/>
-                <w:i w:val="false"/>
-                <w:b w:val="true"/>
-                <w:u w:val="none"/>
-                <w:strike w:val="false"/>
-                <w:sz w:val="18"/>
-                <w:szCs w:val="18"/>
-                <w:color w:val="000000"/>
-              </w:rPr>
-            </w:pPr>
-            <w:r>
-              <w:rPr>
-                <w:rFonts w:ascii="Times New Roman" w:hAnsi="Times New Roman" w:eastAsia="Times New Roman" w:cs="Times New Roman"/>
-                <w:i w:val="false"/>
-                <w:b w:val="true"/>
-                <w:u w:val="none"/>
-                <w:strike w:val="false"/>
-                <w:sz w:val="18"/>
-                <w:szCs w:val="18"/>
-                <w:color w:val="000000"/>
-              </w:rPr>
-              <w:t xml:space="preserve">KRAS testing performed</w:t>
-            </w:r>
-          </w:p>
-        </w:tc>
-        <w:tc>
-          <w:tcPr>
-            <w:tcBorders>
-              <w:bottom w:val="none" w:sz="0" w:space="0" w:color="000000"/>
-              <w:top w:val="none" w:sz="0" w:space="0" w:color="000000"/>
-              <w:left w:val="none" w:sz="0" w:space="0" w:color="000000"/>
-              <w:right w:val="none" w:sz="0" w:space="0" w:color="000000"/>
-            </w:tcBorders>
-            <w:shd w:val="clear" w:color="auto" w:fill="FFFFFF"/>
-            <w:tcMar>
-              <w:top w:w="0" w:type="dxa"/>
-              <w:bottom w:w="0" w:type="dxa"/>
-              <w:left w:w="0" w:type="dxa"/>
-              <w:right w:w="0" w:type="dxa"/>
-            </w:tcMar>
-            <w:vAlign w:val="top"/>
-          </w:tcPr>
-          <w:p>
-            <w:pPr>
-              <w:pStyle w:val="Normal"/>
-              <w:jc w:val="center"/>
-              <w:pBdr>
-                <w:bottom w:val="none" w:sz="0" w:space="0" w:color="000000"/>
-                <w:top w:val="none" w:sz="0" w:space="0" w:color="000000"/>
-                <w:left w:val="none" w:sz="0" w:space="0" w:color="000000"/>
-                <w:right w:val="none" w:sz="0" w:space="0" w:color="000000"/>
-              </w:pBdr>
-              <w:spacing w:after="100" w:before="100" w:line="240"/>
-              <w:ind w:left="100" w:right="100" w:firstLine="0" w:firstLineChars="0"/>
-              <w:rPr>
-                <w:rFonts w:ascii="Times New Roman" w:hAnsi="Times New Roman" w:eastAsia="Times New Roman" w:cs="Times New Roman"/>
-                <w:i w:val="false"/>
-                <w:b w:val="false"/>
-                <w:u w:val="none"/>
-                <w:strike w:val="false"/>
-                <w:sz w:val="18"/>
-                <w:szCs w:val="18"/>
-                <w:color w:val="000000"/>
-              </w:rPr>
-            </w:pPr>
-            <w:r>
-              <w:rPr>
-                <w:rFonts w:ascii="Times New Roman" w:hAnsi="Times New Roman" w:eastAsia="Times New Roman" w:cs="Times New Roman"/>
-                <w:i w:val="false"/>
-                <w:b w:val="false"/>
-                <w:u w:val="none"/>
-                <w:strike w:val="false"/>
-                <w:sz w:val="18"/>
-                <w:szCs w:val="18"/>
-                <w:color w:val="000000"/>
-              </w:rPr>
-              <w:t xml:space="preserve"/>
-            </w:r>
-          </w:p>
-        </w:tc>
-        <w:tc>
-          <w:tcPr>
-            <w:tcBorders>
-              <w:bottom w:val="none" w:sz="0" w:space="0" w:color="000000"/>
-              <w:top w:val="none" w:sz="0" w:space="0" w:color="000000"/>
-              <w:left w:val="none" w:sz="0" w:space="0" w:color="000000"/>
-              <w:right w:val="none" w:sz="0" w:space="0" w:color="000000"/>
-            </w:tcBorders>
-            <w:shd w:val="clear" w:color="auto" w:fill="FFFFFF"/>
-            <w:tcMar>
-              <w:top w:w="0" w:type="dxa"/>
-              <w:bottom w:w="0" w:type="dxa"/>
-              <w:left w:w="0" w:type="dxa"/>
-              <w:right w:w="0" w:type="dxa"/>
-            </w:tcMar>
-            <w:vAlign w:val="top"/>
-          </w:tcPr>
-          <w:p>
-            <w:pPr>
-              <w:pStyle w:val="Normal"/>
-              <w:jc w:val="center"/>
-              <w:pBdr>
-                <w:bottom w:val="none" w:sz="0" w:space="0" w:color="000000"/>
-                <w:top w:val="none" w:sz="0" w:space="0" w:color="000000"/>
-                <w:left w:val="none" w:sz="0" w:space="0" w:color="000000"/>
-                <w:right w:val="none" w:sz="0" w:space="0" w:color="000000"/>
-              </w:pBdr>
-              <w:spacing w:after="100" w:before="100" w:line="240"/>
-              <w:ind w:left="100" w:right="100" w:firstLine="0" w:firstLineChars="0"/>
-              <w:rPr>
-                <w:rFonts w:ascii="Times New Roman" w:hAnsi="Times New Roman" w:eastAsia="Times New Roman" w:cs="Times New Roman"/>
-                <w:i w:val="false"/>
-                <w:b w:val="false"/>
-                <w:u w:val="none"/>
-                <w:strike w:val="false"/>
-                <w:sz w:val="18"/>
-                <w:szCs w:val="18"/>
-                <w:color w:val="000000"/>
-              </w:rPr>
-            </w:pPr>
-            <w:r>
-              <w:rPr>
-                <w:rFonts w:ascii="Times New Roman" w:hAnsi="Times New Roman" w:eastAsia="Times New Roman" w:cs="Times New Roman"/>
-                <w:i w:val="false"/>
-                <w:b w:val="false"/>
-                <w:u w:val="none"/>
-                <w:strike w:val="false"/>
-                <w:sz w:val="18"/>
-                <w:szCs w:val="18"/>
-                <w:color w:val="000000"/>
-              </w:rPr>
-              <w:t xml:space="preserve"/>
-            </w:r>
-          </w:p>
-        </w:tc>
-        <w:tc>
-          <w:tcPr>
-            <w:tcBorders>
-              <w:bottom w:val="none" w:sz="0" w:space="0" w:color="000000"/>
-              <w:top w:val="none" w:sz="0" w:space="0" w:color="000000"/>
-              <w:left w:val="none" w:sz="0" w:space="0" w:color="000000"/>
-              <w:right w:val="none" w:sz="0" w:space="0" w:color="000000"/>
-            </w:tcBorders>
-            <w:shd w:val="clear" w:color="auto" w:fill="FFFFFF"/>
-            <w:tcMar>
-              <w:top w:w="0" w:type="dxa"/>
-              <w:bottom w:w="0" w:type="dxa"/>
-              <w:left w:w="0" w:type="dxa"/>
-              <w:right w:w="0" w:type="dxa"/>
-            </w:tcMar>
-            <w:vAlign w:val="top"/>
-          </w:tcPr>
-          <w:p>
-            <w:pPr>
-              <w:pStyle w:val="Normal"/>
-              <w:jc w:val="center"/>
-              <w:pBdr>
-                <w:bottom w:val="none" w:sz="0" w:space="0" w:color="000000"/>
-                <w:top w:val="none" w:sz="0" w:space="0" w:color="000000"/>
-                <w:left w:val="none" w:sz="0" w:space="0" w:color="000000"/>
-                <w:right w:val="none" w:sz="0" w:space="0" w:color="000000"/>
-              </w:pBdr>
-              <w:spacing w:after="100" w:before="100" w:line="240"/>
-              <w:ind w:left="100" w:right="100" w:firstLine="0" w:firstLineChars="0"/>
-              <w:rPr>
-                <w:rFonts w:ascii="Times New Roman" w:hAnsi="Times New Roman" w:eastAsia="Times New Roman" w:cs="Times New Roman"/>
-                <w:i w:val="false"/>
-                <w:b w:val="false"/>
-                <w:u w:val="none"/>
-                <w:strike w:val="false"/>
-                <w:sz w:val="18"/>
-                <w:szCs w:val="18"/>
-                <w:color w:val="000000"/>
-              </w:rPr>
-            </w:pPr>
-            <w:r>
-              <w:rPr>
-                <w:rFonts w:ascii="Times New Roman" w:hAnsi="Times New Roman" w:eastAsia="Times New Roman" w:cs="Times New Roman"/>
-                <w:i w:val="false"/>
-                <w:b w:val="false"/>
-                <w:u w:val="none"/>
-                <w:strike w:val="false"/>
-                <w:sz w:val="18"/>
-                <w:szCs w:val="18"/>
-                <w:color w:val="000000"/>
-              </w:rPr>
-              <w:t xml:space="preserve"/>
-            </w:r>
-          </w:p>
-        </w:tc>
-        <w:tc>
-          <w:tcPr>
-            <w:tcBorders>
-              <w:bottom w:val="none" w:sz="0" w:space="0" w:color="000000"/>
-              <w:top w:val="none" w:sz="0" w:space="0" w:color="000000"/>
-              <w:left w:val="none" w:sz="0" w:space="0" w:color="000000"/>
-              <w:right w:val="none" w:sz="0" w:space="0" w:color="000000"/>
-            </w:tcBorders>
-            <w:shd w:val="clear" w:color="auto" w:fill="FFFFFF"/>
-            <w:tcMar>
-              <w:top w:w="0" w:type="dxa"/>
-              <w:bottom w:w="0" w:type="dxa"/>
-              <w:left w:w="0" w:type="dxa"/>
-              <w:right w:w="0" w:type="dxa"/>
-            </w:tcMar>
-            <w:vAlign w:val="top"/>
-          </w:tcPr>
-          <w:p>
-            <w:pPr>
-              <w:pStyle w:val="Normal"/>
-              <w:jc w:val="center"/>
-              <w:pBdr>
-                <w:bottom w:val="none" w:sz="0" w:space="0" w:color="000000"/>
-                <w:top w:val="none" w:sz="0" w:space="0" w:color="000000"/>
-                <w:left w:val="none" w:sz="0" w:space="0" w:color="000000"/>
-                <w:right w:val="none" w:sz="0" w:space="0" w:color="000000"/>
-              </w:pBdr>
-              <w:spacing w:after="100" w:before="100" w:line="240"/>
-              <w:ind w:left="100" w:right="100" w:firstLine="0" w:firstLineChars="0"/>
-              <w:rPr>
-                <w:rFonts w:ascii="Times New Roman" w:hAnsi="Times New Roman" w:eastAsia="Times New Roman" w:cs="Times New Roman"/>
-                <w:i w:val="false"/>
-                <w:b w:val="false"/>
-                <w:u w:val="none"/>
-                <w:strike w:val="false"/>
-                <w:sz w:val="18"/>
-                <w:szCs w:val="18"/>
-                <w:color w:val="000000"/>
-              </w:rPr>
-            </w:pPr>
-            <w:r>
-              <w:rPr>
-                <w:rFonts w:ascii="Times New Roman" w:hAnsi="Times New Roman" w:eastAsia="Times New Roman" w:cs="Times New Roman"/>
-                <w:i w:val="false"/>
-                <w:b w:val="false"/>
-                <w:u w:val="none"/>
-                <w:strike w:val="false"/>
-                <w:sz w:val="18"/>
-                <w:szCs w:val="18"/>
-                <w:color w:val="000000"/>
-              </w:rPr>
-              <w:t xml:space="preserve">0.096</w:t>
-            </w:r>
-          </w:p>
-        </w:tc>
-      </w:tr>
-      <w:tr>
-        <w:trPr>
-          <w:trHeight w:val="560" w:hRule="auto"/>
-        </w:trPr>
-        <w:tc>
-          <w:tcPr>
-            <w:tcBorders>
-              <w:bottom w:val="none" w:sz="0" w:space="0" w:color="000000"/>
-              <w:top w:val="none" w:sz="0" w:space="0" w:color="000000"/>
-              <w:left w:val="none" w:sz="0" w:space="0" w:color="000000"/>
-              <w:right w:val="none" w:sz="0" w:space="0" w:color="000000"/>
-            </w:tcBorders>
-            <w:shd w:val="clear" w:color="auto" w:fill="FFFFFF"/>
-            <w:tcMar>
-              <w:top w:w="0" w:type="dxa"/>
-              <w:bottom w:w="0" w:type="dxa"/>
-              <w:left w:w="0" w:type="dxa"/>
-              <w:right w:w="0" w:type="dxa"/>
-            </w:tcMar>
-            <w:vAlign w:val="top"/>
-          </w:tcPr>
-          <w:p>
-            <w:pPr>
-              <w:pStyle w:val="Normal"/>
-              <w:jc w:val="left"/>
-              <w:pBdr>
-                <w:bottom w:val="none" w:sz="0" w:space="0" w:color="000000"/>
-                <w:top w:val="none" w:sz="0" w:space="0" w:color="000000"/>
-                <w:left w:val="none" w:sz="0" w:space="0" w:color="000000"/>
-                <w:right w:val="none" w:sz="0" w:space="0" w:color="000000"/>
-              </w:pBdr>
-              <w:spacing w:after="100" w:before="100" w:line="240"/>
-              <w:ind w:left="300" w:right="100" w:firstLine="0" w:firstLineChars="0"/>
-              <w:rPr>
-                <w:rFonts w:ascii="Times New Roman" w:hAnsi="Times New Roman" w:eastAsia="Times New Roman" w:cs="Times New Roman"/>
-                <w:i w:val="false"/>
-                <w:b w:val="false"/>
-                <w:u w:val="none"/>
-                <w:strike w:val="false"/>
-                <w:sz w:val="18"/>
-                <w:szCs w:val="18"/>
-                <w:color w:val="000000"/>
-              </w:rPr>
-            </w:pPr>
-            <w:r>
-              <w:rPr>
-                <w:rFonts w:ascii="Times New Roman" w:hAnsi="Times New Roman" w:eastAsia="Times New Roman" w:cs="Times New Roman"/>
-                <w:i w:val="false"/>
-                <w:b w:val="false"/>
-                <w:u w:val="none"/>
-                <w:strike w:val="false"/>
-                <w:sz w:val="18"/>
-                <w:szCs w:val="18"/>
-                <w:color w:val="000000"/>
-              </w:rPr>
-              <w:t xml:space="preserve">No</w:t>
-            </w:r>
-          </w:p>
-        </w:tc>
-        <w:tc>
-          <w:tcPr>
-            <w:tcBorders>
-              <w:bottom w:val="none" w:sz="0" w:space="0" w:color="000000"/>
-              <w:top w:val="none" w:sz="0" w:space="0" w:color="000000"/>
-              <w:left w:val="none" w:sz="0" w:space="0" w:color="000000"/>
-              <w:right w:val="none" w:sz="0" w:space="0" w:color="000000"/>
-            </w:tcBorders>
-            <w:shd w:val="clear" w:color="auto" w:fill="FFFFFF"/>
-            <w:tcMar>
-              <w:top w:w="0" w:type="dxa"/>
-              <w:bottom w:w="0" w:type="dxa"/>
-              <w:left w:w="0" w:type="dxa"/>
-              <w:right w:w="0" w:type="dxa"/>
-            </w:tcMar>
-            <w:vAlign w:val="top"/>
-          </w:tcPr>
-          <w:p>
-            <w:pPr>
-              <w:pStyle w:val="Normal"/>
-              <w:jc w:val="center"/>
-              <w:pBdr>
-                <w:bottom w:val="none" w:sz="0" w:space="0" w:color="000000"/>
-                <w:top w:val="none" w:sz="0" w:space="0" w:color="000000"/>
-                <w:left w:val="none" w:sz="0" w:space="0" w:color="000000"/>
-                <w:right w:val="none" w:sz="0" w:space="0" w:color="000000"/>
-              </w:pBdr>
-              <w:spacing w:after="100" w:before="100" w:line="240"/>
-              <w:ind w:left="100" w:right="100" w:firstLine="0" w:firstLineChars="0"/>
-              <w:rPr>
-                <w:rFonts w:ascii="Times New Roman" w:hAnsi="Times New Roman" w:eastAsia="Times New Roman" w:cs="Times New Roman"/>
-                <w:i w:val="false"/>
-                <w:b w:val="false"/>
-                <w:u w:val="none"/>
-                <w:strike w:val="false"/>
-                <w:sz w:val="18"/>
-                <w:szCs w:val="18"/>
-                <w:color w:val="000000"/>
-              </w:rPr>
-            </w:pPr>
-            <w:r>
-              <w:rPr>
-                <w:rFonts w:ascii="Times New Roman" w:hAnsi="Times New Roman" w:eastAsia="Times New Roman" w:cs="Times New Roman"/>
-                <w:i w:val="false"/>
-                <w:b w:val="false"/>
-                <w:u w:val="none"/>
-                <w:strike w:val="false"/>
-                <w:sz w:val="18"/>
-                <w:szCs w:val="18"/>
-                <w:color w:val="000000"/>
-              </w:rPr>
-              <w:t xml:space="preserve">352 (88.0%)</w:t>
-            </w:r>
-          </w:p>
-        </w:tc>
-        <w:tc>
-          <w:tcPr>
-            <w:tcBorders>
-              <w:bottom w:val="none" w:sz="0" w:space="0" w:color="000000"/>
-              <w:top w:val="none" w:sz="0" w:space="0" w:color="000000"/>
-              <w:left w:val="none" w:sz="0" w:space="0" w:color="000000"/>
-              <w:right w:val="none" w:sz="0" w:space="0" w:color="000000"/>
-            </w:tcBorders>
-            <w:shd w:val="clear" w:color="auto" w:fill="FFFFFF"/>
-            <w:tcMar>
-              <w:top w:w="0" w:type="dxa"/>
-              <w:bottom w:w="0" w:type="dxa"/>
-              <w:left w:w="0" w:type="dxa"/>
-              <w:right w:w="0" w:type="dxa"/>
-            </w:tcMar>
-            <w:vAlign w:val="top"/>
-          </w:tcPr>
-          <w:p>
-            <w:pPr>
-              <w:pStyle w:val="Normal"/>
-              <w:jc w:val="center"/>
-              <w:pBdr>
-                <w:bottom w:val="none" w:sz="0" w:space="0" w:color="000000"/>
-                <w:top w:val="none" w:sz="0" w:space="0" w:color="000000"/>
-                <w:left w:val="none" w:sz="0" w:space="0" w:color="000000"/>
-                <w:right w:val="none" w:sz="0" w:space="0" w:color="000000"/>
-              </w:pBdr>
-              <w:spacing w:after="100" w:before="100" w:line="240"/>
-              <w:ind w:left="100" w:right="100" w:firstLine="0" w:firstLineChars="0"/>
-              <w:rPr>
-                <w:rFonts w:ascii="Times New Roman" w:hAnsi="Times New Roman" w:eastAsia="Times New Roman" w:cs="Times New Roman"/>
-                <w:i w:val="false"/>
-                <w:b w:val="false"/>
-                <w:u w:val="none"/>
-                <w:strike w:val="false"/>
-                <w:sz w:val="18"/>
-                <w:szCs w:val="18"/>
-                <w:color w:val="000000"/>
-              </w:rPr>
-            </w:pPr>
-            <w:r>
-              <w:rPr>
-                <w:rFonts w:ascii="Times New Roman" w:hAnsi="Times New Roman" w:eastAsia="Times New Roman" w:cs="Times New Roman"/>
-                <w:i w:val="false"/>
-                <w:b w:val="false"/>
-                <w:u w:val="none"/>
-                <w:strike w:val="false"/>
-                <w:sz w:val="18"/>
-                <w:szCs w:val="18"/>
-                <w:color w:val="000000"/>
-              </w:rPr>
-              <w:t xml:space="preserve">177 (90.8%)</w:t>
-            </w:r>
-          </w:p>
-        </w:tc>
-        <w:tc>
-          <w:tcPr>
-            <w:tcBorders>
-              <w:bottom w:val="none" w:sz="0" w:space="0" w:color="000000"/>
-              <w:top w:val="none" w:sz="0" w:space="0" w:color="000000"/>
-              <w:left w:val="none" w:sz="0" w:space="0" w:color="000000"/>
-              <w:right w:val="none" w:sz="0" w:space="0" w:color="000000"/>
-            </w:tcBorders>
-            <w:shd w:val="clear" w:color="auto" w:fill="FFFFFF"/>
-            <w:tcMar>
-              <w:top w:w="0" w:type="dxa"/>
-              <w:bottom w:w="0" w:type="dxa"/>
-              <w:left w:w="0" w:type="dxa"/>
-              <w:right w:w="0" w:type="dxa"/>
-            </w:tcMar>
-            <w:vAlign w:val="top"/>
-          </w:tcPr>
-          <w:p>
-            <w:pPr>
-              <w:pStyle w:val="Normal"/>
-              <w:jc w:val="center"/>
-              <w:pBdr>
-                <w:bottom w:val="none" w:sz="0" w:space="0" w:color="000000"/>
-                <w:top w:val="none" w:sz="0" w:space="0" w:color="000000"/>
-                <w:left w:val="none" w:sz="0" w:space="0" w:color="000000"/>
-                <w:right w:val="none" w:sz="0" w:space="0" w:color="000000"/>
-              </w:pBdr>
-              <w:spacing w:after="100" w:before="100" w:line="240"/>
-              <w:ind w:left="100" w:right="100" w:firstLine="0" w:firstLineChars="0"/>
-              <w:rPr>
-                <w:rFonts w:ascii="Times New Roman" w:hAnsi="Times New Roman" w:eastAsia="Times New Roman" w:cs="Times New Roman"/>
-                <w:i w:val="false"/>
-                <w:b w:val="false"/>
-                <w:u w:val="none"/>
-                <w:strike w:val="false"/>
-                <w:sz w:val="18"/>
-                <w:szCs w:val="18"/>
-                <w:color w:val="000000"/>
-              </w:rPr>
-            </w:pPr>
-            <w:r>
-              <w:rPr>
-                <w:rFonts w:ascii="Times New Roman" w:hAnsi="Times New Roman" w:eastAsia="Times New Roman" w:cs="Times New Roman"/>
-                <w:i w:val="false"/>
-                <w:b w:val="false"/>
-                <w:u w:val="none"/>
-                <w:strike w:val="false"/>
-                <w:sz w:val="18"/>
-                <w:szCs w:val="18"/>
-                <w:color w:val="000000"/>
-              </w:rPr>
-              <w:t xml:space="preserve">175 (85.4%)</w:t>
-            </w:r>
-          </w:p>
-        </w:tc>
-        <w:tc>
-          <w:tcPr>
-            <w:tcBorders>
-              <w:bottom w:val="none" w:sz="0" w:space="0" w:color="000000"/>
-              <w:top w:val="none" w:sz="0" w:space="0" w:color="000000"/>
-              <w:left w:val="none" w:sz="0" w:space="0" w:color="000000"/>
-              <w:right w:val="none" w:sz="0" w:space="0" w:color="000000"/>
-            </w:tcBorders>
-            <w:shd w:val="clear" w:color="auto" w:fill="FFFFFF"/>
-            <w:tcMar>
-              <w:top w:w="0" w:type="dxa"/>
-              <w:bottom w:w="0" w:type="dxa"/>
-              <w:left w:w="0" w:type="dxa"/>
-              <w:right w:w="0" w:type="dxa"/>
-            </w:tcMar>
-            <w:vAlign w:val="top"/>
-          </w:tcPr>
-          <w:p>
-            <w:pPr>
-              <w:pStyle w:val="Normal"/>
-              <w:jc w:val="center"/>
-              <w:pBdr>
-                <w:bottom w:val="none" w:sz="0" w:space="0" w:color="000000"/>
-                <w:top w:val="none" w:sz="0" w:space="0" w:color="000000"/>
-                <w:left w:val="none" w:sz="0" w:space="0" w:color="000000"/>
-                <w:right w:val="none" w:sz="0" w:space="0" w:color="000000"/>
-              </w:pBdr>
-              <w:spacing w:after="100" w:before="100" w:line="240"/>
-              <w:ind w:left="100" w:right="100" w:firstLine="0" w:firstLineChars="0"/>
-              <w:rPr>
-                <w:rFonts w:ascii="Times New Roman" w:hAnsi="Times New Roman" w:eastAsia="Times New Roman" w:cs="Times New Roman"/>
-                <w:i w:val="false"/>
-                <w:b w:val="false"/>
-                <w:u w:val="none"/>
-                <w:strike w:val="false"/>
-                <w:sz w:val="18"/>
-                <w:szCs w:val="18"/>
-                <w:color w:val="000000"/>
-              </w:rPr>
-            </w:pPr>
-            <w:r>
-              <w:rPr>
-                <w:rFonts w:ascii="Times New Roman" w:hAnsi="Times New Roman" w:eastAsia="Times New Roman" w:cs="Times New Roman"/>
-                <w:i w:val="false"/>
-                <w:b w:val="false"/>
-                <w:u w:val="none"/>
-                <w:strike w:val="false"/>
-                <w:sz w:val="18"/>
-                <w:szCs w:val="18"/>
-                <w:color w:val="000000"/>
-              </w:rPr>
-              <w:t xml:space="preserve"/>
-            </w:r>
-          </w:p>
-        </w:tc>
-      </w:tr>
-      <w:tr>
-        <w:trPr>
-          <w:trHeight w:val="560" w:hRule="auto"/>
-        </w:trPr>
-        <w:tc>
-          <w:tcPr>
-            <w:tcBorders>
-              <w:bottom w:val="none" w:sz="0" w:space="0" w:color="000000"/>
-              <w:top w:val="none" w:sz="0" w:space="0" w:color="000000"/>
-              <w:left w:val="none" w:sz="0" w:space="0" w:color="000000"/>
-              <w:right w:val="none" w:sz="0" w:space="0" w:color="000000"/>
-            </w:tcBorders>
-            <w:shd w:val="clear" w:color="auto" w:fill="FFFFFF"/>
-            <w:tcMar>
-              <w:top w:w="0" w:type="dxa"/>
-              <w:bottom w:w="0" w:type="dxa"/>
-              <w:left w:w="0" w:type="dxa"/>
-              <w:right w:w="0" w:type="dxa"/>
-            </w:tcMar>
-            <w:vAlign w:val="top"/>
-          </w:tcPr>
-          <w:p>
-            <w:pPr>
-              <w:pStyle w:val="Normal"/>
-              <w:jc w:val="left"/>
-              <w:pBdr>
-                <w:bottom w:val="none" w:sz="0" w:space="0" w:color="000000"/>
-                <w:top w:val="none" w:sz="0" w:space="0" w:color="000000"/>
-                <w:left w:val="none" w:sz="0" w:space="0" w:color="000000"/>
-                <w:right w:val="none" w:sz="0" w:space="0" w:color="000000"/>
-              </w:pBdr>
-              <w:spacing w:after="100" w:before="100" w:line="240"/>
-              <w:ind w:left="300" w:right="100" w:firstLine="0" w:firstLineChars="0"/>
-              <w:rPr>
-                <w:rFonts w:ascii="Times New Roman" w:hAnsi="Times New Roman" w:eastAsia="Times New Roman" w:cs="Times New Roman"/>
-                <w:i w:val="false"/>
-                <w:b w:val="false"/>
-                <w:u w:val="none"/>
-                <w:strike w:val="false"/>
-                <w:sz w:val="18"/>
-                <w:szCs w:val="18"/>
-                <w:color w:val="000000"/>
-              </w:rPr>
-            </w:pPr>
-            <w:r>
-              <w:rPr>
-                <w:rFonts w:ascii="Times New Roman" w:hAnsi="Times New Roman" w:eastAsia="Times New Roman" w:cs="Times New Roman"/>
-                <w:i w:val="false"/>
-                <w:b w:val="false"/>
-                <w:u w:val="none"/>
-                <w:strike w:val="false"/>
-                <w:sz w:val="18"/>
-                <w:szCs w:val="18"/>
-                <w:color w:val="000000"/>
-              </w:rPr>
-              <w:t xml:space="preserve">Yes</w:t>
-            </w:r>
-          </w:p>
-        </w:tc>
-        <w:tc>
-          <w:tcPr>
-            <w:tcBorders>
-              <w:bottom w:val="none" w:sz="0" w:space="0" w:color="000000"/>
-              <w:top w:val="none" w:sz="0" w:space="0" w:color="000000"/>
-              <w:left w:val="none" w:sz="0" w:space="0" w:color="000000"/>
-              <w:right w:val="none" w:sz="0" w:space="0" w:color="000000"/>
-            </w:tcBorders>
-            <w:shd w:val="clear" w:color="auto" w:fill="FFFFFF"/>
-            <w:tcMar>
-              <w:top w:w="0" w:type="dxa"/>
-              <w:bottom w:w="0" w:type="dxa"/>
-              <w:left w:w="0" w:type="dxa"/>
-              <w:right w:w="0" w:type="dxa"/>
-            </w:tcMar>
-            <w:vAlign w:val="top"/>
-          </w:tcPr>
-          <w:p>
-            <w:pPr>
-              <w:pStyle w:val="Normal"/>
-              <w:jc w:val="center"/>
-              <w:pBdr>
-                <w:bottom w:val="none" w:sz="0" w:space="0" w:color="000000"/>
-                <w:top w:val="none" w:sz="0" w:space="0" w:color="000000"/>
-                <w:left w:val="none" w:sz="0" w:space="0" w:color="000000"/>
-                <w:right w:val="none" w:sz="0" w:space="0" w:color="000000"/>
-              </w:pBdr>
-              <w:spacing w:after="100" w:before="100" w:line="240"/>
-              <w:ind w:left="100" w:right="100" w:firstLine="0" w:firstLineChars="0"/>
-              <w:rPr>
-                <w:rFonts w:ascii="Times New Roman" w:hAnsi="Times New Roman" w:eastAsia="Times New Roman" w:cs="Times New Roman"/>
-                <w:i w:val="false"/>
-                <w:b w:val="false"/>
-                <w:u w:val="none"/>
-                <w:strike w:val="false"/>
-                <w:sz w:val="18"/>
-                <w:szCs w:val="18"/>
-                <w:color w:val="000000"/>
-              </w:rPr>
-            </w:pPr>
-            <w:r>
-              <w:rPr>
-                <w:rFonts w:ascii="Times New Roman" w:hAnsi="Times New Roman" w:eastAsia="Times New Roman" w:cs="Times New Roman"/>
-                <w:i w:val="false"/>
-                <w:b w:val="false"/>
-                <w:u w:val="none"/>
-                <w:strike w:val="false"/>
-                <w:sz w:val="18"/>
-                <w:szCs w:val="18"/>
-                <w:color w:val="000000"/>
-              </w:rPr>
-              <w:t xml:space="preserve">48 (12.0%)</w:t>
-            </w:r>
-          </w:p>
-        </w:tc>
-        <w:tc>
-          <w:tcPr>
-            <w:tcBorders>
-              <w:bottom w:val="none" w:sz="0" w:space="0" w:color="000000"/>
-              <w:top w:val="none" w:sz="0" w:space="0" w:color="000000"/>
-              <w:left w:val="none" w:sz="0" w:space="0" w:color="000000"/>
-              <w:right w:val="none" w:sz="0" w:space="0" w:color="000000"/>
-            </w:tcBorders>
-            <w:shd w:val="clear" w:color="auto" w:fill="FFFFFF"/>
-            <w:tcMar>
-              <w:top w:w="0" w:type="dxa"/>
-              <w:bottom w:w="0" w:type="dxa"/>
-              <w:left w:w="0" w:type="dxa"/>
-              <w:right w:w="0" w:type="dxa"/>
-            </w:tcMar>
-            <w:vAlign w:val="top"/>
-          </w:tcPr>
-          <w:p>
-            <w:pPr>
-              <w:pStyle w:val="Normal"/>
-              <w:jc w:val="center"/>
-              <w:pBdr>
-                <w:bottom w:val="none" w:sz="0" w:space="0" w:color="000000"/>
-                <w:top w:val="none" w:sz="0" w:space="0" w:color="000000"/>
-                <w:left w:val="none" w:sz="0" w:space="0" w:color="000000"/>
-                <w:right w:val="none" w:sz="0" w:space="0" w:color="000000"/>
-              </w:pBdr>
-              <w:spacing w:after="100" w:before="100" w:line="240"/>
-              <w:ind w:left="100" w:right="100" w:firstLine="0" w:firstLineChars="0"/>
-              <w:rPr>
-                <w:rFonts w:ascii="Times New Roman" w:hAnsi="Times New Roman" w:eastAsia="Times New Roman" w:cs="Times New Roman"/>
-                <w:i w:val="false"/>
-                <w:b w:val="false"/>
-                <w:u w:val="none"/>
-                <w:strike w:val="false"/>
-                <w:sz w:val="18"/>
-                <w:szCs w:val="18"/>
-                <w:color w:val="000000"/>
-              </w:rPr>
-            </w:pPr>
-            <w:r>
-              <w:rPr>
-                <w:rFonts w:ascii="Times New Roman" w:hAnsi="Times New Roman" w:eastAsia="Times New Roman" w:cs="Times New Roman"/>
-                <w:i w:val="false"/>
-                <w:b w:val="false"/>
-                <w:u w:val="none"/>
-                <w:strike w:val="false"/>
-                <w:sz w:val="18"/>
-                <w:szCs w:val="18"/>
-                <w:color w:val="000000"/>
-              </w:rPr>
-              <w:t xml:space="preserve">18 (9.2%)</w:t>
-            </w:r>
-          </w:p>
-        </w:tc>
-        <w:tc>
-          <w:tcPr>
-            <w:tcBorders>
-              <w:bottom w:val="none" w:sz="0" w:space="0" w:color="000000"/>
-              <w:top w:val="none" w:sz="0" w:space="0" w:color="000000"/>
-              <w:left w:val="none" w:sz="0" w:space="0" w:color="000000"/>
-              <w:right w:val="none" w:sz="0" w:space="0" w:color="000000"/>
-            </w:tcBorders>
-            <w:shd w:val="clear" w:color="auto" w:fill="FFFFFF"/>
-            <w:tcMar>
-              <w:top w:w="0" w:type="dxa"/>
-              <w:bottom w:w="0" w:type="dxa"/>
-              <w:left w:w="0" w:type="dxa"/>
-              <w:right w:w="0" w:type="dxa"/>
-            </w:tcMar>
-            <w:vAlign w:val="top"/>
-          </w:tcPr>
-          <w:p>
-            <w:pPr>
-              <w:pStyle w:val="Normal"/>
-              <w:jc w:val="center"/>
-              <w:pBdr>
-                <w:bottom w:val="none" w:sz="0" w:space="0" w:color="000000"/>
-                <w:top w:val="none" w:sz="0" w:space="0" w:color="000000"/>
-                <w:left w:val="none" w:sz="0" w:space="0" w:color="000000"/>
-                <w:right w:val="none" w:sz="0" w:space="0" w:color="000000"/>
-              </w:pBdr>
-              <w:spacing w:after="100" w:before="100" w:line="240"/>
-              <w:ind w:left="100" w:right="100" w:firstLine="0" w:firstLineChars="0"/>
-              <w:rPr>
-                <w:rFonts w:ascii="Times New Roman" w:hAnsi="Times New Roman" w:eastAsia="Times New Roman" w:cs="Times New Roman"/>
-                <w:i w:val="false"/>
-                <w:b w:val="false"/>
-                <w:u w:val="none"/>
-                <w:strike w:val="false"/>
-                <w:sz w:val="18"/>
-                <w:szCs w:val="18"/>
-                <w:color w:val="000000"/>
-              </w:rPr>
-            </w:pPr>
-            <w:r>
-              <w:rPr>
-                <w:rFonts w:ascii="Times New Roman" w:hAnsi="Times New Roman" w:eastAsia="Times New Roman" w:cs="Times New Roman"/>
-                <w:i w:val="false"/>
-                <w:b w:val="false"/>
-                <w:u w:val="none"/>
-                <w:strike w:val="false"/>
-                <w:sz w:val="18"/>
-                <w:szCs w:val="18"/>
-                <w:color w:val="000000"/>
-              </w:rPr>
-              <w:t xml:space="preserve">30 (14.6%)</w:t>
-            </w:r>
-          </w:p>
-        </w:tc>
-        <w:tc>
-          <w:tcPr>
-            <w:tcBorders>
-              <w:bottom w:val="none" w:sz="0" w:space="0" w:color="000000"/>
-              <w:top w:val="none" w:sz="0" w:space="0" w:color="000000"/>
-              <w:left w:val="none" w:sz="0" w:space="0" w:color="000000"/>
-              <w:right w:val="none" w:sz="0" w:space="0" w:color="000000"/>
-            </w:tcBorders>
-            <w:shd w:val="clear" w:color="auto" w:fill="FFFFFF"/>
-            <w:tcMar>
-              <w:top w:w="0" w:type="dxa"/>
-              <w:bottom w:w="0" w:type="dxa"/>
-              <w:left w:w="0" w:type="dxa"/>
-              <w:right w:w="0" w:type="dxa"/>
-            </w:tcMar>
-            <w:vAlign w:val="top"/>
-          </w:tcPr>
-          <w:p>
-            <w:pPr>
-              <w:pStyle w:val="Normal"/>
-              <w:jc w:val="center"/>
-              <w:pBdr>
-                <w:bottom w:val="none" w:sz="0" w:space="0" w:color="000000"/>
-                <w:top w:val="none" w:sz="0" w:space="0" w:color="000000"/>
-                <w:left w:val="none" w:sz="0" w:space="0" w:color="000000"/>
-                <w:right w:val="none" w:sz="0" w:space="0" w:color="000000"/>
-              </w:pBdr>
-              <w:spacing w:after="100" w:before="100" w:line="240"/>
-              <w:ind w:left="100" w:right="100" w:firstLine="0" w:firstLineChars="0"/>
-              <w:rPr>
-                <w:rFonts w:ascii="Times New Roman" w:hAnsi="Times New Roman" w:eastAsia="Times New Roman" w:cs="Times New Roman"/>
-                <w:i w:val="false"/>
-                <w:b w:val="false"/>
-                <w:u w:val="none"/>
-                <w:strike w:val="false"/>
-                <w:sz w:val="18"/>
-                <w:szCs w:val="18"/>
-                <w:color w:val="000000"/>
-              </w:rPr>
-            </w:pPr>
-            <w:r>
-              <w:rPr>
-                <w:rFonts w:ascii="Times New Roman" w:hAnsi="Times New Roman" w:eastAsia="Times New Roman" w:cs="Times New Roman"/>
-                <w:i w:val="false"/>
-                <w:b w:val="false"/>
-                <w:u w:val="none"/>
-                <w:strike w:val="false"/>
-                <w:sz w:val="18"/>
-                <w:szCs w:val="18"/>
-                <w:color w:val="000000"/>
-              </w:rPr>
-              <w:t xml:space="preserve"/>
-            </w:r>
-          </w:p>
-        </w:tc>
-      </w:tr>
-      <w:tr>
-        <w:trPr>
-          <w:trHeight w:val="560" w:hRule="auto"/>
-        </w:trPr>
-        <w:tc>
-          <w:tcPr>
-            <w:tcBorders>
-              <w:bottom w:val="none" w:sz="0" w:space="0" w:color="000000"/>
-              <w:top w:val="none" w:sz="0" w:space="0" w:color="000000"/>
-              <w:left w:val="none" w:sz="0" w:space="0" w:color="000000"/>
-              <w:right w:val="none" w:sz="0" w:space="0" w:color="000000"/>
-            </w:tcBorders>
-            <w:shd w:val="clear" w:color="auto" w:fill="FFFFFF"/>
-            <w:tcMar>
-              <w:top w:w="0" w:type="dxa"/>
-              <w:bottom w:w="0" w:type="dxa"/>
-              <w:left w:w="0" w:type="dxa"/>
-              <w:right w:w="0" w:type="dxa"/>
-            </w:tcMar>
-            <w:vAlign w:val="top"/>
-          </w:tcPr>
-          <w:p>
-            <w:pPr>
-              <w:pStyle w:val="Normal"/>
-              <w:jc w:val="left"/>
-              <w:pBdr>
-                <w:bottom w:val="none" w:sz="0" w:space="0" w:color="000000"/>
-                <w:top w:val="none" w:sz="0" w:space="0" w:color="000000"/>
-                <w:left w:val="none" w:sz="0" w:space="0" w:color="000000"/>
-                <w:right w:val="none" w:sz="0" w:space="0" w:color="000000"/>
-              </w:pBdr>
-              <w:spacing w:after="100" w:before="100" w:line="240"/>
-              <w:ind w:left="300" w:right="100" w:firstLine="0" w:firstLineChars="0"/>
-              <w:rPr>
-                <w:rFonts w:ascii="Times New Roman" w:hAnsi="Times New Roman" w:eastAsia="Times New Roman" w:cs="Times New Roman"/>
-                <w:i w:val="false"/>
-                <w:b w:val="false"/>
-                <w:u w:val="none"/>
-                <w:strike w:val="false"/>
-                <w:sz w:val="18"/>
-                <w:szCs w:val="18"/>
-                <w:color w:val="000000"/>
-              </w:rPr>
-            </w:pPr>
-            <w:r>
-              <w:rPr>
-                <w:rFonts w:ascii="Times New Roman" w:hAnsi="Times New Roman" w:eastAsia="Times New Roman" w:cs="Times New Roman"/>
-                <w:i w:val="false"/>
-                <w:b w:val="false"/>
-                <w:u w:val="none"/>
-                <w:strike w:val="false"/>
-                <w:sz w:val="18"/>
-                <w:szCs w:val="18"/>
-                <w:color w:val="000000"/>
-              </w:rPr>
-              <w:t xml:space="preserve">Missing</w:t>
-            </w:r>
-          </w:p>
-        </w:tc>
-        <w:tc>
-          <w:tcPr>
-            <w:tcBorders>
-              <w:bottom w:val="none" w:sz="0" w:space="0" w:color="000000"/>
-              <w:top w:val="none" w:sz="0" w:space="0" w:color="000000"/>
-              <w:left w:val="none" w:sz="0" w:space="0" w:color="000000"/>
-              <w:right w:val="none" w:sz="0" w:space="0" w:color="000000"/>
-            </w:tcBorders>
-            <w:shd w:val="clear" w:color="auto" w:fill="FFFFFF"/>
-            <w:tcMar>
-              <w:top w:w="0" w:type="dxa"/>
-              <w:bottom w:w="0" w:type="dxa"/>
-              <w:left w:w="0" w:type="dxa"/>
-              <w:right w:w="0" w:type="dxa"/>
-            </w:tcMar>
-            <w:vAlign w:val="top"/>
-          </w:tcPr>
-          <w:p>
-            <w:pPr>
-              <w:pStyle w:val="Normal"/>
-              <w:jc w:val="center"/>
-              <w:pBdr>
-                <w:bottom w:val="none" w:sz="0" w:space="0" w:color="000000"/>
-                <w:top w:val="none" w:sz="0" w:space="0" w:color="000000"/>
-                <w:left w:val="none" w:sz="0" w:space="0" w:color="000000"/>
-                <w:right w:val="none" w:sz="0" w:space="0" w:color="000000"/>
-              </w:pBdr>
-              <w:spacing w:after="100" w:before="100" w:line="240"/>
-              <w:ind w:left="100" w:right="100" w:firstLine="0" w:firstLineChars="0"/>
-              <w:rPr>
-                <w:rFonts w:ascii="Times New Roman" w:hAnsi="Times New Roman" w:eastAsia="Times New Roman" w:cs="Times New Roman"/>
-                <w:i w:val="false"/>
-                <w:b w:val="false"/>
-                <w:u w:val="none"/>
-                <w:strike w:val="false"/>
-                <w:sz w:val="18"/>
-                <w:szCs w:val="18"/>
-                <w:color w:val="000000"/>
-              </w:rPr>
-            </w:pPr>
-            <w:r>
-              <w:rPr>
-                <w:rFonts w:ascii="Times New Roman" w:hAnsi="Times New Roman" w:eastAsia="Times New Roman" w:cs="Times New Roman"/>
-                <w:i w:val="false"/>
-                <w:b w:val="false"/>
-                <w:u w:val="none"/>
-                <w:strike w:val="false"/>
-                <w:sz w:val="18"/>
-                <w:szCs w:val="18"/>
-                <w:color w:val="000000"/>
-              </w:rPr>
-              <w:t xml:space="preserve">36</w:t>
-            </w:r>
-          </w:p>
-        </w:tc>
-        <w:tc>
-          <w:tcPr>
-            <w:tcBorders>
-              <w:bottom w:val="none" w:sz="0" w:space="0" w:color="000000"/>
-              <w:top w:val="none" w:sz="0" w:space="0" w:color="000000"/>
-              <w:left w:val="none" w:sz="0" w:space="0" w:color="000000"/>
-              <w:right w:val="none" w:sz="0" w:space="0" w:color="000000"/>
-            </w:tcBorders>
-            <w:shd w:val="clear" w:color="auto" w:fill="FFFFFF"/>
-            <w:tcMar>
-              <w:top w:w="0" w:type="dxa"/>
-              <w:bottom w:w="0" w:type="dxa"/>
-              <w:left w:w="0" w:type="dxa"/>
-              <w:right w:w="0" w:type="dxa"/>
-            </w:tcMar>
-            <w:vAlign w:val="top"/>
-          </w:tcPr>
-          <w:p>
-            <w:pPr>
-              <w:pStyle w:val="Normal"/>
-              <w:jc w:val="center"/>
-              <w:pBdr>
-                <w:bottom w:val="none" w:sz="0" w:space="0" w:color="000000"/>
-                <w:top w:val="none" w:sz="0" w:space="0" w:color="000000"/>
-                <w:left w:val="none" w:sz="0" w:space="0" w:color="000000"/>
-                <w:right w:val="none" w:sz="0" w:space="0" w:color="000000"/>
-              </w:pBdr>
-              <w:spacing w:after="100" w:before="100" w:line="240"/>
-              <w:ind w:left="100" w:right="100" w:firstLine="0" w:firstLineChars="0"/>
-              <w:rPr>
-                <w:rFonts w:ascii="Times New Roman" w:hAnsi="Times New Roman" w:eastAsia="Times New Roman" w:cs="Times New Roman"/>
-                <w:i w:val="false"/>
-                <w:b w:val="false"/>
-                <w:u w:val="none"/>
-                <w:strike w:val="false"/>
-                <w:sz w:val="18"/>
-                <w:szCs w:val="18"/>
-                <w:color w:val="000000"/>
-              </w:rPr>
-            </w:pPr>
-            <w:r>
-              <w:rPr>
-                <w:rFonts w:ascii="Times New Roman" w:hAnsi="Times New Roman" w:eastAsia="Times New Roman" w:cs="Times New Roman"/>
-                <w:i w:val="false"/>
-                <w:b w:val="false"/>
-                <w:u w:val="none"/>
-                <w:strike w:val="false"/>
-                <w:sz w:val="18"/>
-                <w:szCs w:val="18"/>
-                <w:color w:val="000000"/>
-              </w:rPr>
-              <w:t xml:space="preserve">21</w:t>
-            </w:r>
-          </w:p>
-        </w:tc>
-        <w:tc>
-          <w:tcPr>
-            <w:tcBorders>
-              <w:bottom w:val="none" w:sz="0" w:space="0" w:color="000000"/>
-              <w:top w:val="none" w:sz="0" w:space="0" w:color="000000"/>
-              <w:left w:val="none" w:sz="0" w:space="0" w:color="000000"/>
-              <w:right w:val="none" w:sz="0" w:space="0" w:color="000000"/>
-            </w:tcBorders>
-            <w:shd w:val="clear" w:color="auto" w:fill="FFFFFF"/>
-            <w:tcMar>
-              <w:top w:w="0" w:type="dxa"/>
-              <w:bottom w:w="0" w:type="dxa"/>
-              <w:left w:w="0" w:type="dxa"/>
-              <w:right w:w="0" w:type="dxa"/>
-            </w:tcMar>
-            <w:vAlign w:val="top"/>
-          </w:tcPr>
-          <w:p>
-            <w:pPr>
-              <w:pStyle w:val="Normal"/>
-              <w:jc w:val="center"/>
-              <w:pBdr>
-                <w:bottom w:val="none" w:sz="0" w:space="0" w:color="000000"/>
-                <w:top w:val="none" w:sz="0" w:space="0" w:color="000000"/>
-                <w:left w:val="none" w:sz="0" w:space="0" w:color="000000"/>
-                <w:right w:val="none" w:sz="0" w:space="0" w:color="000000"/>
-              </w:pBdr>
-              <w:spacing w:after="100" w:before="100" w:line="240"/>
-              <w:ind w:left="100" w:right="100" w:firstLine="0" w:firstLineChars="0"/>
-              <w:rPr>
-                <w:rFonts w:ascii="Times New Roman" w:hAnsi="Times New Roman" w:eastAsia="Times New Roman" w:cs="Times New Roman"/>
-                <w:i w:val="false"/>
-                <w:b w:val="false"/>
-                <w:u w:val="none"/>
-                <w:strike w:val="false"/>
-                <w:sz w:val="18"/>
-                <w:szCs w:val="18"/>
-                <w:color w:val="000000"/>
-              </w:rPr>
-            </w:pPr>
-            <w:r>
-              <w:rPr>
-                <w:rFonts w:ascii="Times New Roman" w:hAnsi="Times New Roman" w:eastAsia="Times New Roman" w:cs="Times New Roman"/>
-                <w:i w:val="false"/>
-                <w:b w:val="false"/>
-                <w:u w:val="none"/>
-                <w:strike w:val="false"/>
-                <w:sz w:val="18"/>
-                <w:szCs w:val="18"/>
-                <w:color w:val="000000"/>
-              </w:rPr>
-              <w:t xml:space="preserve">15</w:t>
-            </w:r>
-          </w:p>
-        </w:tc>
-        <w:tc>
-          <w:tcPr>
-            <w:tcBorders>
-              <w:bottom w:val="none" w:sz="0" w:space="0" w:color="000000"/>
-              <w:top w:val="none" w:sz="0" w:space="0" w:color="000000"/>
-              <w:left w:val="none" w:sz="0" w:space="0" w:color="000000"/>
-              <w:right w:val="none" w:sz="0" w:space="0" w:color="000000"/>
-            </w:tcBorders>
-            <w:shd w:val="clear" w:color="auto" w:fill="FFFFFF"/>
-            <w:tcMar>
-              <w:top w:w="0" w:type="dxa"/>
-              <w:bottom w:w="0" w:type="dxa"/>
-              <w:left w:w="0" w:type="dxa"/>
-              <w:right w:w="0" w:type="dxa"/>
-            </w:tcMar>
-            <w:vAlign w:val="top"/>
-          </w:tcPr>
-          <w:p>
-            <w:pPr>
-              <w:pStyle w:val="Normal"/>
-              <w:jc w:val="center"/>
-              <w:pBdr>
-                <w:bottom w:val="none" w:sz="0" w:space="0" w:color="000000"/>
-                <w:top w:val="none" w:sz="0" w:space="0" w:color="000000"/>
-                <w:left w:val="none" w:sz="0" w:space="0" w:color="000000"/>
-                <w:right w:val="none" w:sz="0" w:space="0" w:color="000000"/>
-              </w:pBdr>
-              <w:spacing w:after="100" w:before="100" w:line="240"/>
-              <w:ind w:left="100" w:right="100" w:firstLine="0" w:firstLineChars="0"/>
-              <w:rPr>
-                <w:rFonts w:ascii="Times New Roman" w:hAnsi="Times New Roman" w:eastAsia="Times New Roman" w:cs="Times New Roman"/>
-                <w:i w:val="false"/>
-                <w:b w:val="false"/>
-                <w:u w:val="none"/>
-                <w:strike w:val="false"/>
-                <w:sz w:val="18"/>
-                <w:szCs w:val="18"/>
-                <w:color w:val="000000"/>
-              </w:rPr>
-            </w:pPr>
-            <w:r>
-              <w:rPr>
-                <w:rFonts w:ascii="Times New Roman" w:hAnsi="Times New Roman" w:eastAsia="Times New Roman" w:cs="Times New Roman"/>
-                <w:i w:val="false"/>
-                <w:b w:val="false"/>
-                <w:u w:val="none"/>
-                <w:strike w:val="false"/>
-                <w:sz w:val="18"/>
-                <w:szCs w:val="18"/>
-                <w:color w:val="000000"/>
-              </w:rPr>
-              <w:t xml:space="preserve"/>
-            </w:r>
-          </w:p>
-        </w:tc>
-      </w:tr>
-      <w:tr>
-        <w:trPr>
-          <w:trHeight w:val="560" w:hRule="auto"/>
-        </w:trPr>
-        <w:tc>
-          <w:tcPr>
-            <w:tcBorders>
-              <w:bottom w:val="none" w:sz="0" w:space="0" w:color="000000"/>
-              <w:top w:val="none" w:sz="0" w:space="0" w:color="000000"/>
-              <w:left w:val="none" w:sz="0" w:space="0" w:color="000000"/>
-              <w:right w:val="none" w:sz="0" w:space="0" w:color="000000"/>
-            </w:tcBorders>
-            <w:shd w:val="clear" w:color="auto" w:fill="FFFFFF"/>
-            <w:tcMar>
-              <w:top w:w="0" w:type="dxa"/>
-              <w:bottom w:w="0" w:type="dxa"/>
-              <w:left w:w="0" w:type="dxa"/>
-              <w:right w:w="0" w:type="dxa"/>
-            </w:tcMar>
-            <w:vAlign w:val="top"/>
-          </w:tcPr>
-          <w:p>
-            <w:pPr>
-              <w:pStyle w:val="Normal"/>
-              <w:jc w:val="left"/>
-              <w:pBdr>
-                <w:bottom w:val="none" w:sz="0" w:space="0" w:color="000000"/>
-                <w:top w:val="none" w:sz="0" w:space="0" w:color="000000"/>
-                <w:left w:val="none" w:sz="0" w:space="0" w:color="000000"/>
-                <w:right w:val="none" w:sz="0" w:space="0" w:color="000000"/>
-              </w:pBdr>
-              <w:spacing w:after="100" w:before="100" w:line="240"/>
-              <w:ind w:left="100" w:right="100" w:firstLine="0" w:firstLineChars="0"/>
-              <w:rPr>
-                <w:rFonts w:ascii="Times New Roman" w:hAnsi="Times New Roman" w:eastAsia="Times New Roman" w:cs="Times New Roman"/>
-                <w:i w:val="false"/>
-                <w:b w:val="true"/>
-                <w:u w:val="none"/>
-                <w:strike w:val="false"/>
-                <w:sz w:val="18"/>
-                <w:szCs w:val="18"/>
-                <w:color w:val="000000"/>
-              </w:rPr>
-            </w:pPr>
-            <w:r>
-              <w:rPr>
-                <w:rFonts w:ascii="Times New Roman" w:hAnsi="Times New Roman" w:eastAsia="Times New Roman" w:cs="Times New Roman"/>
-                <w:i w:val="false"/>
-                <w:b w:val="true"/>
-                <w:u w:val="none"/>
-                <w:strike w:val="false"/>
-                <w:sz w:val="18"/>
-                <w:szCs w:val="18"/>
-                <w:color w:val="000000"/>
-              </w:rPr>
-              <w:t xml:space="preserve">BRAF testing performed</w:t>
-            </w:r>
-          </w:p>
-        </w:tc>
-        <w:tc>
-          <w:tcPr>
-            <w:tcBorders>
-              <w:bottom w:val="none" w:sz="0" w:space="0" w:color="000000"/>
-              <w:top w:val="none" w:sz="0" w:space="0" w:color="000000"/>
-              <w:left w:val="none" w:sz="0" w:space="0" w:color="000000"/>
-              <w:right w:val="none" w:sz="0" w:space="0" w:color="000000"/>
-            </w:tcBorders>
-            <w:shd w:val="clear" w:color="auto" w:fill="FFFFFF"/>
-            <w:tcMar>
-              <w:top w:w="0" w:type="dxa"/>
-              <w:bottom w:w="0" w:type="dxa"/>
-              <w:left w:w="0" w:type="dxa"/>
-              <w:right w:w="0" w:type="dxa"/>
-            </w:tcMar>
-            <w:vAlign w:val="top"/>
-          </w:tcPr>
-          <w:p>
-            <w:pPr>
-              <w:pStyle w:val="Normal"/>
-              <w:jc w:val="center"/>
-              <w:pBdr>
-                <w:bottom w:val="none" w:sz="0" w:space="0" w:color="000000"/>
-                <w:top w:val="none" w:sz="0" w:space="0" w:color="000000"/>
-                <w:left w:val="none" w:sz="0" w:space="0" w:color="000000"/>
-                <w:right w:val="none" w:sz="0" w:space="0" w:color="000000"/>
-              </w:pBdr>
-              <w:spacing w:after="100" w:before="100" w:line="240"/>
-              <w:ind w:left="100" w:right="100" w:firstLine="0" w:firstLineChars="0"/>
-              <w:rPr>
-                <w:rFonts w:ascii="Times New Roman" w:hAnsi="Times New Roman" w:eastAsia="Times New Roman" w:cs="Times New Roman"/>
-                <w:i w:val="false"/>
-                <w:b w:val="false"/>
-                <w:u w:val="none"/>
-                <w:strike w:val="false"/>
-                <w:sz w:val="18"/>
-                <w:szCs w:val="18"/>
-                <w:color w:val="000000"/>
-              </w:rPr>
-            </w:pPr>
-            <w:r>
-              <w:rPr>
-                <w:rFonts w:ascii="Times New Roman" w:hAnsi="Times New Roman" w:eastAsia="Times New Roman" w:cs="Times New Roman"/>
-                <w:i w:val="false"/>
-                <w:b w:val="false"/>
-                <w:u w:val="none"/>
-                <w:strike w:val="false"/>
-                <w:sz w:val="18"/>
-                <w:szCs w:val="18"/>
-                <w:color w:val="000000"/>
-              </w:rPr>
-              <w:t xml:space="preserve"/>
-            </w:r>
-          </w:p>
-        </w:tc>
-        <w:tc>
-          <w:tcPr>
-            <w:tcBorders>
-              <w:bottom w:val="none" w:sz="0" w:space="0" w:color="000000"/>
-              <w:top w:val="none" w:sz="0" w:space="0" w:color="000000"/>
-              <w:left w:val="none" w:sz="0" w:space="0" w:color="000000"/>
-              <w:right w:val="none" w:sz="0" w:space="0" w:color="000000"/>
-            </w:tcBorders>
-            <w:shd w:val="clear" w:color="auto" w:fill="FFFFFF"/>
-            <w:tcMar>
-              <w:top w:w="0" w:type="dxa"/>
-              <w:bottom w:w="0" w:type="dxa"/>
-              <w:left w:w="0" w:type="dxa"/>
-              <w:right w:w="0" w:type="dxa"/>
-            </w:tcMar>
-            <w:vAlign w:val="top"/>
-          </w:tcPr>
-          <w:p>
-            <w:pPr>
-              <w:pStyle w:val="Normal"/>
-              <w:jc w:val="center"/>
-              <w:pBdr>
-                <w:bottom w:val="none" w:sz="0" w:space="0" w:color="000000"/>
-                <w:top w:val="none" w:sz="0" w:space="0" w:color="000000"/>
-                <w:left w:val="none" w:sz="0" w:space="0" w:color="000000"/>
-                <w:right w:val="none" w:sz="0" w:space="0" w:color="000000"/>
-              </w:pBdr>
-              <w:spacing w:after="100" w:before="100" w:line="240"/>
-              <w:ind w:left="100" w:right="100" w:firstLine="0" w:firstLineChars="0"/>
-              <w:rPr>
-                <w:rFonts w:ascii="Times New Roman" w:hAnsi="Times New Roman" w:eastAsia="Times New Roman" w:cs="Times New Roman"/>
-                <w:i w:val="false"/>
-                <w:b w:val="false"/>
-                <w:u w:val="none"/>
-                <w:strike w:val="false"/>
-                <w:sz w:val="18"/>
-                <w:szCs w:val="18"/>
-                <w:color w:val="000000"/>
-              </w:rPr>
-            </w:pPr>
-            <w:r>
-              <w:rPr>
-                <w:rFonts w:ascii="Times New Roman" w:hAnsi="Times New Roman" w:eastAsia="Times New Roman" w:cs="Times New Roman"/>
-                <w:i w:val="false"/>
-                <w:b w:val="false"/>
-                <w:u w:val="none"/>
-                <w:strike w:val="false"/>
-                <w:sz w:val="18"/>
-                <w:szCs w:val="18"/>
-                <w:color w:val="000000"/>
-              </w:rPr>
-              <w:t xml:space="preserve"/>
-            </w:r>
-          </w:p>
-        </w:tc>
-        <w:tc>
-          <w:tcPr>
-            <w:tcBorders>
-              <w:bottom w:val="none" w:sz="0" w:space="0" w:color="000000"/>
-              <w:top w:val="none" w:sz="0" w:space="0" w:color="000000"/>
-              <w:left w:val="none" w:sz="0" w:space="0" w:color="000000"/>
-              <w:right w:val="none" w:sz="0" w:space="0" w:color="000000"/>
-            </w:tcBorders>
-            <w:shd w:val="clear" w:color="auto" w:fill="FFFFFF"/>
-            <w:tcMar>
-              <w:top w:w="0" w:type="dxa"/>
-              <w:bottom w:w="0" w:type="dxa"/>
-              <w:left w:w="0" w:type="dxa"/>
-              <w:right w:w="0" w:type="dxa"/>
-            </w:tcMar>
-            <w:vAlign w:val="top"/>
-          </w:tcPr>
-          <w:p>
-            <w:pPr>
-              <w:pStyle w:val="Normal"/>
-              <w:jc w:val="center"/>
-              <w:pBdr>
-                <w:bottom w:val="none" w:sz="0" w:space="0" w:color="000000"/>
-                <w:top w:val="none" w:sz="0" w:space="0" w:color="000000"/>
-                <w:left w:val="none" w:sz="0" w:space="0" w:color="000000"/>
-                <w:right w:val="none" w:sz="0" w:space="0" w:color="000000"/>
-              </w:pBdr>
-              <w:spacing w:after="100" w:before="100" w:line="240"/>
-              <w:ind w:left="100" w:right="100" w:firstLine="0" w:firstLineChars="0"/>
-              <w:rPr>
-                <w:rFonts w:ascii="Times New Roman" w:hAnsi="Times New Roman" w:eastAsia="Times New Roman" w:cs="Times New Roman"/>
-                <w:i w:val="false"/>
-                <w:b w:val="false"/>
-                <w:u w:val="none"/>
-                <w:strike w:val="false"/>
-                <w:sz w:val="18"/>
-                <w:szCs w:val="18"/>
-                <w:color w:val="000000"/>
-              </w:rPr>
-            </w:pPr>
-            <w:r>
-              <w:rPr>
-                <w:rFonts w:ascii="Times New Roman" w:hAnsi="Times New Roman" w:eastAsia="Times New Roman" w:cs="Times New Roman"/>
-                <w:i w:val="false"/>
-                <w:b w:val="false"/>
-                <w:u w:val="none"/>
-                <w:strike w:val="false"/>
-                <w:sz w:val="18"/>
-                <w:szCs w:val="18"/>
-                <w:color w:val="000000"/>
-              </w:rPr>
-              <w:t xml:space="preserve"/>
-            </w:r>
-          </w:p>
-        </w:tc>
-        <w:tc>
-          <w:tcPr>
-            <w:tcBorders>
-              <w:bottom w:val="none" w:sz="0" w:space="0" w:color="000000"/>
-              <w:top w:val="none" w:sz="0" w:space="0" w:color="000000"/>
-              <w:left w:val="none" w:sz="0" w:space="0" w:color="000000"/>
-              <w:right w:val="none" w:sz="0" w:space="0" w:color="000000"/>
-            </w:tcBorders>
-            <w:shd w:val="clear" w:color="auto" w:fill="FFFFFF"/>
-            <w:tcMar>
-              <w:top w:w="0" w:type="dxa"/>
-              <w:bottom w:w="0" w:type="dxa"/>
-              <w:left w:w="0" w:type="dxa"/>
-              <w:right w:w="0" w:type="dxa"/>
-            </w:tcMar>
-            <w:vAlign w:val="top"/>
-          </w:tcPr>
-          <w:p>
-            <w:pPr>
-              <w:pStyle w:val="Normal"/>
-              <w:jc w:val="center"/>
-              <w:pBdr>
-                <w:bottom w:val="none" w:sz="0" w:space="0" w:color="000000"/>
-                <w:top w:val="none" w:sz="0" w:space="0" w:color="000000"/>
-                <w:left w:val="none" w:sz="0" w:space="0" w:color="000000"/>
-                <w:right w:val="none" w:sz="0" w:space="0" w:color="000000"/>
-              </w:pBdr>
-              <w:spacing w:after="100" w:before="100" w:line="240"/>
-              <w:ind w:left="100" w:right="100" w:firstLine="0" w:firstLineChars="0"/>
-              <w:rPr>
-                <w:rFonts w:ascii="Times New Roman" w:hAnsi="Times New Roman" w:eastAsia="Times New Roman" w:cs="Times New Roman"/>
-                <w:i w:val="false"/>
-                <w:b w:val="false"/>
-                <w:u w:val="none"/>
-                <w:strike w:val="false"/>
-                <w:sz w:val="18"/>
-                <w:szCs w:val="18"/>
-                <w:color w:val="000000"/>
-              </w:rPr>
-            </w:pPr>
-            <w:r>
-              <w:rPr>
-                <w:rFonts w:ascii="Times New Roman" w:hAnsi="Times New Roman" w:eastAsia="Times New Roman" w:cs="Times New Roman"/>
-                <w:i w:val="false"/>
-                <w:b w:val="false"/>
-                <w:u w:val="none"/>
-                <w:strike w:val="false"/>
-                <w:sz w:val="18"/>
-                <w:szCs w:val="18"/>
-                <w:color w:val="000000"/>
-              </w:rPr>
-              <w:t xml:space="preserve">0.134</w:t>
-            </w:r>
-          </w:p>
-        </w:tc>
-      </w:tr>
-      <w:tr>
-        <w:trPr>
-          <w:trHeight w:val="560" w:hRule="auto"/>
-        </w:trPr>
-        <w:tc>
-          <w:tcPr>
-            <w:tcBorders>
-              <w:bottom w:val="none" w:sz="0" w:space="0" w:color="000000"/>
-              <w:top w:val="none" w:sz="0" w:space="0" w:color="000000"/>
-              <w:left w:val="none" w:sz="0" w:space="0" w:color="000000"/>
-              <w:right w:val="none" w:sz="0" w:space="0" w:color="000000"/>
-            </w:tcBorders>
-            <w:shd w:val="clear" w:color="auto" w:fill="FFFFFF"/>
-            <w:tcMar>
-              <w:top w:w="0" w:type="dxa"/>
-              <w:bottom w:w="0" w:type="dxa"/>
-              <w:left w:w="0" w:type="dxa"/>
-              <w:right w:w="0" w:type="dxa"/>
-            </w:tcMar>
-            <w:vAlign w:val="top"/>
-          </w:tcPr>
-          <w:p>
-            <w:pPr>
-              <w:pStyle w:val="Normal"/>
-              <w:jc w:val="left"/>
-              <w:pBdr>
-                <w:bottom w:val="none" w:sz="0" w:space="0" w:color="000000"/>
-                <w:top w:val="none" w:sz="0" w:space="0" w:color="000000"/>
-                <w:left w:val="none" w:sz="0" w:space="0" w:color="000000"/>
-                <w:right w:val="none" w:sz="0" w:space="0" w:color="000000"/>
-              </w:pBdr>
-              <w:spacing w:after="100" w:before="100" w:line="240"/>
-              <w:ind w:left="300" w:right="100" w:firstLine="0" w:firstLineChars="0"/>
-              <w:rPr>
-                <w:rFonts w:ascii="Times New Roman" w:hAnsi="Times New Roman" w:eastAsia="Times New Roman" w:cs="Times New Roman"/>
-                <w:i w:val="false"/>
-                <w:b w:val="false"/>
-                <w:u w:val="none"/>
-                <w:strike w:val="false"/>
-                <w:sz w:val="18"/>
-                <w:szCs w:val="18"/>
-                <w:color w:val="000000"/>
-              </w:rPr>
-            </w:pPr>
-            <w:r>
-              <w:rPr>
-                <w:rFonts w:ascii="Times New Roman" w:hAnsi="Times New Roman" w:eastAsia="Times New Roman" w:cs="Times New Roman"/>
-                <w:i w:val="false"/>
-                <w:b w:val="false"/>
-                <w:u w:val="none"/>
-                <w:strike w:val="false"/>
-                <w:sz w:val="18"/>
-                <w:szCs w:val="18"/>
-                <w:color w:val="000000"/>
-              </w:rPr>
-              <w:t xml:space="preserve">No</w:t>
-            </w:r>
-          </w:p>
-        </w:tc>
-        <w:tc>
-          <w:tcPr>
-            <w:tcBorders>
-              <w:bottom w:val="none" w:sz="0" w:space="0" w:color="000000"/>
-              <w:top w:val="none" w:sz="0" w:space="0" w:color="000000"/>
-              <w:left w:val="none" w:sz="0" w:space="0" w:color="000000"/>
-              <w:right w:val="none" w:sz="0" w:space="0" w:color="000000"/>
-            </w:tcBorders>
-            <w:shd w:val="clear" w:color="auto" w:fill="FFFFFF"/>
-            <w:tcMar>
-              <w:top w:w="0" w:type="dxa"/>
-              <w:bottom w:w="0" w:type="dxa"/>
-              <w:left w:w="0" w:type="dxa"/>
-              <w:right w:w="0" w:type="dxa"/>
-            </w:tcMar>
-            <w:vAlign w:val="top"/>
-          </w:tcPr>
-          <w:p>
-            <w:pPr>
-              <w:pStyle w:val="Normal"/>
-              <w:jc w:val="center"/>
-              <w:pBdr>
-                <w:bottom w:val="none" w:sz="0" w:space="0" w:color="000000"/>
-                <w:top w:val="none" w:sz="0" w:space="0" w:color="000000"/>
-                <w:left w:val="none" w:sz="0" w:space="0" w:color="000000"/>
-                <w:right w:val="none" w:sz="0" w:space="0" w:color="000000"/>
-              </w:pBdr>
-              <w:spacing w:after="100" w:before="100" w:line="240"/>
-              <w:ind w:left="100" w:right="100" w:firstLine="0" w:firstLineChars="0"/>
-              <w:rPr>
-                <w:rFonts w:ascii="Times New Roman" w:hAnsi="Times New Roman" w:eastAsia="Times New Roman" w:cs="Times New Roman"/>
-                <w:i w:val="false"/>
-                <w:b w:val="false"/>
-                <w:u w:val="none"/>
-                <w:strike w:val="false"/>
-                <w:sz w:val="18"/>
-                <w:szCs w:val="18"/>
-                <w:color w:val="000000"/>
-              </w:rPr>
-            </w:pPr>
-            <w:r>
-              <w:rPr>
-                <w:rFonts w:ascii="Times New Roman" w:hAnsi="Times New Roman" w:eastAsia="Times New Roman" w:cs="Times New Roman"/>
-                <w:i w:val="false"/>
-                <w:b w:val="false"/>
-                <w:u w:val="none"/>
-                <w:strike w:val="false"/>
-                <w:sz w:val="18"/>
-                <w:szCs w:val="18"/>
-                <w:color w:val="000000"/>
-              </w:rPr>
-              <w:t xml:space="preserve">359 (92.8%)</w:t>
-            </w:r>
-          </w:p>
-        </w:tc>
-        <w:tc>
-          <w:tcPr>
-            <w:tcBorders>
-              <w:bottom w:val="none" w:sz="0" w:space="0" w:color="000000"/>
-              <w:top w:val="none" w:sz="0" w:space="0" w:color="000000"/>
-              <w:left w:val="none" w:sz="0" w:space="0" w:color="000000"/>
-              <w:right w:val="none" w:sz="0" w:space="0" w:color="000000"/>
-            </w:tcBorders>
-            <w:shd w:val="clear" w:color="auto" w:fill="FFFFFF"/>
-            <w:tcMar>
-              <w:top w:w="0" w:type="dxa"/>
-              <w:bottom w:w="0" w:type="dxa"/>
-              <w:left w:w="0" w:type="dxa"/>
-              <w:right w:w="0" w:type="dxa"/>
-            </w:tcMar>
-            <w:vAlign w:val="top"/>
-          </w:tcPr>
-          <w:p>
-            <w:pPr>
-              <w:pStyle w:val="Normal"/>
-              <w:jc w:val="center"/>
-              <w:pBdr>
-                <w:bottom w:val="none" w:sz="0" w:space="0" w:color="000000"/>
-                <w:top w:val="none" w:sz="0" w:space="0" w:color="000000"/>
-                <w:left w:val="none" w:sz="0" w:space="0" w:color="000000"/>
-                <w:right w:val="none" w:sz="0" w:space="0" w:color="000000"/>
-              </w:pBdr>
-              <w:spacing w:after="100" w:before="100" w:line="240"/>
-              <w:ind w:left="100" w:right="100" w:firstLine="0" w:firstLineChars="0"/>
-              <w:rPr>
-                <w:rFonts w:ascii="Times New Roman" w:hAnsi="Times New Roman" w:eastAsia="Times New Roman" w:cs="Times New Roman"/>
-                <w:i w:val="false"/>
-                <w:b w:val="false"/>
-                <w:u w:val="none"/>
-                <w:strike w:val="false"/>
-                <w:sz w:val="18"/>
-                <w:szCs w:val="18"/>
-                <w:color w:val="000000"/>
-              </w:rPr>
-            </w:pPr>
-            <w:r>
-              <w:rPr>
-                <w:rFonts w:ascii="Times New Roman" w:hAnsi="Times New Roman" w:eastAsia="Times New Roman" w:cs="Times New Roman"/>
-                <w:i w:val="false"/>
-                <w:b w:val="false"/>
-                <w:u w:val="none"/>
-                <w:strike w:val="false"/>
-                <w:sz w:val="18"/>
-                <w:szCs w:val="18"/>
-                <w:color w:val="000000"/>
-              </w:rPr>
-              <w:t xml:space="preserve">181 (94.8%)</w:t>
-            </w:r>
-          </w:p>
-        </w:tc>
-        <w:tc>
-          <w:tcPr>
-            <w:tcBorders>
-              <w:bottom w:val="none" w:sz="0" w:space="0" w:color="000000"/>
-              <w:top w:val="none" w:sz="0" w:space="0" w:color="000000"/>
-              <w:left w:val="none" w:sz="0" w:space="0" w:color="000000"/>
-              <w:right w:val="none" w:sz="0" w:space="0" w:color="000000"/>
-            </w:tcBorders>
-            <w:shd w:val="clear" w:color="auto" w:fill="FFFFFF"/>
-            <w:tcMar>
-              <w:top w:w="0" w:type="dxa"/>
-              <w:bottom w:w="0" w:type="dxa"/>
-              <w:left w:w="0" w:type="dxa"/>
-              <w:right w:w="0" w:type="dxa"/>
-            </w:tcMar>
-            <w:vAlign w:val="top"/>
-          </w:tcPr>
-          <w:p>
-            <w:pPr>
-              <w:pStyle w:val="Normal"/>
-              <w:jc w:val="center"/>
-              <w:pBdr>
-                <w:bottom w:val="none" w:sz="0" w:space="0" w:color="000000"/>
-                <w:top w:val="none" w:sz="0" w:space="0" w:color="000000"/>
-                <w:left w:val="none" w:sz="0" w:space="0" w:color="000000"/>
-                <w:right w:val="none" w:sz="0" w:space="0" w:color="000000"/>
-              </w:pBdr>
-              <w:spacing w:after="100" w:before="100" w:line="240"/>
-              <w:ind w:left="100" w:right="100" w:firstLine="0" w:firstLineChars="0"/>
-              <w:rPr>
-                <w:rFonts w:ascii="Times New Roman" w:hAnsi="Times New Roman" w:eastAsia="Times New Roman" w:cs="Times New Roman"/>
-                <w:i w:val="false"/>
-                <w:b w:val="false"/>
-                <w:u w:val="none"/>
-                <w:strike w:val="false"/>
-                <w:sz w:val="18"/>
-                <w:szCs w:val="18"/>
-                <w:color w:val="000000"/>
-              </w:rPr>
-            </w:pPr>
-            <w:r>
-              <w:rPr>
-                <w:rFonts w:ascii="Times New Roman" w:hAnsi="Times New Roman" w:eastAsia="Times New Roman" w:cs="Times New Roman"/>
-                <w:i w:val="false"/>
-                <w:b w:val="false"/>
-                <w:u w:val="none"/>
-                <w:strike w:val="false"/>
-                <w:sz w:val="18"/>
-                <w:szCs w:val="18"/>
-                <w:color w:val="000000"/>
-              </w:rPr>
-              <w:t xml:space="preserve">178 (90.8%)</w:t>
-            </w:r>
-          </w:p>
-        </w:tc>
-        <w:tc>
-          <w:tcPr>
-            <w:tcBorders>
-              <w:bottom w:val="none" w:sz="0" w:space="0" w:color="000000"/>
-              <w:top w:val="none" w:sz="0" w:space="0" w:color="000000"/>
-              <w:left w:val="none" w:sz="0" w:space="0" w:color="000000"/>
-              <w:right w:val="none" w:sz="0" w:space="0" w:color="000000"/>
-            </w:tcBorders>
-            <w:shd w:val="clear" w:color="auto" w:fill="FFFFFF"/>
-            <w:tcMar>
-              <w:top w:w="0" w:type="dxa"/>
-              <w:bottom w:w="0" w:type="dxa"/>
-              <w:left w:w="0" w:type="dxa"/>
-              <w:right w:w="0" w:type="dxa"/>
-            </w:tcMar>
-            <w:vAlign w:val="top"/>
-          </w:tcPr>
-          <w:p>
-            <w:pPr>
-              <w:pStyle w:val="Normal"/>
-              <w:jc w:val="center"/>
-              <w:pBdr>
-                <w:bottom w:val="none" w:sz="0" w:space="0" w:color="000000"/>
-                <w:top w:val="none" w:sz="0" w:space="0" w:color="000000"/>
-                <w:left w:val="none" w:sz="0" w:space="0" w:color="000000"/>
-                <w:right w:val="none" w:sz="0" w:space="0" w:color="000000"/>
-              </w:pBdr>
-              <w:spacing w:after="100" w:before="100" w:line="240"/>
-              <w:ind w:left="100" w:right="100" w:firstLine="0" w:firstLineChars="0"/>
-              <w:rPr>
-                <w:rFonts w:ascii="Times New Roman" w:hAnsi="Times New Roman" w:eastAsia="Times New Roman" w:cs="Times New Roman"/>
-                <w:i w:val="false"/>
-                <w:b w:val="false"/>
-                <w:u w:val="none"/>
-                <w:strike w:val="false"/>
-                <w:sz w:val="18"/>
-                <w:szCs w:val="18"/>
-                <w:color w:val="000000"/>
-              </w:rPr>
-            </w:pPr>
-            <w:r>
-              <w:rPr>
-                <w:rFonts w:ascii="Times New Roman" w:hAnsi="Times New Roman" w:eastAsia="Times New Roman" w:cs="Times New Roman"/>
-                <w:i w:val="false"/>
-                <w:b w:val="false"/>
-                <w:u w:val="none"/>
-                <w:strike w:val="false"/>
-                <w:sz w:val="18"/>
-                <w:szCs w:val="18"/>
-                <w:color w:val="000000"/>
-              </w:rPr>
-              <w:t xml:space="preserve"/>
-            </w:r>
-          </w:p>
-        </w:tc>
-      </w:tr>
-      <w:tr>
-        <w:trPr>
-          <w:trHeight w:val="560" w:hRule="auto"/>
-        </w:trPr>
-        <w:tc>
-          <w:tcPr>
-            <w:tcBorders>
-              <w:bottom w:val="none" w:sz="0" w:space="0" w:color="000000"/>
-              <w:top w:val="none" w:sz="0" w:space="0" w:color="000000"/>
-              <w:left w:val="none" w:sz="0" w:space="0" w:color="000000"/>
-              <w:right w:val="none" w:sz="0" w:space="0" w:color="000000"/>
-            </w:tcBorders>
-            <w:shd w:val="clear" w:color="auto" w:fill="FFFFFF"/>
-            <w:tcMar>
-              <w:top w:w="0" w:type="dxa"/>
-              <w:bottom w:w="0" w:type="dxa"/>
-              <w:left w:w="0" w:type="dxa"/>
-              <w:right w:w="0" w:type="dxa"/>
-            </w:tcMar>
-            <w:vAlign w:val="top"/>
-          </w:tcPr>
-          <w:p>
-            <w:pPr>
-              <w:pStyle w:val="Normal"/>
-              <w:jc w:val="left"/>
-              <w:pBdr>
-                <w:bottom w:val="none" w:sz="0" w:space="0" w:color="000000"/>
-                <w:top w:val="none" w:sz="0" w:space="0" w:color="000000"/>
-                <w:left w:val="none" w:sz="0" w:space="0" w:color="000000"/>
-                <w:right w:val="none" w:sz="0" w:space="0" w:color="000000"/>
-              </w:pBdr>
-              <w:spacing w:after="100" w:before="100" w:line="240"/>
-              <w:ind w:left="300" w:right="100" w:firstLine="0" w:firstLineChars="0"/>
-              <w:rPr>
-                <w:rFonts w:ascii="Times New Roman" w:hAnsi="Times New Roman" w:eastAsia="Times New Roman" w:cs="Times New Roman"/>
-                <w:i w:val="false"/>
-                <w:b w:val="false"/>
-                <w:u w:val="none"/>
-                <w:strike w:val="false"/>
-                <w:sz w:val="18"/>
-                <w:szCs w:val="18"/>
-                <w:color w:val="000000"/>
-              </w:rPr>
-            </w:pPr>
-            <w:r>
-              <w:rPr>
-                <w:rFonts w:ascii="Times New Roman" w:hAnsi="Times New Roman" w:eastAsia="Times New Roman" w:cs="Times New Roman"/>
-                <w:i w:val="false"/>
-                <w:b w:val="false"/>
-                <w:u w:val="none"/>
-                <w:strike w:val="false"/>
-                <w:sz w:val="18"/>
-                <w:szCs w:val="18"/>
-                <w:color w:val="000000"/>
-              </w:rPr>
-              <w:t xml:space="preserve">Yes</w:t>
-            </w:r>
-          </w:p>
-        </w:tc>
-        <w:tc>
-          <w:tcPr>
-            <w:tcBorders>
-              <w:bottom w:val="none" w:sz="0" w:space="0" w:color="000000"/>
-              <w:top w:val="none" w:sz="0" w:space="0" w:color="000000"/>
-              <w:left w:val="none" w:sz="0" w:space="0" w:color="000000"/>
-              <w:right w:val="none" w:sz="0" w:space="0" w:color="000000"/>
-            </w:tcBorders>
-            <w:shd w:val="clear" w:color="auto" w:fill="FFFFFF"/>
-            <w:tcMar>
-              <w:top w:w="0" w:type="dxa"/>
-              <w:bottom w:w="0" w:type="dxa"/>
-              <w:left w:w="0" w:type="dxa"/>
-              <w:right w:w="0" w:type="dxa"/>
-            </w:tcMar>
-            <w:vAlign w:val="top"/>
-          </w:tcPr>
-          <w:p>
-            <w:pPr>
-              <w:pStyle w:val="Normal"/>
-              <w:jc w:val="center"/>
-              <w:pBdr>
-                <w:bottom w:val="none" w:sz="0" w:space="0" w:color="000000"/>
-                <w:top w:val="none" w:sz="0" w:space="0" w:color="000000"/>
-                <w:left w:val="none" w:sz="0" w:space="0" w:color="000000"/>
-                <w:right w:val="none" w:sz="0" w:space="0" w:color="000000"/>
-              </w:pBdr>
-              <w:spacing w:after="100" w:before="100" w:line="240"/>
-              <w:ind w:left="100" w:right="100" w:firstLine="0" w:firstLineChars="0"/>
-              <w:rPr>
-                <w:rFonts w:ascii="Times New Roman" w:hAnsi="Times New Roman" w:eastAsia="Times New Roman" w:cs="Times New Roman"/>
-                <w:i w:val="false"/>
-                <w:b w:val="false"/>
-                <w:u w:val="none"/>
-                <w:strike w:val="false"/>
-                <w:sz w:val="18"/>
-                <w:szCs w:val="18"/>
-                <w:color w:val="000000"/>
-              </w:rPr>
-            </w:pPr>
-            <w:r>
-              <w:rPr>
-                <w:rFonts w:ascii="Times New Roman" w:hAnsi="Times New Roman" w:eastAsia="Times New Roman" w:cs="Times New Roman"/>
-                <w:i w:val="false"/>
-                <w:b w:val="false"/>
-                <w:u w:val="none"/>
-                <w:strike w:val="false"/>
-                <w:sz w:val="18"/>
-                <w:szCs w:val="18"/>
-                <w:color w:val="000000"/>
-              </w:rPr>
-              <w:t xml:space="preserve">28 (7.2%)</w:t>
-            </w:r>
-          </w:p>
-        </w:tc>
-        <w:tc>
-          <w:tcPr>
-            <w:tcBorders>
-              <w:bottom w:val="none" w:sz="0" w:space="0" w:color="000000"/>
-              <w:top w:val="none" w:sz="0" w:space="0" w:color="000000"/>
-              <w:left w:val="none" w:sz="0" w:space="0" w:color="000000"/>
-              <w:right w:val="none" w:sz="0" w:space="0" w:color="000000"/>
-            </w:tcBorders>
-            <w:shd w:val="clear" w:color="auto" w:fill="FFFFFF"/>
-            <w:tcMar>
-              <w:top w:w="0" w:type="dxa"/>
-              <w:bottom w:w="0" w:type="dxa"/>
-              <w:left w:w="0" w:type="dxa"/>
-              <w:right w:w="0" w:type="dxa"/>
-            </w:tcMar>
-            <w:vAlign w:val="top"/>
-          </w:tcPr>
-          <w:p>
-            <w:pPr>
-              <w:pStyle w:val="Normal"/>
-              <w:jc w:val="center"/>
-              <w:pBdr>
-                <w:bottom w:val="none" w:sz="0" w:space="0" w:color="000000"/>
-                <w:top w:val="none" w:sz="0" w:space="0" w:color="000000"/>
-                <w:left w:val="none" w:sz="0" w:space="0" w:color="000000"/>
-                <w:right w:val="none" w:sz="0" w:space="0" w:color="000000"/>
-              </w:pBdr>
-              <w:spacing w:after="100" w:before="100" w:line="240"/>
-              <w:ind w:left="100" w:right="100" w:firstLine="0" w:firstLineChars="0"/>
-              <w:rPr>
-                <w:rFonts w:ascii="Times New Roman" w:hAnsi="Times New Roman" w:eastAsia="Times New Roman" w:cs="Times New Roman"/>
-                <w:i w:val="false"/>
-                <w:b w:val="false"/>
-                <w:u w:val="none"/>
-                <w:strike w:val="false"/>
-                <w:sz w:val="18"/>
-                <w:szCs w:val="18"/>
-                <w:color w:val="000000"/>
-              </w:rPr>
-            </w:pPr>
-            <w:r>
-              <w:rPr>
-                <w:rFonts w:ascii="Times New Roman" w:hAnsi="Times New Roman" w:eastAsia="Times New Roman" w:cs="Times New Roman"/>
-                <w:i w:val="false"/>
-                <w:b w:val="false"/>
-                <w:u w:val="none"/>
-                <w:strike w:val="false"/>
-                <w:sz w:val="18"/>
-                <w:szCs w:val="18"/>
-                <w:color w:val="000000"/>
-              </w:rPr>
-              <w:t xml:space="preserve">10 (5.2%)</w:t>
-            </w:r>
-          </w:p>
-        </w:tc>
-        <w:tc>
-          <w:tcPr>
-            <w:tcBorders>
-              <w:bottom w:val="none" w:sz="0" w:space="0" w:color="000000"/>
-              <w:top w:val="none" w:sz="0" w:space="0" w:color="000000"/>
-              <w:left w:val="none" w:sz="0" w:space="0" w:color="000000"/>
-              <w:right w:val="none" w:sz="0" w:space="0" w:color="000000"/>
-            </w:tcBorders>
-            <w:shd w:val="clear" w:color="auto" w:fill="FFFFFF"/>
-            <w:tcMar>
-              <w:top w:w="0" w:type="dxa"/>
-              <w:bottom w:w="0" w:type="dxa"/>
-              <w:left w:w="0" w:type="dxa"/>
-              <w:right w:w="0" w:type="dxa"/>
-            </w:tcMar>
-            <w:vAlign w:val="top"/>
-          </w:tcPr>
-          <w:p>
-            <w:pPr>
-              <w:pStyle w:val="Normal"/>
-              <w:jc w:val="center"/>
-              <w:pBdr>
-                <w:bottom w:val="none" w:sz="0" w:space="0" w:color="000000"/>
-                <w:top w:val="none" w:sz="0" w:space="0" w:color="000000"/>
-                <w:left w:val="none" w:sz="0" w:space="0" w:color="000000"/>
-                <w:right w:val="none" w:sz="0" w:space="0" w:color="000000"/>
-              </w:pBdr>
-              <w:spacing w:after="100" w:before="100" w:line="240"/>
-              <w:ind w:left="100" w:right="100" w:firstLine="0" w:firstLineChars="0"/>
-              <w:rPr>
-                <w:rFonts w:ascii="Times New Roman" w:hAnsi="Times New Roman" w:eastAsia="Times New Roman" w:cs="Times New Roman"/>
-                <w:i w:val="false"/>
-                <w:b w:val="false"/>
-                <w:u w:val="none"/>
-                <w:strike w:val="false"/>
-                <w:sz w:val="18"/>
-                <w:szCs w:val="18"/>
-                <w:color w:val="000000"/>
-              </w:rPr>
-            </w:pPr>
-            <w:r>
-              <w:rPr>
-                <w:rFonts w:ascii="Times New Roman" w:hAnsi="Times New Roman" w:eastAsia="Times New Roman" w:cs="Times New Roman"/>
-                <w:i w:val="false"/>
-                <w:b w:val="false"/>
-                <w:u w:val="none"/>
-                <w:strike w:val="false"/>
-                <w:sz w:val="18"/>
-                <w:szCs w:val="18"/>
-                <w:color w:val="000000"/>
-              </w:rPr>
-              <w:t xml:space="preserve">18 (9.2%)</w:t>
-            </w:r>
-          </w:p>
-        </w:tc>
-        <w:tc>
-          <w:tcPr>
-            <w:tcBorders>
-              <w:bottom w:val="none" w:sz="0" w:space="0" w:color="000000"/>
-              <w:top w:val="none" w:sz="0" w:space="0" w:color="000000"/>
-              <w:left w:val="none" w:sz="0" w:space="0" w:color="000000"/>
-              <w:right w:val="none" w:sz="0" w:space="0" w:color="000000"/>
-            </w:tcBorders>
-            <w:shd w:val="clear" w:color="auto" w:fill="FFFFFF"/>
-            <w:tcMar>
-              <w:top w:w="0" w:type="dxa"/>
-              <w:bottom w:w="0" w:type="dxa"/>
-              <w:left w:w="0" w:type="dxa"/>
-              <w:right w:w="0" w:type="dxa"/>
-            </w:tcMar>
-            <w:vAlign w:val="top"/>
-          </w:tcPr>
-          <w:p>
-            <w:pPr>
-              <w:pStyle w:val="Normal"/>
-              <w:jc w:val="center"/>
-              <w:pBdr>
-                <w:bottom w:val="none" w:sz="0" w:space="0" w:color="000000"/>
-                <w:top w:val="none" w:sz="0" w:space="0" w:color="000000"/>
-                <w:left w:val="none" w:sz="0" w:space="0" w:color="000000"/>
-                <w:right w:val="none" w:sz="0" w:space="0" w:color="000000"/>
-              </w:pBdr>
-              <w:spacing w:after="100" w:before="100" w:line="240"/>
-              <w:ind w:left="100" w:right="100" w:firstLine="0" w:firstLineChars="0"/>
-              <w:rPr>
-                <w:rFonts w:ascii="Times New Roman" w:hAnsi="Times New Roman" w:eastAsia="Times New Roman" w:cs="Times New Roman"/>
-                <w:i w:val="false"/>
-                <w:b w:val="false"/>
-                <w:u w:val="none"/>
-                <w:strike w:val="false"/>
-                <w:sz w:val="18"/>
-                <w:szCs w:val="18"/>
-                <w:color w:val="000000"/>
-              </w:rPr>
-            </w:pPr>
-            <w:r>
-              <w:rPr>
-                <w:rFonts w:ascii="Times New Roman" w:hAnsi="Times New Roman" w:eastAsia="Times New Roman" w:cs="Times New Roman"/>
-                <w:i w:val="false"/>
-                <w:b w:val="false"/>
-                <w:u w:val="none"/>
-                <w:strike w:val="false"/>
-                <w:sz w:val="18"/>
-                <w:szCs w:val="18"/>
-                <w:color w:val="000000"/>
-              </w:rPr>
-              <w:t xml:space="preserve"/>
-            </w:r>
-          </w:p>
-        </w:tc>
-      </w:tr>
-      <w:tr>
-        <w:trPr>
           <w:trHeight w:val="570" w:hRule="auto"/>
         </w:trPr>
         <w:tc>
@@ -21218,7 +18978,7 @@
                 <w:szCs w:val="18"/>
                 <w:color w:val="000000"/>
               </w:rPr>
-              <w:t xml:space="preserve">49</w:t>
+              <w:t xml:space="preserve">45</w:t>
             </w:r>
           </w:p>
         </w:tc>
@@ -21273,7 +19033,7 @@
                 <w:szCs w:val="18"/>
                 <w:color w:val="000000"/>
               </w:rPr>
-              <w:t xml:space="preserve">25</w:t>
+              <w:t xml:space="preserve">19</w:t>
             </w:r>
           </w:p>
         </w:tc>
@@ -21328,7 +19088,7 @@
                 <w:szCs w:val="18"/>
                 <w:color w:val="000000"/>
               </w:rPr>
-              <w:t xml:space="preserve">24</w:t>
+              <w:t xml:space="preserve">26</w:t>
             </w:r>
           </w:p>
         </w:tc>

--- a/output/tables/COAD/table1_BRCA1.docx
+++ b/output/tables/COAD/table1_BRCA1.docx
@@ -364,7 +364,7 @@
                 <w:szCs w:val="18"/>
                 <w:color w:val="000000"/>
               </w:rPr>
-              <w:t xml:space="preserve">N = 436</w:t>
+              <w:t xml:space="preserve">N = 439</w:t>
             </w:r>
             <w:r>
               <w:rPr>
@@ -472,7 +472,7 @@
                 <w:szCs w:val="18"/>
                 <w:color w:val="000000"/>
               </w:rPr>
-              <w:t xml:space="preserve">N = 216</w:t>
+              <w:t xml:space="preserve">N = 219</w:t>
             </w:r>
             <w:r>
               <w:rPr>
@@ -943,7 +943,7 @@
                 <w:szCs w:val="18"/>
                 <w:color w:val="000000"/>
               </w:rPr>
-              <w:t xml:space="preserve">0.099</w:t>
+              <w:t xml:space="preserve">0.086</w:t>
             </w:r>
           </w:p>
         </w:tc>
@@ -1223,7 +1223,7 @@
                 <w:szCs w:val="18"/>
                 <w:color w:val="000000"/>
               </w:rPr>
-              <w:t xml:space="preserve">0.137</w:t>
+              <w:t xml:space="preserve">0.132</w:t>
             </w:r>
           </w:p>
         </w:tc>
@@ -1338,62 +1338,62 @@
                 <w:szCs w:val="18"/>
                 <w:color w:val="000000"/>
               </w:rPr>
-              <w:t xml:space="preserve">183 (42.0%)</w:t>
-            </w:r>
-          </w:p>
-        </w:tc>
-        <w:tc>
-          <w:tcPr>
-            <w:tcBorders>
-              <w:bottom w:val="none" w:sz="0" w:space="0" w:color="000000"/>
-              <w:top w:val="none" w:sz="0" w:space="0" w:color="000000"/>
-              <w:left w:val="none" w:sz="0" w:space="0" w:color="000000"/>
-              <w:right w:val="none" w:sz="0" w:space="0" w:color="000000"/>
-            </w:tcBorders>
-            <w:shd w:val="clear" w:color="auto" w:fill="FFFFFF"/>
-            <w:tcMar>
-              <w:top w:w="0" w:type="dxa"/>
-              <w:bottom w:w="0" w:type="dxa"/>
-              <w:left w:w="0" w:type="dxa"/>
-              <w:right w:w="0" w:type="dxa"/>
-            </w:tcMar>
-            <w:vAlign w:val="top"/>
-          </w:tcPr>
-          <w:p>
-            <w:pPr>
-              <w:pStyle w:val="Normal"/>
-              <w:jc w:val="center"/>
-              <w:pBdr>
-                <w:bottom w:val="none" w:sz="0" w:space="0" w:color="000000"/>
-                <w:top w:val="none" w:sz="0" w:space="0" w:color="000000"/>
-                <w:left w:val="none" w:sz="0" w:space="0" w:color="000000"/>
-                <w:right w:val="none" w:sz="0" w:space="0" w:color="000000"/>
-              </w:pBdr>
-              <w:spacing w:after="100" w:before="100" w:line="240"/>
-              <w:ind w:left="100" w:right="100" w:firstLine="0" w:firstLineChars="0"/>
-              <w:rPr>
-                <w:rFonts w:ascii="Times New Roman" w:hAnsi="Times New Roman" w:eastAsia="Times New Roman" w:cs="Times New Roman"/>
-                <w:i w:val="false"/>
-                <w:b w:val="false"/>
-                <w:u w:val="none"/>
-                <w:strike w:val="false"/>
-                <w:sz w:val="18"/>
-                <w:szCs w:val="18"/>
-                <w:color w:val="000000"/>
-              </w:rPr>
-            </w:pPr>
-            <w:r>
-              <w:rPr>
-                <w:rFonts w:ascii="Times New Roman" w:hAnsi="Times New Roman" w:eastAsia="Times New Roman" w:cs="Times New Roman"/>
-                <w:i w:val="false"/>
-                <w:b w:val="false"/>
-                <w:u w:val="none"/>
-                <w:strike w:val="false"/>
-                <w:sz w:val="18"/>
-                <w:szCs w:val="18"/>
-                <w:color w:val="000000"/>
-              </w:rPr>
-              <w:t xml:space="preserve">83 (38.4%)</w:t>
+              <w:t xml:space="preserve">184 (41.9%)</w:t>
+            </w:r>
+          </w:p>
+        </w:tc>
+        <w:tc>
+          <w:tcPr>
+            <w:tcBorders>
+              <w:bottom w:val="none" w:sz="0" w:space="0" w:color="000000"/>
+              <w:top w:val="none" w:sz="0" w:space="0" w:color="000000"/>
+              <w:left w:val="none" w:sz="0" w:space="0" w:color="000000"/>
+              <w:right w:val="none" w:sz="0" w:space="0" w:color="000000"/>
+            </w:tcBorders>
+            <w:shd w:val="clear" w:color="auto" w:fill="FFFFFF"/>
+            <w:tcMar>
+              <w:top w:w="0" w:type="dxa"/>
+              <w:bottom w:w="0" w:type="dxa"/>
+              <w:left w:w="0" w:type="dxa"/>
+              <w:right w:w="0" w:type="dxa"/>
+            </w:tcMar>
+            <w:vAlign w:val="top"/>
+          </w:tcPr>
+          <w:p>
+            <w:pPr>
+              <w:pStyle w:val="Normal"/>
+              <w:jc w:val="center"/>
+              <w:pBdr>
+                <w:bottom w:val="none" w:sz="0" w:space="0" w:color="000000"/>
+                <w:top w:val="none" w:sz="0" w:space="0" w:color="000000"/>
+                <w:left w:val="none" w:sz="0" w:space="0" w:color="000000"/>
+                <w:right w:val="none" w:sz="0" w:space="0" w:color="000000"/>
+              </w:pBdr>
+              <w:spacing w:after="100" w:before="100" w:line="240"/>
+              <w:ind w:left="100" w:right="100" w:firstLine="0" w:firstLineChars="0"/>
+              <w:rPr>
+                <w:rFonts w:ascii="Times New Roman" w:hAnsi="Times New Roman" w:eastAsia="Times New Roman" w:cs="Times New Roman"/>
+                <w:i w:val="false"/>
+                <w:b w:val="false"/>
+                <w:u w:val="none"/>
+                <w:strike w:val="false"/>
+                <w:sz w:val="18"/>
+                <w:szCs w:val="18"/>
+                <w:color w:val="000000"/>
+              </w:rPr>
+            </w:pPr>
+            <w:r>
+              <w:rPr>
+                <w:rFonts w:ascii="Times New Roman" w:hAnsi="Times New Roman" w:eastAsia="Times New Roman" w:cs="Times New Roman"/>
+                <w:i w:val="false"/>
+                <w:b w:val="false"/>
+                <w:u w:val="none"/>
+                <w:strike w:val="false"/>
+                <w:sz w:val="18"/>
+                <w:szCs w:val="18"/>
+                <w:color w:val="000000"/>
+              </w:rPr>
+              <w:t xml:space="preserve">84 (38.4%)</w:t>
             </w:r>
           </w:p>
         </w:tc>
@@ -1618,62 +1618,62 @@
                 <w:szCs w:val="18"/>
                 <w:color w:val="000000"/>
               </w:rPr>
-              <w:t xml:space="preserve">253 (58.0%)</w:t>
-            </w:r>
-          </w:p>
-        </w:tc>
-        <w:tc>
-          <w:tcPr>
-            <w:tcBorders>
-              <w:bottom w:val="none" w:sz="0" w:space="0" w:color="000000"/>
-              <w:top w:val="none" w:sz="0" w:space="0" w:color="000000"/>
-              <w:left w:val="none" w:sz="0" w:space="0" w:color="000000"/>
-              <w:right w:val="none" w:sz="0" w:space="0" w:color="000000"/>
-            </w:tcBorders>
-            <w:shd w:val="clear" w:color="auto" w:fill="FFFFFF"/>
-            <w:tcMar>
-              <w:top w:w="0" w:type="dxa"/>
-              <w:bottom w:w="0" w:type="dxa"/>
-              <w:left w:w="0" w:type="dxa"/>
-              <w:right w:w="0" w:type="dxa"/>
-            </w:tcMar>
-            <w:vAlign w:val="top"/>
-          </w:tcPr>
-          <w:p>
-            <w:pPr>
-              <w:pStyle w:val="Normal"/>
-              <w:jc w:val="center"/>
-              <w:pBdr>
-                <w:bottom w:val="none" w:sz="0" w:space="0" w:color="000000"/>
-                <w:top w:val="none" w:sz="0" w:space="0" w:color="000000"/>
-                <w:left w:val="none" w:sz="0" w:space="0" w:color="000000"/>
-                <w:right w:val="none" w:sz="0" w:space="0" w:color="000000"/>
-              </w:pBdr>
-              <w:spacing w:after="100" w:before="100" w:line="240"/>
-              <w:ind w:left="100" w:right="100" w:firstLine="0" w:firstLineChars="0"/>
-              <w:rPr>
-                <w:rFonts w:ascii="Times New Roman" w:hAnsi="Times New Roman" w:eastAsia="Times New Roman" w:cs="Times New Roman"/>
-                <w:i w:val="false"/>
-                <w:b w:val="false"/>
-                <w:u w:val="none"/>
-                <w:strike w:val="false"/>
-                <w:sz w:val="18"/>
-                <w:szCs w:val="18"/>
-                <w:color w:val="000000"/>
-              </w:rPr>
-            </w:pPr>
-            <w:r>
-              <w:rPr>
-                <w:rFonts w:ascii="Times New Roman" w:hAnsi="Times New Roman" w:eastAsia="Times New Roman" w:cs="Times New Roman"/>
-                <w:i w:val="false"/>
-                <w:b w:val="false"/>
-                <w:u w:val="none"/>
-                <w:strike w:val="false"/>
-                <w:sz w:val="18"/>
-                <w:szCs w:val="18"/>
-                <w:color w:val="000000"/>
-              </w:rPr>
-              <w:t xml:space="preserve">133 (61.6%)</w:t>
+              <w:t xml:space="preserve">255 (58.1%)</w:t>
+            </w:r>
+          </w:p>
+        </w:tc>
+        <w:tc>
+          <w:tcPr>
+            <w:tcBorders>
+              <w:bottom w:val="none" w:sz="0" w:space="0" w:color="000000"/>
+              <w:top w:val="none" w:sz="0" w:space="0" w:color="000000"/>
+              <w:left w:val="none" w:sz="0" w:space="0" w:color="000000"/>
+              <w:right w:val="none" w:sz="0" w:space="0" w:color="000000"/>
+            </w:tcBorders>
+            <w:shd w:val="clear" w:color="auto" w:fill="FFFFFF"/>
+            <w:tcMar>
+              <w:top w:w="0" w:type="dxa"/>
+              <w:bottom w:w="0" w:type="dxa"/>
+              <w:left w:w="0" w:type="dxa"/>
+              <w:right w:w="0" w:type="dxa"/>
+            </w:tcMar>
+            <w:vAlign w:val="top"/>
+          </w:tcPr>
+          <w:p>
+            <w:pPr>
+              <w:pStyle w:val="Normal"/>
+              <w:jc w:val="center"/>
+              <w:pBdr>
+                <w:bottom w:val="none" w:sz="0" w:space="0" w:color="000000"/>
+                <w:top w:val="none" w:sz="0" w:space="0" w:color="000000"/>
+                <w:left w:val="none" w:sz="0" w:space="0" w:color="000000"/>
+                <w:right w:val="none" w:sz="0" w:space="0" w:color="000000"/>
+              </w:pBdr>
+              <w:spacing w:after="100" w:before="100" w:line="240"/>
+              <w:ind w:left="100" w:right="100" w:firstLine="0" w:firstLineChars="0"/>
+              <w:rPr>
+                <w:rFonts w:ascii="Times New Roman" w:hAnsi="Times New Roman" w:eastAsia="Times New Roman" w:cs="Times New Roman"/>
+                <w:i w:val="false"/>
+                <w:b w:val="false"/>
+                <w:u w:val="none"/>
+                <w:strike w:val="false"/>
+                <w:sz w:val="18"/>
+                <w:szCs w:val="18"/>
+                <w:color w:val="000000"/>
+              </w:rPr>
+            </w:pPr>
+            <w:r>
+              <w:rPr>
+                <w:rFonts w:ascii="Times New Roman" w:hAnsi="Times New Roman" w:eastAsia="Times New Roman" w:cs="Times New Roman"/>
+                <w:i w:val="false"/>
+                <w:b w:val="false"/>
+                <w:u w:val="none"/>
+                <w:strike w:val="false"/>
+                <w:sz w:val="18"/>
+                <w:szCs w:val="18"/>
+                <w:color w:val="000000"/>
+              </w:rPr>
+              <w:t xml:space="preserve">135 (61.6%)</w:t>
             </w:r>
           </w:p>
         </w:tc>
@@ -2063,7 +2063,7 @@
                 <w:szCs w:val="18"/>
                 <w:color w:val="000000"/>
               </w:rPr>
-              <w:t xml:space="preserve">0.622</w:t>
+              <w:t xml:space="preserve">0.665</w:t>
             </w:r>
           </w:p>
         </w:tc>
@@ -2178,62 +2178,62 @@
                 <w:szCs w:val="18"/>
                 <w:color w:val="000000"/>
               </w:rPr>
-              <w:t xml:space="preserve">233 (53.4%)</w:t>
-            </w:r>
-          </w:p>
-        </w:tc>
-        <w:tc>
-          <w:tcPr>
-            <w:tcBorders>
-              <w:bottom w:val="none" w:sz="0" w:space="0" w:color="000000"/>
-              <w:top w:val="none" w:sz="0" w:space="0" w:color="000000"/>
-              <w:left w:val="none" w:sz="0" w:space="0" w:color="000000"/>
-              <w:right w:val="none" w:sz="0" w:space="0" w:color="000000"/>
-            </w:tcBorders>
-            <w:shd w:val="clear" w:color="auto" w:fill="FFFFFF"/>
-            <w:tcMar>
-              <w:top w:w="0" w:type="dxa"/>
-              <w:bottom w:w="0" w:type="dxa"/>
-              <w:left w:w="0" w:type="dxa"/>
-              <w:right w:w="0" w:type="dxa"/>
-            </w:tcMar>
-            <w:vAlign w:val="top"/>
-          </w:tcPr>
-          <w:p>
-            <w:pPr>
-              <w:pStyle w:val="Normal"/>
-              <w:jc w:val="center"/>
-              <w:pBdr>
-                <w:bottom w:val="none" w:sz="0" w:space="0" w:color="000000"/>
-                <w:top w:val="none" w:sz="0" w:space="0" w:color="000000"/>
-                <w:left w:val="none" w:sz="0" w:space="0" w:color="000000"/>
-                <w:right w:val="none" w:sz="0" w:space="0" w:color="000000"/>
-              </w:pBdr>
-              <w:spacing w:after="100" w:before="100" w:line="240"/>
-              <w:ind w:left="100" w:right="100" w:firstLine="0" w:firstLineChars="0"/>
-              <w:rPr>
-                <w:rFonts w:ascii="Times New Roman" w:hAnsi="Times New Roman" w:eastAsia="Times New Roman" w:cs="Times New Roman"/>
-                <w:i w:val="false"/>
-                <w:b w:val="false"/>
-                <w:u w:val="none"/>
-                <w:strike w:val="false"/>
-                <w:sz w:val="18"/>
-                <w:szCs w:val="18"/>
-                <w:color w:val="000000"/>
-              </w:rPr>
-            </w:pPr>
-            <w:r>
-              <w:rPr>
-                <w:rFonts w:ascii="Times New Roman" w:hAnsi="Times New Roman" w:eastAsia="Times New Roman" w:cs="Times New Roman"/>
-                <w:i w:val="false"/>
-                <w:b w:val="false"/>
-                <w:u w:val="none"/>
-                <w:strike w:val="false"/>
-                <w:sz w:val="18"/>
-                <w:szCs w:val="18"/>
-                <w:color w:val="000000"/>
-              </w:rPr>
-              <w:t xml:space="preserve">118 (54.6%)</w:t>
+              <w:t xml:space="preserve">234 (53.3%)</w:t>
+            </w:r>
+          </w:p>
+        </w:tc>
+        <w:tc>
+          <w:tcPr>
+            <w:tcBorders>
+              <w:bottom w:val="none" w:sz="0" w:space="0" w:color="000000"/>
+              <w:top w:val="none" w:sz="0" w:space="0" w:color="000000"/>
+              <w:left w:val="none" w:sz="0" w:space="0" w:color="000000"/>
+              <w:right w:val="none" w:sz="0" w:space="0" w:color="000000"/>
+            </w:tcBorders>
+            <w:shd w:val="clear" w:color="auto" w:fill="FFFFFF"/>
+            <w:tcMar>
+              <w:top w:w="0" w:type="dxa"/>
+              <w:bottom w:w="0" w:type="dxa"/>
+              <w:left w:w="0" w:type="dxa"/>
+              <w:right w:w="0" w:type="dxa"/>
+            </w:tcMar>
+            <w:vAlign w:val="top"/>
+          </w:tcPr>
+          <w:p>
+            <w:pPr>
+              <w:pStyle w:val="Normal"/>
+              <w:jc w:val="center"/>
+              <w:pBdr>
+                <w:bottom w:val="none" w:sz="0" w:space="0" w:color="000000"/>
+                <w:top w:val="none" w:sz="0" w:space="0" w:color="000000"/>
+                <w:left w:val="none" w:sz="0" w:space="0" w:color="000000"/>
+                <w:right w:val="none" w:sz="0" w:space="0" w:color="000000"/>
+              </w:pBdr>
+              <w:spacing w:after="100" w:before="100" w:line="240"/>
+              <w:ind w:left="100" w:right="100" w:firstLine="0" w:firstLineChars="0"/>
+              <w:rPr>
+                <w:rFonts w:ascii="Times New Roman" w:hAnsi="Times New Roman" w:eastAsia="Times New Roman" w:cs="Times New Roman"/>
+                <w:i w:val="false"/>
+                <w:b w:val="false"/>
+                <w:u w:val="none"/>
+                <w:strike w:val="false"/>
+                <w:sz w:val="18"/>
+                <w:szCs w:val="18"/>
+                <w:color w:val="000000"/>
+              </w:rPr>
+            </w:pPr>
+            <w:r>
+              <w:rPr>
+                <w:rFonts w:ascii="Times New Roman" w:hAnsi="Times New Roman" w:eastAsia="Times New Roman" w:cs="Times New Roman"/>
+                <w:i w:val="false"/>
+                <w:b w:val="false"/>
+                <w:u w:val="none"/>
+                <w:strike w:val="false"/>
+                <w:sz w:val="18"/>
+                <w:szCs w:val="18"/>
+                <w:color w:val="000000"/>
+              </w:rPr>
+              <w:t xml:space="preserve">119 (54.3%)</w:t>
             </w:r>
           </w:p>
         </w:tc>
@@ -2458,62 +2458,62 @@
                 <w:szCs w:val="18"/>
                 <w:color w:val="000000"/>
               </w:rPr>
-              <w:t xml:space="preserve">203 (46.6%)</w:t>
-            </w:r>
-          </w:p>
-        </w:tc>
-        <w:tc>
-          <w:tcPr>
-            <w:tcBorders>
-              <w:bottom w:val="none" w:sz="0" w:space="0" w:color="000000"/>
-              <w:top w:val="none" w:sz="0" w:space="0" w:color="000000"/>
-              <w:left w:val="none" w:sz="0" w:space="0" w:color="000000"/>
-              <w:right w:val="none" w:sz="0" w:space="0" w:color="000000"/>
-            </w:tcBorders>
-            <w:shd w:val="clear" w:color="auto" w:fill="FFFFFF"/>
-            <w:tcMar>
-              <w:top w:w="0" w:type="dxa"/>
-              <w:bottom w:w="0" w:type="dxa"/>
-              <w:left w:w="0" w:type="dxa"/>
-              <w:right w:w="0" w:type="dxa"/>
-            </w:tcMar>
-            <w:vAlign w:val="top"/>
-          </w:tcPr>
-          <w:p>
-            <w:pPr>
-              <w:pStyle w:val="Normal"/>
-              <w:jc w:val="center"/>
-              <w:pBdr>
-                <w:bottom w:val="none" w:sz="0" w:space="0" w:color="000000"/>
-                <w:top w:val="none" w:sz="0" w:space="0" w:color="000000"/>
-                <w:left w:val="none" w:sz="0" w:space="0" w:color="000000"/>
-                <w:right w:val="none" w:sz="0" w:space="0" w:color="000000"/>
-              </w:pBdr>
-              <w:spacing w:after="100" w:before="100" w:line="240"/>
-              <w:ind w:left="100" w:right="100" w:firstLine="0" w:firstLineChars="0"/>
-              <w:rPr>
-                <w:rFonts w:ascii="Times New Roman" w:hAnsi="Times New Roman" w:eastAsia="Times New Roman" w:cs="Times New Roman"/>
-                <w:i w:val="false"/>
-                <w:b w:val="false"/>
-                <w:u w:val="none"/>
-                <w:strike w:val="false"/>
-                <w:sz w:val="18"/>
-                <w:szCs w:val="18"/>
-                <w:color w:val="000000"/>
-              </w:rPr>
-            </w:pPr>
-            <w:r>
-              <w:rPr>
-                <w:rFonts w:ascii="Times New Roman" w:hAnsi="Times New Roman" w:eastAsia="Times New Roman" w:cs="Times New Roman"/>
-                <w:i w:val="false"/>
-                <w:b w:val="false"/>
-                <w:u w:val="none"/>
-                <w:strike w:val="false"/>
-                <w:sz w:val="18"/>
-                <w:szCs w:val="18"/>
-                <w:color w:val="000000"/>
-              </w:rPr>
-              <w:t xml:space="preserve">98 (45.4%)</w:t>
+              <w:t xml:space="preserve">205 (46.7%)</w:t>
+            </w:r>
+          </w:p>
+        </w:tc>
+        <w:tc>
+          <w:tcPr>
+            <w:tcBorders>
+              <w:bottom w:val="none" w:sz="0" w:space="0" w:color="000000"/>
+              <w:top w:val="none" w:sz="0" w:space="0" w:color="000000"/>
+              <w:left w:val="none" w:sz="0" w:space="0" w:color="000000"/>
+              <w:right w:val="none" w:sz="0" w:space="0" w:color="000000"/>
+            </w:tcBorders>
+            <w:shd w:val="clear" w:color="auto" w:fill="FFFFFF"/>
+            <w:tcMar>
+              <w:top w:w="0" w:type="dxa"/>
+              <w:bottom w:w="0" w:type="dxa"/>
+              <w:left w:w="0" w:type="dxa"/>
+              <w:right w:w="0" w:type="dxa"/>
+            </w:tcMar>
+            <w:vAlign w:val="top"/>
+          </w:tcPr>
+          <w:p>
+            <w:pPr>
+              <w:pStyle w:val="Normal"/>
+              <w:jc w:val="center"/>
+              <w:pBdr>
+                <w:bottom w:val="none" w:sz="0" w:space="0" w:color="000000"/>
+                <w:top w:val="none" w:sz="0" w:space="0" w:color="000000"/>
+                <w:left w:val="none" w:sz="0" w:space="0" w:color="000000"/>
+                <w:right w:val="none" w:sz="0" w:space="0" w:color="000000"/>
+              </w:pBdr>
+              <w:spacing w:after="100" w:before="100" w:line="240"/>
+              <w:ind w:left="100" w:right="100" w:firstLine="0" w:firstLineChars="0"/>
+              <w:rPr>
+                <w:rFonts w:ascii="Times New Roman" w:hAnsi="Times New Roman" w:eastAsia="Times New Roman" w:cs="Times New Roman"/>
+                <w:i w:val="false"/>
+                <w:b w:val="false"/>
+                <w:u w:val="none"/>
+                <w:strike w:val="false"/>
+                <w:sz w:val="18"/>
+                <w:szCs w:val="18"/>
+                <w:color w:val="000000"/>
+              </w:rPr>
+            </w:pPr>
+            <w:r>
+              <w:rPr>
+                <w:rFonts w:ascii="Times New Roman" w:hAnsi="Times New Roman" w:eastAsia="Times New Roman" w:cs="Times New Roman"/>
+                <w:i w:val="false"/>
+                <w:b w:val="false"/>
+                <w:u w:val="none"/>
+                <w:strike w:val="false"/>
+                <w:sz w:val="18"/>
+                <w:szCs w:val="18"/>
+                <w:color w:val="000000"/>
+              </w:rPr>
+              <w:t xml:space="preserve">100 (45.7%)</w:t>
             </w:r>
           </w:p>
         </w:tc>
@@ -2903,7 +2903,7 @@
                 <w:szCs w:val="18"/>
                 <w:color w:val="000000"/>
               </w:rPr>
-              <w:t xml:space="preserve">0.249</w:t>
+              <w:t xml:space="preserve">0.279</w:t>
             </w:r>
           </w:p>
         </w:tc>
@@ -3018,62 +3018,62 @@
                 <w:szCs w:val="18"/>
                 <w:color w:val="000000"/>
               </w:rPr>
-              <w:t xml:space="preserve">71 (16.6%)</w:t>
-            </w:r>
-          </w:p>
-        </w:tc>
-        <w:tc>
-          <w:tcPr>
-            <w:tcBorders>
-              <w:bottom w:val="none" w:sz="0" w:space="0" w:color="000000"/>
-              <w:top w:val="none" w:sz="0" w:space="0" w:color="000000"/>
-              <w:left w:val="none" w:sz="0" w:space="0" w:color="000000"/>
-              <w:right w:val="none" w:sz="0" w:space="0" w:color="000000"/>
-            </w:tcBorders>
-            <w:shd w:val="clear" w:color="auto" w:fill="FFFFFF"/>
-            <w:tcMar>
-              <w:top w:w="0" w:type="dxa"/>
-              <w:bottom w:w="0" w:type="dxa"/>
-              <w:left w:w="0" w:type="dxa"/>
-              <w:right w:w="0" w:type="dxa"/>
-            </w:tcMar>
-            <w:vAlign w:val="top"/>
-          </w:tcPr>
-          <w:p>
-            <w:pPr>
-              <w:pStyle w:val="Normal"/>
-              <w:jc w:val="center"/>
-              <w:pBdr>
-                <w:bottom w:val="none" w:sz="0" w:space="0" w:color="000000"/>
-                <w:top w:val="none" w:sz="0" w:space="0" w:color="000000"/>
-                <w:left w:val="none" w:sz="0" w:space="0" w:color="000000"/>
-                <w:right w:val="none" w:sz="0" w:space="0" w:color="000000"/>
-              </w:pBdr>
-              <w:spacing w:after="100" w:before="100" w:line="240"/>
-              <w:ind w:left="100" w:right="100" w:firstLine="0" w:firstLineChars="0"/>
-              <w:rPr>
-                <w:rFonts w:ascii="Times New Roman" w:hAnsi="Times New Roman" w:eastAsia="Times New Roman" w:cs="Times New Roman"/>
-                <w:i w:val="false"/>
-                <w:b w:val="false"/>
-                <w:u w:val="none"/>
-                <w:strike w:val="false"/>
-                <w:sz w:val="18"/>
-                <w:szCs w:val="18"/>
-                <w:color w:val="000000"/>
-              </w:rPr>
-            </w:pPr>
-            <w:r>
-              <w:rPr>
-                <w:rFonts w:ascii="Times New Roman" w:hAnsi="Times New Roman" w:eastAsia="Times New Roman" w:cs="Times New Roman"/>
-                <w:i w:val="false"/>
-                <w:b w:val="false"/>
-                <w:u w:val="none"/>
-                <w:strike w:val="false"/>
-                <w:sz w:val="18"/>
-                <w:szCs w:val="18"/>
-                <w:color w:val="000000"/>
-              </w:rPr>
-              <w:t xml:space="preserve">33 (15.6%)</w:t>
+              <w:t xml:space="preserve">72 (16.7%)</w:t>
+            </w:r>
+          </w:p>
+        </w:tc>
+        <w:tc>
+          <w:tcPr>
+            <w:tcBorders>
+              <w:bottom w:val="none" w:sz="0" w:space="0" w:color="000000"/>
+              <w:top w:val="none" w:sz="0" w:space="0" w:color="000000"/>
+              <w:left w:val="none" w:sz="0" w:space="0" w:color="000000"/>
+              <w:right w:val="none" w:sz="0" w:space="0" w:color="000000"/>
+            </w:tcBorders>
+            <w:shd w:val="clear" w:color="auto" w:fill="FFFFFF"/>
+            <w:tcMar>
+              <w:top w:w="0" w:type="dxa"/>
+              <w:bottom w:w="0" w:type="dxa"/>
+              <w:left w:w="0" w:type="dxa"/>
+              <w:right w:w="0" w:type="dxa"/>
+            </w:tcMar>
+            <w:vAlign w:val="top"/>
+          </w:tcPr>
+          <w:p>
+            <w:pPr>
+              <w:pStyle w:val="Normal"/>
+              <w:jc w:val="center"/>
+              <w:pBdr>
+                <w:bottom w:val="none" w:sz="0" w:space="0" w:color="000000"/>
+                <w:top w:val="none" w:sz="0" w:space="0" w:color="000000"/>
+                <w:left w:val="none" w:sz="0" w:space="0" w:color="000000"/>
+                <w:right w:val="none" w:sz="0" w:space="0" w:color="000000"/>
+              </w:pBdr>
+              <w:spacing w:after="100" w:before="100" w:line="240"/>
+              <w:ind w:left="100" w:right="100" w:firstLine="0" w:firstLineChars="0"/>
+              <w:rPr>
+                <w:rFonts w:ascii="Times New Roman" w:hAnsi="Times New Roman" w:eastAsia="Times New Roman" w:cs="Times New Roman"/>
+                <w:i w:val="false"/>
+                <w:b w:val="false"/>
+                <w:u w:val="none"/>
+                <w:strike w:val="false"/>
+                <w:sz w:val="18"/>
+                <w:szCs w:val="18"/>
+                <w:color w:val="000000"/>
+              </w:rPr>
+            </w:pPr>
+            <w:r>
+              <w:rPr>
+                <w:rFonts w:ascii="Times New Roman" w:hAnsi="Times New Roman" w:eastAsia="Times New Roman" w:cs="Times New Roman"/>
+                <w:i w:val="false"/>
+                <w:b w:val="false"/>
+                <w:u w:val="none"/>
+                <w:strike w:val="false"/>
+                <w:sz w:val="18"/>
+                <w:szCs w:val="18"/>
+                <w:color w:val="000000"/>
+              </w:rPr>
+              <w:t xml:space="preserve">34 (15.8%)</w:t>
             </w:r>
           </w:p>
         </w:tc>
@@ -3298,62 +3298,62 @@
                 <w:szCs w:val="18"/>
                 <w:color w:val="000000"/>
               </w:rPr>
-              <w:t xml:space="preserve">169 (39.6%)</w:t>
-            </w:r>
-          </w:p>
-        </w:tc>
-        <w:tc>
-          <w:tcPr>
-            <w:tcBorders>
-              <w:bottom w:val="none" w:sz="0" w:space="0" w:color="000000"/>
-              <w:top w:val="none" w:sz="0" w:space="0" w:color="000000"/>
-              <w:left w:val="none" w:sz="0" w:space="0" w:color="000000"/>
-              <w:right w:val="none" w:sz="0" w:space="0" w:color="000000"/>
-            </w:tcBorders>
-            <w:shd w:val="clear" w:color="auto" w:fill="FFFFFF"/>
-            <w:tcMar>
-              <w:top w:w="0" w:type="dxa"/>
-              <w:bottom w:w="0" w:type="dxa"/>
-              <w:left w:w="0" w:type="dxa"/>
-              <w:right w:w="0" w:type="dxa"/>
-            </w:tcMar>
-            <w:vAlign w:val="top"/>
-          </w:tcPr>
-          <w:p>
-            <w:pPr>
-              <w:pStyle w:val="Normal"/>
-              <w:jc w:val="center"/>
-              <w:pBdr>
-                <w:bottom w:val="none" w:sz="0" w:space="0" w:color="000000"/>
-                <w:top w:val="none" w:sz="0" w:space="0" w:color="000000"/>
-                <w:left w:val="none" w:sz="0" w:space="0" w:color="000000"/>
-                <w:right w:val="none" w:sz="0" w:space="0" w:color="000000"/>
-              </w:pBdr>
-              <w:spacing w:after="100" w:before="100" w:line="240"/>
-              <w:ind w:left="100" w:right="100" w:firstLine="0" w:firstLineChars="0"/>
-              <w:rPr>
-                <w:rFonts w:ascii="Times New Roman" w:hAnsi="Times New Roman" w:eastAsia="Times New Roman" w:cs="Times New Roman"/>
-                <w:i w:val="false"/>
-                <w:b w:val="false"/>
-                <w:u w:val="none"/>
-                <w:strike w:val="false"/>
-                <w:sz w:val="18"/>
-                <w:szCs w:val="18"/>
-                <w:color w:val="000000"/>
-              </w:rPr>
-            </w:pPr>
-            <w:r>
-              <w:rPr>
-                <w:rFonts w:ascii="Times New Roman" w:hAnsi="Times New Roman" w:eastAsia="Times New Roman" w:cs="Times New Roman"/>
-                <w:i w:val="false"/>
-                <w:b w:val="false"/>
-                <w:u w:val="none"/>
-                <w:strike w:val="false"/>
-                <w:sz w:val="18"/>
-                <w:szCs w:val="18"/>
-                <w:color w:val="000000"/>
-              </w:rPr>
-              <w:t xml:space="preserve">86 (40.6%)</w:t>
+              <w:t xml:space="preserve">170 (39.5%)</w:t>
+            </w:r>
+          </w:p>
+        </w:tc>
+        <w:tc>
+          <w:tcPr>
+            <w:tcBorders>
+              <w:bottom w:val="none" w:sz="0" w:space="0" w:color="000000"/>
+              <w:top w:val="none" w:sz="0" w:space="0" w:color="000000"/>
+              <w:left w:val="none" w:sz="0" w:space="0" w:color="000000"/>
+              <w:right w:val="none" w:sz="0" w:space="0" w:color="000000"/>
+            </w:tcBorders>
+            <w:shd w:val="clear" w:color="auto" w:fill="FFFFFF"/>
+            <w:tcMar>
+              <w:top w:w="0" w:type="dxa"/>
+              <w:bottom w:w="0" w:type="dxa"/>
+              <w:left w:w="0" w:type="dxa"/>
+              <w:right w:w="0" w:type="dxa"/>
+            </w:tcMar>
+            <w:vAlign w:val="top"/>
+          </w:tcPr>
+          <w:p>
+            <w:pPr>
+              <w:pStyle w:val="Normal"/>
+              <w:jc w:val="center"/>
+              <w:pBdr>
+                <w:bottom w:val="none" w:sz="0" w:space="0" w:color="000000"/>
+                <w:top w:val="none" w:sz="0" w:space="0" w:color="000000"/>
+                <w:left w:val="none" w:sz="0" w:space="0" w:color="000000"/>
+                <w:right w:val="none" w:sz="0" w:space="0" w:color="000000"/>
+              </w:pBdr>
+              <w:spacing w:after="100" w:before="100" w:line="240"/>
+              <w:ind w:left="100" w:right="100" w:firstLine="0" w:firstLineChars="0"/>
+              <w:rPr>
+                <w:rFonts w:ascii="Times New Roman" w:hAnsi="Times New Roman" w:eastAsia="Times New Roman" w:cs="Times New Roman"/>
+                <w:i w:val="false"/>
+                <w:b w:val="false"/>
+                <w:u w:val="none"/>
+                <w:strike w:val="false"/>
+                <w:sz w:val="18"/>
+                <w:szCs w:val="18"/>
+                <w:color w:val="000000"/>
+              </w:rPr>
+            </w:pPr>
+            <w:r>
+              <w:rPr>
+                <w:rFonts w:ascii="Times New Roman" w:hAnsi="Times New Roman" w:eastAsia="Times New Roman" w:cs="Times New Roman"/>
+                <w:i w:val="false"/>
+                <w:b w:val="false"/>
+                <w:u w:val="none"/>
+                <w:strike w:val="false"/>
+                <w:sz w:val="18"/>
+                <w:szCs w:val="18"/>
+                <w:color w:val="000000"/>
+              </w:rPr>
+              <w:t xml:space="preserve">87 (40.5%)</w:t>
             </w:r>
           </w:p>
         </w:tc>
@@ -3578,62 +3578,62 @@
                 <w:szCs w:val="18"/>
                 <w:color w:val="000000"/>
               </w:rPr>
-              <w:t xml:space="preserve">127 (29.7%)</w:t>
-            </w:r>
-          </w:p>
-        </w:tc>
-        <w:tc>
-          <w:tcPr>
-            <w:tcBorders>
-              <w:bottom w:val="none" w:sz="0" w:space="0" w:color="000000"/>
-              <w:top w:val="none" w:sz="0" w:space="0" w:color="000000"/>
-              <w:left w:val="none" w:sz="0" w:space="0" w:color="000000"/>
-              <w:right w:val="none" w:sz="0" w:space="0" w:color="000000"/>
-            </w:tcBorders>
-            <w:shd w:val="clear" w:color="auto" w:fill="FFFFFF"/>
-            <w:tcMar>
-              <w:top w:w="0" w:type="dxa"/>
-              <w:bottom w:w="0" w:type="dxa"/>
-              <w:left w:w="0" w:type="dxa"/>
-              <w:right w:w="0" w:type="dxa"/>
-            </w:tcMar>
-            <w:vAlign w:val="top"/>
-          </w:tcPr>
-          <w:p>
-            <w:pPr>
-              <w:pStyle w:val="Normal"/>
-              <w:jc w:val="center"/>
-              <w:pBdr>
-                <w:bottom w:val="none" w:sz="0" w:space="0" w:color="000000"/>
-                <w:top w:val="none" w:sz="0" w:space="0" w:color="000000"/>
-                <w:left w:val="none" w:sz="0" w:space="0" w:color="000000"/>
-                <w:right w:val="none" w:sz="0" w:space="0" w:color="000000"/>
-              </w:pBdr>
-              <w:spacing w:after="100" w:before="100" w:line="240"/>
-              <w:ind w:left="100" w:right="100" w:firstLine="0" w:firstLineChars="0"/>
-              <w:rPr>
-                <w:rFonts w:ascii="Times New Roman" w:hAnsi="Times New Roman" w:eastAsia="Times New Roman" w:cs="Times New Roman"/>
-                <w:i w:val="false"/>
-                <w:b w:val="false"/>
-                <w:u w:val="none"/>
-                <w:strike w:val="false"/>
-                <w:sz w:val="18"/>
-                <w:szCs w:val="18"/>
-                <w:color w:val="000000"/>
-              </w:rPr>
-            </w:pPr>
-            <w:r>
-              <w:rPr>
-                <w:rFonts w:ascii="Times New Roman" w:hAnsi="Times New Roman" w:eastAsia="Times New Roman" w:cs="Times New Roman"/>
-                <w:i w:val="false"/>
-                <w:b w:val="false"/>
-                <w:u w:val="none"/>
-                <w:strike w:val="false"/>
-                <w:sz w:val="18"/>
-                <w:szCs w:val="18"/>
-                <w:color w:val="000000"/>
-              </w:rPr>
-              <w:t xml:space="preserve">57 (26.9%)</w:t>
+              <w:t xml:space="preserve">128 (29.8%)</w:t>
+            </w:r>
+          </w:p>
+        </w:tc>
+        <w:tc>
+          <w:tcPr>
+            <w:tcBorders>
+              <w:bottom w:val="none" w:sz="0" w:space="0" w:color="000000"/>
+              <w:top w:val="none" w:sz="0" w:space="0" w:color="000000"/>
+              <w:left w:val="none" w:sz="0" w:space="0" w:color="000000"/>
+              <w:right w:val="none" w:sz="0" w:space="0" w:color="000000"/>
+            </w:tcBorders>
+            <w:shd w:val="clear" w:color="auto" w:fill="FFFFFF"/>
+            <w:tcMar>
+              <w:top w:w="0" w:type="dxa"/>
+              <w:bottom w:w="0" w:type="dxa"/>
+              <w:left w:w="0" w:type="dxa"/>
+              <w:right w:w="0" w:type="dxa"/>
+            </w:tcMar>
+            <w:vAlign w:val="top"/>
+          </w:tcPr>
+          <w:p>
+            <w:pPr>
+              <w:pStyle w:val="Normal"/>
+              <w:jc w:val="center"/>
+              <w:pBdr>
+                <w:bottom w:val="none" w:sz="0" w:space="0" w:color="000000"/>
+                <w:top w:val="none" w:sz="0" w:space="0" w:color="000000"/>
+                <w:left w:val="none" w:sz="0" w:space="0" w:color="000000"/>
+                <w:right w:val="none" w:sz="0" w:space="0" w:color="000000"/>
+              </w:pBdr>
+              <w:spacing w:after="100" w:before="100" w:line="240"/>
+              <w:ind w:left="100" w:right="100" w:firstLine="0" w:firstLineChars="0"/>
+              <w:rPr>
+                <w:rFonts w:ascii="Times New Roman" w:hAnsi="Times New Roman" w:eastAsia="Times New Roman" w:cs="Times New Roman"/>
+                <w:i w:val="false"/>
+                <w:b w:val="false"/>
+                <w:u w:val="none"/>
+                <w:strike w:val="false"/>
+                <w:sz w:val="18"/>
+                <w:szCs w:val="18"/>
+                <w:color w:val="000000"/>
+              </w:rPr>
+            </w:pPr>
+            <w:r>
+              <w:rPr>
+                <w:rFonts w:ascii="Times New Roman" w:hAnsi="Times New Roman" w:eastAsia="Times New Roman" w:cs="Times New Roman"/>
+                <w:i w:val="false"/>
+                <w:b w:val="false"/>
+                <w:u w:val="none"/>
+                <w:strike w:val="false"/>
+                <w:sz w:val="18"/>
+                <w:szCs w:val="18"/>
+                <w:color w:val="000000"/>
+              </w:rPr>
+              <w:t xml:space="preserve">58 (27.0%)</w:t>
             </w:r>
           </w:p>
         </w:tc>
@@ -3858,62 +3858,62 @@
                 <w:szCs w:val="18"/>
                 <w:color w:val="000000"/>
               </w:rPr>
-              <w:t xml:space="preserve">60 (14.1%)</w:t>
-            </w:r>
-          </w:p>
-        </w:tc>
-        <w:tc>
-          <w:tcPr>
-            <w:tcBorders>
-              <w:bottom w:val="none" w:sz="0" w:space="0" w:color="000000"/>
-              <w:top w:val="none" w:sz="0" w:space="0" w:color="000000"/>
-              <w:left w:val="none" w:sz="0" w:space="0" w:color="000000"/>
-              <w:right w:val="none" w:sz="0" w:space="0" w:color="000000"/>
-            </w:tcBorders>
-            <w:shd w:val="clear" w:color="auto" w:fill="FFFFFF"/>
-            <w:tcMar>
-              <w:top w:w="0" w:type="dxa"/>
-              <w:bottom w:w="0" w:type="dxa"/>
-              <w:left w:w="0" w:type="dxa"/>
-              <w:right w:w="0" w:type="dxa"/>
-            </w:tcMar>
-            <w:vAlign w:val="top"/>
-          </w:tcPr>
-          <w:p>
-            <w:pPr>
-              <w:pStyle w:val="Normal"/>
-              <w:jc w:val="center"/>
-              <w:pBdr>
-                <w:bottom w:val="none" w:sz="0" w:space="0" w:color="000000"/>
-                <w:top w:val="none" w:sz="0" w:space="0" w:color="000000"/>
-                <w:left w:val="none" w:sz="0" w:space="0" w:color="000000"/>
-                <w:right w:val="none" w:sz="0" w:space="0" w:color="000000"/>
-              </w:pBdr>
-              <w:spacing w:after="100" w:before="100" w:line="240"/>
-              <w:ind w:left="100" w:right="100" w:firstLine="0" w:firstLineChars="0"/>
-              <w:rPr>
-                <w:rFonts w:ascii="Times New Roman" w:hAnsi="Times New Roman" w:eastAsia="Times New Roman" w:cs="Times New Roman"/>
-                <w:i w:val="false"/>
-                <w:b w:val="false"/>
-                <w:u w:val="none"/>
-                <w:strike w:val="false"/>
-                <w:sz w:val="18"/>
-                <w:szCs w:val="18"/>
-                <w:color w:val="000000"/>
-              </w:rPr>
-            </w:pPr>
-            <w:r>
-              <w:rPr>
-                <w:rFonts w:ascii="Times New Roman" w:hAnsi="Times New Roman" w:eastAsia="Times New Roman" w:cs="Times New Roman"/>
-                <w:i w:val="false"/>
-                <w:b w:val="false"/>
-                <w:u w:val="none"/>
-                <w:strike w:val="false"/>
-                <w:sz w:val="18"/>
-                <w:szCs w:val="18"/>
-                <w:color w:val="000000"/>
-              </w:rPr>
-              <w:t xml:space="preserve">36 (17.0%)</w:t>
+              <w:t xml:space="preserve">60 (14.0%)</w:t>
+            </w:r>
+          </w:p>
+        </w:tc>
+        <w:tc>
+          <w:tcPr>
+            <w:tcBorders>
+              <w:bottom w:val="none" w:sz="0" w:space="0" w:color="000000"/>
+              <w:top w:val="none" w:sz="0" w:space="0" w:color="000000"/>
+              <w:left w:val="none" w:sz="0" w:space="0" w:color="000000"/>
+              <w:right w:val="none" w:sz="0" w:space="0" w:color="000000"/>
+            </w:tcBorders>
+            <w:shd w:val="clear" w:color="auto" w:fill="FFFFFF"/>
+            <w:tcMar>
+              <w:top w:w="0" w:type="dxa"/>
+              <w:bottom w:w="0" w:type="dxa"/>
+              <w:left w:w="0" w:type="dxa"/>
+              <w:right w:w="0" w:type="dxa"/>
+            </w:tcMar>
+            <w:vAlign w:val="top"/>
+          </w:tcPr>
+          <w:p>
+            <w:pPr>
+              <w:pStyle w:val="Normal"/>
+              <w:jc w:val="center"/>
+              <w:pBdr>
+                <w:bottom w:val="none" w:sz="0" w:space="0" w:color="000000"/>
+                <w:top w:val="none" w:sz="0" w:space="0" w:color="000000"/>
+                <w:left w:val="none" w:sz="0" w:space="0" w:color="000000"/>
+                <w:right w:val="none" w:sz="0" w:space="0" w:color="000000"/>
+              </w:pBdr>
+              <w:spacing w:after="100" w:before="100" w:line="240"/>
+              <w:ind w:left="100" w:right="100" w:firstLine="0" w:firstLineChars="0"/>
+              <w:rPr>
+                <w:rFonts w:ascii="Times New Roman" w:hAnsi="Times New Roman" w:eastAsia="Times New Roman" w:cs="Times New Roman"/>
+                <w:i w:val="false"/>
+                <w:b w:val="false"/>
+                <w:u w:val="none"/>
+                <w:strike w:val="false"/>
+                <w:sz w:val="18"/>
+                <w:szCs w:val="18"/>
+                <w:color w:val="000000"/>
+              </w:rPr>
+            </w:pPr>
+            <w:r>
+              <w:rPr>
+                <w:rFonts w:ascii="Times New Roman" w:hAnsi="Times New Roman" w:eastAsia="Times New Roman" w:cs="Times New Roman"/>
+                <w:i w:val="false"/>
+                <w:b w:val="false"/>
+                <w:u w:val="none"/>
+                <w:strike w:val="false"/>
+                <w:sz w:val="18"/>
+                <w:szCs w:val="18"/>
+                <w:color w:val="000000"/>
+              </w:rPr>
+              <w:t xml:space="preserve">36 (16.7%)</w:t>
             </w:r>
           </w:p>
         </w:tc>
@@ -4583,7 +4583,7 @@
                 <w:szCs w:val="18"/>
                 <w:color w:val="000000"/>
               </w:rPr>
-              <w:t xml:space="preserve">0.793</w:t>
+              <w:t xml:space="preserve">0.815</w:t>
             </w:r>
           </w:p>
         </w:tc>
@@ -4698,7 +4698,7 @@
                 <w:szCs w:val="18"/>
                 <w:color w:val="000000"/>
               </w:rPr>
-              <w:t xml:space="preserve">12 (2.8%)</w:t>
+              <w:t xml:space="preserve">12 (2.7%)</w:t>
             </w:r>
           </w:p>
         </w:tc>
@@ -4978,62 +4978,62 @@
                 <w:szCs w:val="18"/>
                 <w:color w:val="000000"/>
               </w:rPr>
-              <w:t xml:space="preserve">74 (17.0%)</w:t>
-            </w:r>
-          </w:p>
-        </w:tc>
-        <w:tc>
-          <w:tcPr>
-            <w:tcBorders>
-              <w:bottom w:val="none" w:sz="0" w:space="0" w:color="000000"/>
-              <w:top w:val="none" w:sz="0" w:space="0" w:color="000000"/>
-              <w:left w:val="none" w:sz="0" w:space="0" w:color="000000"/>
-              <w:right w:val="none" w:sz="0" w:space="0" w:color="000000"/>
-            </w:tcBorders>
-            <w:shd w:val="clear" w:color="auto" w:fill="FFFFFF"/>
-            <w:tcMar>
-              <w:top w:w="0" w:type="dxa"/>
-              <w:bottom w:w="0" w:type="dxa"/>
-              <w:left w:w="0" w:type="dxa"/>
-              <w:right w:w="0" w:type="dxa"/>
-            </w:tcMar>
-            <w:vAlign w:val="top"/>
-          </w:tcPr>
-          <w:p>
-            <w:pPr>
-              <w:pStyle w:val="Normal"/>
-              <w:jc w:val="center"/>
-              <w:pBdr>
-                <w:bottom w:val="none" w:sz="0" w:space="0" w:color="000000"/>
-                <w:top w:val="none" w:sz="0" w:space="0" w:color="000000"/>
-                <w:left w:val="none" w:sz="0" w:space="0" w:color="000000"/>
-                <w:right w:val="none" w:sz="0" w:space="0" w:color="000000"/>
-              </w:pBdr>
-              <w:spacing w:after="100" w:before="100" w:line="240"/>
-              <w:ind w:left="100" w:right="100" w:firstLine="0" w:firstLineChars="0"/>
-              <w:rPr>
-                <w:rFonts w:ascii="Times New Roman" w:hAnsi="Times New Roman" w:eastAsia="Times New Roman" w:cs="Times New Roman"/>
-                <w:i w:val="false"/>
-                <w:b w:val="false"/>
-                <w:u w:val="none"/>
-                <w:strike w:val="false"/>
-                <w:sz w:val="18"/>
-                <w:szCs w:val="18"/>
-                <w:color w:val="000000"/>
-              </w:rPr>
-            </w:pPr>
-            <w:r>
-              <w:rPr>
-                <w:rFonts w:ascii="Times New Roman" w:hAnsi="Times New Roman" w:eastAsia="Times New Roman" w:cs="Times New Roman"/>
-                <w:i w:val="false"/>
-                <w:b w:val="false"/>
-                <w:u w:val="none"/>
-                <w:strike w:val="false"/>
-                <w:sz w:val="18"/>
-                <w:szCs w:val="18"/>
-                <w:color w:val="000000"/>
-              </w:rPr>
-              <w:t xml:space="preserve">35 (16.2%)</w:t>
+              <w:t xml:space="preserve">75 (17.1%)</w:t>
+            </w:r>
+          </w:p>
+        </w:tc>
+        <w:tc>
+          <w:tcPr>
+            <w:tcBorders>
+              <w:bottom w:val="none" w:sz="0" w:space="0" w:color="000000"/>
+              <w:top w:val="none" w:sz="0" w:space="0" w:color="000000"/>
+              <w:left w:val="none" w:sz="0" w:space="0" w:color="000000"/>
+              <w:right w:val="none" w:sz="0" w:space="0" w:color="000000"/>
+            </w:tcBorders>
+            <w:shd w:val="clear" w:color="auto" w:fill="FFFFFF"/>
+            <w:tcMar>
+              <w:top w:w="0" w:type="dxa"/>
+              <w:bottom w:w="0" w:type="dxa"/>
+              <w:left w:w="0" w:type="dxa"/>
+              <w:right w:w="0" w:type="dxa"/>
+            </w:tcMar>
+            <w:vAlign w:val="top"/>
+          </w:tcPr>
+          <w:p>
+            <w:pPr>
+              <w:pStyle w:val="Normal"/>
+              <w:jc w:val="center"/>
+              <w:pBdr>
+                <w:bottom w:val="none" w:sz="0" w:space="0" w:color="000000"/>
+                <w:top w:val="none" w:sz="0" w:space="0" w:color="000000"/>
+                <w:left w:val="none" w:sz="0" w:space="0" w:color="000000"/>
+                <w:right w:val="none" w:sz="0" w:space="0" w:color="000000"/>
+              </w:pBdr>
+              <w:spacing w:after="100" w:before="100" w:line="240"/>
+              <w:ind w:left="100" w:right="100" w:firstLine="0" w:firstLineChars="0"/>
+              <w:rPr>
+                <w:rFonts w:ascii="Times New Roman" w:hAnsi="Times New Roman" w:eastAsia="Times New Roman" w:cs="Times New Roman"/>
+                <w:i w:val="false"/>
+                <w:b w:val="false"/>
+                <w:u w:val="none"/>
+                <w:strike w:val="false"/>
+                <w:sz w:val="18"/>
+                <w:szCs w:val="18"/>
+                <w:color w:val="000000"/>
+              </w:rPr>
+            </w:pPr>
+            <w:r>
+              <w:rPr>
+                <w:rFonts w:ascii="Times New Roman" w:hAnsi="Times New Roman" w:eastAsia="Times New Roman" w:cs="Times New Roman"/>
+                <w:i w:val="false"/>
+                <w:b w:val="false"/>
+                <w:u w:val="none"/>
+                <w:strike w:val="false"/>
+                <w:sz w:val="18"/>
+                <w:szCs w:val="18"/>
+                <w:color w:val="000000"/>
+              </w:rPr>
+              <w:t xml:space="preserve">36 (16.4%)</w:t>
             </w:r>
           </w:p>
         </w:tc>
@@ -5258,62 +5258,62 @@
                 <w:szCs w:val="18"/>
                 <w:color w:val="000000"/>
               </w:rPr>
-              <w:t xml:space="preserve">299 (68.6%)</w:t>
-            </w:r>
-          </w:p>
-        </w:tc>
-        <w:tc>
-          <w:tcPr>
-            <w:tcBorders>
-              <w:bottom w:val="none" w:sz="0" w:space="0" w:color="000000"/>
-              <w:top w:val="none" w:sz="0" w:space="0" w:color="000000"/>
-              <w:left w:val="none" w:sz="0" w:space="0" w:color="000000"/>
-              <w:right w:val="none" w:sz="0" w:space="0" w:color="000000"/>
-            </w:tcBorders>
-            <w:shd w:val="clear" w:color="auto" w:fill="FFFFFF"/>
-            <w:tcMar>
-              <w:top w:w="0" w:type="dxa"/>
-              <w:bottom w:w="0" w:type="dxa"/>
-              <w:left w:w="0" w:type="dxa"/>
-              <w:right w:w="0" w:type="dxa"/>
-            </w:tcMar>
-            <w:vAlign w:val="top"/>
-          </w:tcPr>
-          <w:p>
-            <w:pPr>
-              <w:pStyle w:val="Normal"/>
-              <w:jc w:val="center"/>
-              <w:pBdr>
-                <w:bottom w:val="none" w:sz="0" w:space="0" w:color="000000"/>
-                <w:top w:val="none" w:sz="0" w:space="0" w:color="000000"/>
-                <w:left w:val="none" w:sz="0" w:space="0" w:color="000000"/>
-                <w:right w:val="none" w:sz="0" w:space="0" w:color="000000"/>
-              </w:pBdr>
-              <w:spacing w:after="100" w:before="100" w:line="240"/>
-              <w:ind w:left="100" w:right="100" w:firstLine="0" w:firstLineChars="0"/>
-              <w:rPr>
-                <w:rFonts w:ascii="Times New Roman" w:hAnsi="Times New Roman" w:eastAsia="Times New Roman" w:cs="Times New Roman"/>
-                <w:i w:val="false"/>
-                <w:b w:val="false"/>
-                <w:u w:val="none"/>
-                <w:strike w:val="false"/>
-                <w:sz w:val="18"/>
-                <w:szCs w:val="18"/>
-                <w:color w:val="000000"/>
-              </w:rPr>
-            </w:pPr>
-            <w:r>
-              <w:rPr>
-                <w:rFonts w:ascii="Times New Roman" w:hAnsi="Times New Roman" w:eastAsia="Times New Roman" w:cs="Times New Roman"/>
-                <w:i w:val="false"/>
-                <w:b w:val="false"/>
-                <w:u w:val="none"/>
-                <w:strike w:val="false"/>
-                <w:sz w:val="18"/>
-                <w:szCs w:val="18"/>
-                <w:color w:val="000000"/>
-              </w:rPr>
-              <w:t xml:space="preserve">148 (68.5%)</w:t>
+              <w:t xml:space="preserve">301 (68.6%)</w:t>
+            </w:r>
+          </w:p>
+        </w:tc>
+        <w:tc>
+          <w:tcPr>
+            <w:tcBorders>
+              <w:bottom w:val="none" w:sz="0" w:space="0" w:color="000000"/>
+              <w:top w:val="none" w:sz="0" w:space="0" w:color="000000"/>
+              <w:left w:val="none" w:sz="0" w:space="0" w:color="000000"/>
+              <w:right w:val="none" w:sz="0" w:space="0" w:color="000000"/>
+            </w:tcBorders>
+            <w:shd w:val="clear" w:color="auto" w:fill="FFFFFF"/>
+            <w:tcMar>
+              <w:top w:w="0" w:type="dxa"/>
+              <w:bottom w:w="0" w:type="dxa"/>
+              <w:left w:w="0" w:type="dxa"/>
+              <w:right w:w="0" w:type="dxa"/>
+            </w:tcMar>
+            <w:vAlign w:val="top"/>
+          </w:tcPr>
+          <w:p>
+            <w:pPr>
+              <w:pStyle w:val="Normal"/>
+              <w:jc w:val="center"/>
+              <w:pBdr>
+                <w:bottom w:val="none" w:sz="0" w:space="0" w:color="000000"/>
+                <w:top w:val="none" w:sz="0" w:space="0" w:color="000000"/>
+                <w:left w:val="none" w:sz="0" w:space="0" w:color="000000"/>
+                <w:right w:val="none" w:sz="0" w:space="0" w:color="000000"/>
+              </w:pBdr>
+              <w:spacing w:after="100" w:before="100" w:line="240"/>
+              <w:ind w:left="100" w:right="100" w:firstLine="0" w:firstLineChars="0"/>
+              <w:rPr>
+                <w:rFonts w:ascii="Times New Roman" w:hAnsi="Times New Roman" w:eastAsia="Times New Roman" w:cs="Times New Roman"/>
+                <w:i w:val="false"/>
+                <w:b w:val="false"/>
+                <w:u w:val="none"/>
+                <w:strike w:val="false"/>
+                <w:sz w:val="18"/>
+                <w:szCs w:val="18"/>
+                <w:color w:val="000000"/>
+              </w:rPr>
+            </w:pPr>
+            <w:r>
+              <w:rPr>
+                <w:rFonts w:ascii="Times New Roman" w:hAnsi="Times New Roman" w:eastAsia="Times New Roman" w:cs="Times New Roman"/>
+                <w:i w:val="false"/>
+                <w:b w:val="false"/>
+                <w:u w:val="none"/>
+                <w:strike w:val="false"/>
+                <w:sz w:val="18"/>
+                <w:szCs w:val="18"/>
+                <w:color w:val="000000"/>
+              </w:rPr>
+              <w:t xml:space="preserve">150 (68.5%)</w:t>
             </w:r>
           </w:p>
         </w:tc>
@@ -5538,62 +5538,62 @@
                 <w:szCs w:val="18"/>
                 <w:color w:val="000000"/>
               </w:rPr>
-              <w:t xml:space="preserve">51 (11.7%)</w:t>
-            </w:r>
-          </w:p>
-        </w:tc>
-        <w:tc>
-          <w:tcPr>
-            <w:tcBorders>
-              <w:bottom w:val="none" w:sz="0" w:space="0" w:color="000000"/>
-              <w:top w:val="none" w:sz="0" w:space="0" w:color="000000"/>
-              <w:left w:val="none" w:sz="0" w:space="0" w:color="000000"/>
-              <w:right w:val="none" w:sz="0" w:space="0" w:color="000000"/>
-            </w:tcBorders>
-            <w:shd w:val="clear" w:color="auto" w:fill="FFFFFF"/>
-            <w:tcMar>
-              <w:top w:w="0" w:type="dxa"/>
-              <w:bottom w:w="0" w:type="dxa"/>
-              <w:left w:w="0" w:type="dxa"/>
-              <w:right w:w="0" w:type="dxa"/>
-            </w:tcMar>
-            <w:vAlign w:val="top"/>
-          </w:tcPr>
-          <w:p>
-            <w:pPr>
-              <w:pStyle w:val="Normal"/>
-              <w:jc w:val="center"/>
-              <w:pBdr>
-                <w:bottom w:val="none" w:sz="0" w:space="0" w:color="000000"/>
-                <w:top w:val="none" w:sz="0" w:space="0" w:color="000000"/>
-                <w:left w:val="none" w:sz="0" w:space="0" w:color="000000"/>
-                <w:right w:val="none" w:sz="0" w:space="0" w:color="000000"/>
-              </w:pBdr>
-              <w:spacing w:after="100" w:before="100" w:line="240"/>
-              <w:ind w:left="100" w:right="100" w:firstLine="0" w:firstLineChars="0"/>
-              <w:rPr>
-                <w:rFonts w:ascii="Times New Roman" w:hAnsi="Times New Roman" w:eastAsia="Times New Roman" w:cs="Times New Roman"/>
-                <w:i w:val="false"/>
-                <w:b w:val="false"/>
-                <w:u w:val="none"/>
-                <w:strike w:val="false"/>
-                <w:sz w:val="18"/>
-                <w:szCs w:val="18"/>
-                <w:color w:val="000000"/>
-              </w:rPr>
-            </w:pPr>
-            <w:r>
-              <w:rPr>
-                <w:rFonts w:ascii="Times New Roman" w:hAnsi="Times New Roman" w:eastAsia="Times New Roman" w:cs="Times New Roman"/>
-                <w:i w:val="false"/>
-                <w:b w:val="false"/>
-                <w:u w:val="none"/>
-                <w:strike w:val="false"/>
-                <w:sz w:val="18"/>
-                <w:szCs w:val="18"/>
-                <w:color w:val="000000"/>
-              </w:rPr>
-              <w:t xml:space="preserve">28 (13.0%)</w:t>
+              <w:t xml:space="preserve">51 (11.6%)</w:t>
+            </w:r>
+          </w:p>
+        </w:tc>
+        <w:tc>
+          <w:tcPr>
+            <w:tcBorders>
+              <w:bottom w:val="none" w:sz="0" w:space="0" w:color="000000"/>
+              <w:top w:val="none" w:sz="0" w:space="0" w:color="000000"/>
+              <w:left w:val="none" w:sz="0" w:space="0" w:color="000000"/>
+              <w:right w:val="none" w:sz="0" w:space="0" w:color="000000"/>
+            </w:tcBorders>
+            <w:shd w:val="clear" w:color="auto" w:fill="FFFFFF"/>
+            <w:tcMar>
+              <w:top w:w="0" w:type="dxa"/>
+              <w:bottom w:w="0" w:type="dxa"/>
+              <w:left w:w="0" w:type="dxa"/>
+              <w:right w:w="0" w:type="dxa"/>
+            </w:tcMar>
+            <w:vAlign w:val="top"/>
+          </w:tcPr>
+          <w:p>
+            <w:pPr>
+              <w:pStyle w:val="Normal"/>
+              <w:jc w:val="center"/>
+              <w:pBdr>
+                <w:bottom w:val="none" w:sz="0" w:space="0" w:color="000000"/>
+                <w:top w:val="none" w:sz="0" w:space="0" w:color="000000"/>
+                <w:left w:val="none" w:sz="0" w:space="0" w:color="000000"/>
+                <w:right w:val="none" w:sz="0" w:space="0" w:color="000000"/>
+              </w:pBdr>
+              <w:spacing w:after="100" w:before="100" w:line="240"/>
+              <w:ind w:left="100" w:right="100" w:firstLine="0" w:firstLineChars="0"/>
+              <w:rPr>
+                <w:rFonts w:ascii="Times New Roman" w:hAnsi="Times New Roman" w:eastAsia="Times New Roman" w:cs="Times New Roman"/>
+                <w:i w:val="false"/>
+                <w:b w:val="false"/>
+                <w:u w:val="none"/>
+                <w:strike w:val="false"/>
+                <w:sz w:val="18"/>
+                <w:szCs w:val="18"/>
+                <w:color w:val="000000"/>
+              </w:rPr>
+            </w:pPr>
+            <w:r>
+              <w:rPr>
+                <w:rFonts w:ascii="Times New Roman" w:hAnsi="Times New Roman" w:eastAsia="Times New Roman" w:cs="Times New Roman"/>
+                <w:i w:val="false"/>
+                <w:b w:val="false"/>
+                <w:u w:val="none"/>
+                <w:strike w:val="false"/>
+                <w:sz w:val="18"/>
+                <w:szCs w:val="18"/>
+                <w:color w:val="000000"/>
+              </w:rPr>
+              <w:t xml:space="preserve">28 (12.8%)</w:t>
             </w:r>
           </w:p>
         </w:tc>
@@ -5983,7 +5983,7 @@
                 <w:szCs w:val="18"/>
                 <w:color w:val="000000"/>
               </w:rPr>
-              <w:t xml:space="preserve">0.276</w:t>
+              <w:t xml:space="preserve">0.255</w:t>
             </w:r>
           </w:p>
         </w:tc>
@@ -6098,62 +6098,62 @@
                 <w:szCs w:val="18"/>
                 <w:color w:val="000000"/>
               </w:rPr>
-              <w:t xml:space="preserve">256 (58.7%)</w:t>
-            </w:r>
-          </w:p>
-        </w:tc>
-        <w:tc>
-          <w:tcPr>
-            <w:tcBorders>
-              <w:bottom w:val="none" w:sz="0" w:space="0" w:color="000000"/>
-              <w:top w:val="none" w:sz="0" w:space="0" w:color="000000"/>
-              <w:left w:val="none" w:sz="0" w:space="0" w:color="000000"/>
-              <w:right w:val="none" w:sz="0" w:space="0" w:color="000000"/>
-            </w:tcBorders>
-            <w:shd w:val="clear" w:color="auto" w:fill="FFFFFF"/>
-            <w:tcMar>
-              <w:top w:w="0" w:type="dxa"/>
-              <w:bottom w:w="0" w:type="dxa"/>
-              <w:left w:w="0" w:type="dxa"/>
-              <w:right w:w="0" w:type="dxa"/>
-            </w:tcMar>
-            <w:vAlign w:val="top"/>
-          </w:tcPr>
-          <w:p>
-            <w:pPr>
-              <w:pStyle w:val="Normal"/>
-              <w:jc w:val="center"/>
-              <w:pBdr>
-                <w:bottom w:val="none" w:sz="0" w:space="0" w:color="000000"/>
-                <w:top w:val="none" w:sz="0" w:space="0" w:color="000000"/>
-                <w:left w:val="none" w:sz="0" w:space="0" w:color="000000"/>
-                <w:right w:val="none" w:sz="0" w:space="0" w:color="000000"/>
-              </w:pBdr>
-              <w:spacing w:after="100" w:before="100" w:line="240"/>
-              <w:ind w:left="100" w:right="100" w:firstLine="0" w:firstLineChars="0"/>
-              <w:rPr>
-                <w:rFonts w:ascii="Times New Roman" w:hAnsi="Times New Roman" w:eastAsia="Times New Roman" w:cs="Times New Roman"/>
-                <w:i w:val="false"/>
-                <w:b w:val="false"/>
-                <w:u w:val="none"/>
-                <w:strike w:val="false"/>
-                <w:sz w:val="18"/>
-                <w:szCs w:val="18"/>
-                <w:color w:val="000000"/>
-              </w:rPr>
-            </w:pPr>
-            <w:r>
-              <w:rPr>
-                <w:rFonts w:ascii="Times New Roman" w:hAnsi="Times New Roman" w:eastAsia="Times New Roman" w:cs="Times New Roman"/>
-                <w:i w:val="false"/>
-                <w:b w:val="false"/>
-                <w:u w:val="none"/>
-                <w:strike w:val="false"/>
-                <w:sz w:val="18"/>
-                <w:szCs w:val="18"/>
-                <w:color w:val="000000"/>
-              </w:rPr>
-              <w:t xml:space="preserve">122 (56.5%)</w:t>
+              <w:t xml:space="preserve">258 (58.8%)</w:t>
+            </w:r>
+          </w:p>
+        </w:tc>
+        <w:tc>
+          <w:tcPr>
+            <w:tcBorders>
+              <w:bottom w:val="none" w:sz="0" w:space="0" w:color="000000"/>
+              <w:top w:val="none" w:sz="0" w:space="0" w:color="000000"/>
+              <w:left w:val="none" w:sz="0" w:space="0" w:color="000000"/>
+              <w:right w:val="none" w:sz="0" w:space="0" w:color="000000"/>
+            </w:tcBorders>
+            <w:shd w:val="clear" w:color="auto" w:fill="FFFFFF"/>
+            <w:tcMar>
+              <w:top w:w="0" w:type="dxa"/>
+              <w:bottom w:w="0" w:type="dxa"/>
+              <w:left w:w="0" w:type="dxa"/>
+              <w:right w:w="0" w:type="dxa"/>
+            </w:tcMar>
+            <w:vAlign w:val="top"/>
+          </w:tcPr>
+          <w:p>
+            <w:pPr>
+              <w:pStyle w:val="Normal"/>
+              <w:jc w:val="center"/>
+              <w:pBdr>
+                <w:bottom w:val="none" w:sz="0" w:space="0" w:color="000000"/>
+                <w:top w:val="none" w:sz="0" w:space="0" w:color="000000"/>
+                <w:left w:val="none" w:sz="0" w:space="0" w:color="000000"/>
+                <w:right w:val="none" w:sz="0" w:space="0" w:color="000000"/>
+              </w:pBdr>
+              <w:spacing w:after="100" w:before="100" w:line="240"/>
+              <w:ind w:left="100" w:right="100" w:firstLine="0" w:firstLineChars="0"/>
+              <w:rPr>
+                <w:rFonts w:ascii="Times New Roman" w:hAnsi="Times New Roman" w:eastAsia="Times New Roman" w:cs="Times New Roman"/>
+                <w:i w:val="false"/>
+                <w:b w:val="false"/>
+                <w:u w:val="none"/>
+                <w:strike w:val="false"/>
+                <w:sz w:val="18"/>
+                <w:szCs w:val="18"/>
+                <w:color w:val="000000"/>
+              </w:rPr>
+            </w:pPr>
+            <w:r>
+              <w:rPr>
+                <w:rFonts w:ascii="Times New Roman" w:hAnsi="Times New Roman" w:eastAsia="Times New Roman" w:cs="Times New Roman"/>
+                <w:i w:val="false"/>
+                <w:b w:val="false"/>
+                <w:u w:val="none"/>
+                <w:strike w:val="false"/>
+                <w:sz w:val="18"/>
+                <w:szCs w:val="18"/>
+                <w:color w:val="000000"/>
+              </w:rPr>
+              <w:t xml:space="preserve">124 (56.6%)</w:t>
             </w:r>
           </w:p>
         </w:tc>
@@ -6378,62 +6378,62 @@
                 <w:szCs w:val="18"/>
                 <w:color w:val="000000"/>
               </w:rPr>
-              <w:t xml:space="preserve">104 (23.9%)</w:t>
-            </w:r>
-          </w:p>
-        </w:tc>
-        <w:tc>
-          <w:tcPr>
-            <w:tcBorders>
-              <w:bottom w:val="none" w:sz="0" w:space="0" w:color="000000"/>
-              <w:top w:val="none" w:sz="0" w:space="0" w:color="000000"/>
-              <w:left w:val="none" w:sz="0" w:space="0" w:color="000000"/>
-              <w:right w:val="none" w:sz="0" w:space="0" w:color="000000"/>
-            </w:tcBorders>
-            <w:shd w:val="clear" w:color="auto" w:fill="FFFFFF"/>
-            <w:tcMar>
-              <w:top w:w="0" w:type="dxa"/>
-              <w:bottom w:w="0" w:type="dxa"/>
-              <w:left w:w="0" w:type="dxa"/>
-              <w:right w:w="0" w:type="dxa"/>
-            </w:tcMar>
-            <w:vAlign w:val="top"/>
-          </w:tcPr>
-          <w:p>
-            <w:pPr>
-              <w:pStyle w:val="Normal"/>
-              <w:jc w:val="center"/>
-              <w:pBdr>
-                <w:bottom w:val="none" w:sz="0" w:space="0" w:color="000000"/>
-                <w:top w:val="none" w:sz="0" w:space="0" w:color="000000"/>
-                <w:left w:val="none" w:sz="0" w:space="0" w:color="000000"/>
-                <w:right w:val="none" w:sz="0" w:space="0" w:color="000000"/>
-              </w:pBdr>
-              <w:spacing w:after="100" w:before="100" w:line="240"/>
-              <w:ind w:left="100" w:right="100" w:firstLine="0" w:firstLineChars="0"/>
-              <w:rPr>
-                <w:rFonts w:ascii="Times New Roman" w:hAnsi="Times New Roman" w:eastAsia="Times New Roman" w:cs="Times New Roman"/>
-                <w:i w:val="false"/>
-                <w:b w:val="false"/>
-                <w:u w:val="none"/>
-                <w:strike w:val="false"/>
-                <w:sz w:val="18"/>
-                <w:szCs w:val="18"/>
-                <w:color w:val="000000"/>
-              </w:rPr>
-            </w:pPr>
-            <w:r>
-              <w:rPr>
-                <w:rFonts w:ascii="Times New Roman" w:hAnsi="Times New Roman" w:eastAsia="Times New Roman" w:cs="Times New Roman"/>
-                <w:i w:val="false"/>
-                <w:b w:val="false"/>
-                <w:u w:val="none"/>
-                <w:strike w:val="false"/>
-                <w:sz w:val="18"/>
-                <w:szCs w:val="18"/>
-                <w:color w:val="000000"/>
-              </w:rPr>
-              <w:t xml:space="preserve">50 (23.1%)</w:t>
+              <w:t xml:space="preserve">104 (23.7%)</w:t>
+            </w:r>
+          </w:p>
+        </w:tc>
+        <w:tc>
+          <w:tcPr>
+            <w:tcBorders>
+              <w:bottom w:val="none" w:sz="0" w:space="0" w:color="000000"/>
+              <w:top w:val="none" w:sz="0" w:space="0" w:color="000000"/>
+              <w:left w:val="none" w:sz="0" w:space="0" w:color="000000"/>
+              <w:right w:val="none" w:sz="0" w:space="0" w:color="000000"/>
+            </w:tcBorders>
+            <w:shd w:val="clear" w:color="auto" w:fill="FFFFFF"/>
+            <w:tcMar>
+              <w:top w:w="0" w:type="dxa"/>
+              <w:bottom w:w="0" w:type="dxa"/>
+              <w:left w:w="0" w:type="dxa"/>
+              <w:right w:w="0" w:type="dxa"/>
+            </w:tcMar>
+            <w:vAlign w:val="top"/>
+          </w:tcPr>
+          <w:p>
+            <w:pPr>
+              <w:pStyle w:val="Normal"/>
+              <w:jc w:val="center"/>
+              <w:pBdr>
+                <w:bottom w:val="none" w:sz="0" w:space="0" w:color="000000"/>
+                <w:top w:val="none" w:sz="0" w:space="0" w:color="000000"/>
+                <w:left w:val="none" w:sz="0" w:space="0" w:color="000000"/>
+                <w:right w:val="none" w:sz="0" w:space="0" w:color="000000"/>
+              </w:pBdr>
+              <w:spacing w:after="100" w:before="100" w:line="240"/>
+              <w:ind w:left="100" w:right="100" w:firstLine="0" w:firstLineChars="0"/>
+              <w:rPr>
+                <w:rFonts w:ascii="Times New Roman" w:hAnsi="Times New Roman" w:eastAsia="Times New Roman" w:cs="Times New Roman"/>
+                <w:i w:val="false"/>
+                <w:b w:val="false"/>
+                <w:u w:val="none"/>
+                <w:strike w:val="false"/>
+                <w:sz w:val="18"/>
+                <w:szCs w:val="18"/>
+                <w:color w:val="000000"/>
+              </w:rPr>
+            </w:pPr>
+            <w:r>
+              <w:rPr>
+                <w:rFonts w:ascii="Times New Roman" w:hAnsi="Times New Roman" w:eastAsia="Times New Roman" w:cs="Times New Roman"/>
+                <w:i w:val="false"/>
+                <w:b w:val="false"/>
+                <w:u w:val="none"/>
+                <w:strike w:val="false"/>
+                <w:sz w:val="18"/>
+                <w:szCs w:val="18"/>
+                <w:color w:val="000000"/>
+              </w:rPr>
+              <w:t xml:space="preserve">50 (22.8%)</w:t>
             </w:r>
           </w:p>
         </w:tc>
@@ -6658,62 +6658,62 @@
                 <w:szCs w:val="18"/>
                 <w:color w:val="000000"/>
               </w:rPr>
-              <w:t xml:space="preserve">76 (17.4%)</w:t>
-            </w:r>
-          </w:p>
-        </w:tc>
-        <w:tc>
-          <w:tcPr>
-            <w:tcBorders>
-              <w:bottom w:val="none" w:sz="0" w:space="0" w:color="000000"/>
-              <w:top w:val="none" w:sz="0" w:space="0" w:color="000000"/>
-              <w:left w:val="none" w:sz="0" w:space="0" w:color="000000"/>
-              <w:right w:val="none" w:sz="0" w:space="0" w:color="000000"/>
-            </w:tcBorders>
-            <w:shd w:val="clear" w:color="auto" w:fill="FFFFFF"/>
-            <w:tcMar>
-              <w:top w:w="0" w:type="dxa"/>
-              <w:bottom w:w="0" w:type="dxa"/>
-              <w:left w:w="0" w:type="dxa"/>
-              <w:right w:w="0" w:type="dxa"/>
-            </w:tcMar>
-            <w:vAlign w:val="top"/>
-          </w:tcPr>
-          <w:p>
-            <w:pPr>
-              <w:pStyle w:val="Normal"/>
-              <w:jc w:val="center"/>
-              <w:pBdr>
-                <w:bottom w:val="none" w:sz="0" w:space="0" w:color="000000"/>
-                <w:top w:val="none" w:sz="0" w:space="0" w:color="000000"/>
-                <w:left w:val="none" w:sz="0" w:space="0" w:color="000000"/>
-                <w:right w:val="none" w:sz="0" w:space="0" w:color="000000"/>
-              </w:pBdr>
-              <w:spacing w:after="100" w:before="100" w:line="240"/>
-              <w:ind w:left="100" w:right="100" w:firstLine="0" w:firstLineChars="0"/>
-              <w:rPr>
-                <w:rFonts w:ascii="Times New Roman" w:hAnsi="Times New Roman" w:eastAsia="Times New Roman" w:cs="Times New Roman"/>
-                <w:i w:val="false"/>
-                <w:b w:val="false"/>
-                <w:u w:val="none"/>
-                <w:strike w:val="false"/>
-                <w:sz w:val="18"/>
-                <w:szCs w:val="18"/>
-                <w:color w:val="000000"/>
-              </w:rPr>
-            </w:pPr>
-            <w:r>
-              <w:rPr>
-                <w:rFonts w:ascii="Times New Roman" w:hAnsi="Times New Roman" w:eastAsia="Times New Roman" w:cs="Times New Roman"/>
-                <w:i w:val="false"/>
-                <w:b w:val="false"/>
-                <w:u w:val="none"/>
-                <w:strike w:val="false"/>
-                <w:sz w:val="18"/>
-                <w:szCs w:val="18"/>
-                <w:color w:val="000000"/>
-              </w:rPr>
-              <w:t xml:space="preserve">44 (20.4%)</w:t>
+              <w:t xml:space="preserve">77 (17.5%)</w:t>
+            </w:r>
+          </w:p>
+        </w:tc>
+        <w:tc>
+          <w:tcPr>
+            <w:tcBorders>
+              <w:bottom w:val="none" w:sz="0" w:space="0" w:color="000000"/>
+              <w:top w:val="none" w:sz="0" w:space="0" w:color="000000"/>
+              <w:left w:val="none" w:sz="0" w:space="0" w:color="000000"/>
+              <w:right w:val="none" w:sz="0" w:space="0" w:color="000000"/>
+            </w:tcBorders>
+            <w:shd w:val="clear" w:color="auto" w:fill="FFFFFF"/>
+            <w:tcMar>
+              <w:top w:w="0" w:type="dxa"/>
+              <w:bottom w:w="0" w:type="dxa"/>
+              <w:left w:w="0" w:type="dxa"/>
+              <w:right w:w="0" w:type="dxa"/>
+            </w:tcMar>
+            <w:vAlign w:val="top"/>
+          </w:tcPr>
+          <w:p>
+            <w:pPr>
+              <w:pStyle w:val="Normal"/>
+              <w:jc w:val="center"/>
+              <w:pBdr>
+                <w:bottom w:val="none" w:sz="0" w:space="0" w:color="000000"/>
+                <w:top w:val="none" w:sz="0" w:space="0" w:color="000000"/>
+                <w:left w:val="none" w:sz="0" w:space="0" w:color="000000"/>
+                <w:right w:val="none" w:sz="0" w:space="0" w:color="000000"/>
+              </w:pBdr>
+              <w:spacing w:after="100" w:before="100" w:line="240"/>
+              <w:ind w:left="100" w:right="100" w:firstLine="0" w:firstLineChars="0"/>
+              <w:rPr>
+                <w:rFonts w:ascii="Times New Roman" w:hAnsi="Times New Roman" w:eastAsia="Times New Roman" w:cs="Times New Roman"/>
+                <w:i w:val="false"/>
+                <w:b w:val="false"/>
+                <w:u w:val="none"/>
+                <w:strike w:val="false"/>
+                <w:sz w:val="18"/>
+                <w:szCs w:val="18"/>
+                <w:color w:val="000000"/>
+              </w:rPr>
+            </w:pPr>
+            <w:r>
+              <w:rPr>
+                <w:rFonts w:ascii="Times New Roman" w:hAnsi="Times New Roman" w:eastAsia="Times New Roman" w:cs="Times New Roman"/>
+                <w:i w:val="false"/>
+                <w:b w:val="false"/>
+                <w:u w:val="none"/>
+                <w:strike w:val="false"/>
+                <w:sz w:val="18"/>
+                <w:szCs w:val="18"/>
+                <w:color w:val="000000"/>
+              </w:rPr>
+              <w:t xml:space="preserve">45 (20.5%)</w:t>
             </w:r>
           </w:p>
         </w:tc>
@@ -7103,7 +7103,7 @@
                 <w:szCs w:val="18"/>
                 <w:color w:val="000000"/>
               </w:rPr>
-              <w:t xml:space="preserve">0.110</w:t>
+              <w:t xml:space="preserve">0.125</w:t>
             </w:r>
           </w:p>
         </w:tc>
@@ -7218,62 +7218,62 @@
                 <w:szCs w:val="18"/>
                 <w:color w:val="000000"/>
               </w:rPr>
-              <w:t xml:space="preserve">322 (84.3%)</w:t>
-            </w:r>
-          </w:p>
-        </w:tc>
-        <w:tc>
-          <w:tcPr>
-            <w:tcBorders>
-              <w:bottom w:val="none" w:sz="0" w:space="0" w:color="000000"/>
-              <w:top w:val="none" w:sz="0" w:space="0" w:color="000000"/>
-              <w:left w:val="none" w:sz="0" w:space="0" w:color="000000"/>
-              <w:right w:val="none" w:sz="0" w:space="0" w:color="000000"/>
-            </w:tcBorders>
-            <w:shd w:val="clear" w:color="auto" w:fill="FFFFFF"/>
-            <w:tcMar>
-              <w:top w:w="0" w:type="dxa"/>
-              <w:bottom w:w="0" w:type="dxa"/>
-              <w:left w:w="0" w:type="dxa"/>
-              <w:right w:w="0" w:type="dxa"/>
-            </w:tcMar>
-            <w:vAlign w:val="top"/>
-          </w:tcPr>
-          <w:p>
-            <w:pPr>
-              <w:pStyle w:val="Normal"/>
-              <w:jc w:val="center"/>
-              <w:pBdr>
-                <w:bottom w:val="none" w:sz="0" w:space="0" w:color="000000"/>
-                <w:top w:val="none" w:sz="0" w:space="0" w:color="000000"/>
-                <w:left w:val="none" w:sz="0" w:space="0" w:color="000000"/>
-                <w:right w:val="none" w:sz="0" w:space="0" w:color="000000"/>
-              </w:pBdr>
-              <w:spacing w:after="100" w:before="100" w:line="240"/>
-              <w:ind w:left="100" w:right="100" w:firstLine="0" w:firstLineChars="0"/>
-              <w:rPr>
-                <w:rFonts w:ascii="Times New Roman" w:hAnsi="Times New Roman" w:eastAsia="Times New Roman" w:cs="Times New Roman"/>
-                <w:i w:val="false"/>
-                <w:b w:val="false"/>
-                <w:u w:val="none"/>
-                <w:strike w:val="false"/>
-                <w:sz w:val="18"/>
-                <w:szCs w:val="18"/>
-                <w:color w:val="000000"/>
-              </w:rPr>
-            </w:pPr>
-            <w:r>
-              <w:rPr>
-                <w:rFonts w:ascii="Times New Roman" w:hAnsi="Times New Roman" w:eastAsia="Times New Roman" w:cs="Times New Roman"/>
-                <w:i w:val="false"/>
-                <w:b w:val="false"/>
-                <w:u w:val="none"/>
-                <w:strike w:val="false"/>
-                <w:sz w:val="18"/>
-                <w:szCs w:val="18"/>
-                <w:color w:val="000000"/>
-              </w:rPr>
-              <w:t xml:space="preserve">157 (81.3%)</w:t>
+              <w:t xml:space="preserve">325 (84.4%)</w:t>
+            </w:r>
+          </w:p>
+        </w:tc>
+        <w:tc>
+          <w:tcPr>
+            <w:tcBorders>
+              <w:bottom w:val="none" w:sz="0" w:space="0" w:color="000000"/>
+              <w:top w:val="none" w:sz="0" w:space="0" w:color="000000"/>
+              <w:left w:val="none" w:sz="0" w:space="0" w:color="000000"/>
+              <w:right w:val="none" w:sz="0" w:space="0" w:color="000000"/>
+            </w:tcBorders>
+            <w:shd w:val="clear" w:color="auto" w:fill="FFFFFF"/>
+            <w:tcMar>
+              <w:top w:w="0" w:type="dxa"/>
+              <w:bottom w:w="0" w:type="dxa"/>
+              <w:left w:w="0" w:type="dxa"/>
+              <w:right w:w="0" w:type="dxa"/>
+            </w:tcMar>
+            <w:vAlign w:val="top"/>
+          </w:tcPr>
+          <w:p>
+            <w:pPr>
+              <w:pStyle w:val="Normal"/>
+              <w:jc w:val="center"/>
+              <w:pBdr>
+                <w:bottom w:val="none" w:sz="0" w:space="0" w:color="000000"/>
+                <w:top w:val="none" w:sz="0" w:space="0" w:color="000000"/>
+                <w:left w:val="none" w:sz="0" w:space="0" w:color="000000"/>
+                <w:right w:val="none" w:sz="0" w:space="0" w:color="000000"/>
+              </w:pBdr>
+              <w:spacing w:after="100" w:before="100" w:line="240"/>
+              <w:ind w:left="100" w:right="100" w:firstLine="0" w:firstLineChars="0"/>
+              <w:rPr>
+                <w:rFonts w:ascii="Times New Roman" w:hAnsi="Times New Roman" w:eastAsia="Times New Roman" w:cs="Times New Roman"/>
+                <w:i w:val="false"/>
+                <w:b w:val="false"/>
+                <w:u w:val="none"/>
+                <w:strike w:val="false"/>
+                <w:sz w:val="18"/>
+                <w:szCs w:val="18"/>
+                <w:color w:val="000000"/>
+              </w:rPr>
+            </w:pPr>
+            <w:r>
+              <w:rPr>
+                <w:rFonts w:ascii="Times New Roman" w:hAnsi="Times New Roman" w:eastAsia="Times New Roman" w:cs="Times New Roman"/>
+                <w:i w:val="false"/>
+                <w:b w:val="false"/>
+                <w:u w:val="none"/>
+                <w:strike w:val="false"/>
+                <w:sz w:val="18"/>
+                <w:szCs w:val="18"/>
+                <w:color w:val="000000"/>
+              </w:rPr>
+              <w:t xml:space="preserve">160 (81.6%)</w:t>
             </w:r>
           </w:p>
         </w:tc>
@@ -7498,62 +7498,62 @@
                 <w:szCs w:val="18"/>
                 <w:color w:val="000000"/>
               </w:rPr>
-              <w:t xml:space="preserve">60 (15.7%)</w:t>
-            </w:r>
-          </w:p>
-        </w:tc>
-        <w:tc>
-          <w:tcPr>
-            <w:tcBorders>
-              <w:bottom w:val="none" w:sz="0" w:space="0" w:color="000000"/>
-              <w:top w:val="none" w:sz="0" w:space="0" w:color="000000"/>
-              <w:left w:val="none" w:sz="0" w:space="0" w:color="000000"/>
-              <w:right w:val="none" w:sz="0" w:space="0" w:color="000000"/>
-            </w:tcBorders>
-            <w:shd w:val="clear" w:color="auto" w:fill="FFFFFF"/>
-            <w:tcMar>
-              <w:top w:w="0" w:type="dxa"/>
-              <w:bottom w:w="0" w:type="dxa"/>
-              <w:left w:w="0" w:type="dxa"/>
-              <w:right w:w="0" w:type="dxa"/>
-            </w:tcMar>
-            <w:vAlign w:val="top"/>
-          </w:tcPr>
-          <w:p>
-            <w:pPr>
-              <w:pStyle w:val="Normal"/>
-              <w:jc w:val="center"/>
-              <w:pBdr>
-                <w:bottom w:val="none" w:sz="0" w:space="0" w:color="000000"/>
-                <w:top w:val="none" w:sz="0" w:space="0" w:color="000000"/>
-                <w:left w:val="none" w:sz="0" w:space="0" w:color="000000"/>
-                <w:right w:val="none" w:sz="0" w:space="0" w:color="000000"/>
-              </w:pBdr>
-              <w:spacing w:after="100" w:before="100" w:line="240"/>
-              <w:ind w:left="100" w:right="100" w:firstLine="0" w:firstLineChars="0"/>
-              <w:rPr>
-                <w:rFonts w:ascii="Times New Roman" w:hAnsi="Times New Roman" w:eastAsia="Times New Roman" w:cs="Times New Roman"/>
-                <w:i w:val="false"/>
-                <w:b w:val="false"/>
-                <w:u w:val="none"/>
-                <w:strike w:val="false"/>
-                <w:sz w:val="18"/>
-                <w:szCs w:val="18"/>
-                <w:color w:val="000000"/>
-              </w:rPr>
-            </w:pPr>
-            <w:r>
-              <w:rPr>
-                <w:rFonts w:ascii="Times New Roman" w:hAnsi="Times New Roman" w:eastAsia="Times New Roman" w:cs="Times New Roman"/>
-                <w:i w:val="false"/>
-                <w:b w:val="false"/>
-                <w:u w:val="none"/>
-                <w:strike w:val="false"/>
-                <w:sz w:val="18"/>
-                <w:szCs w:val="18"/>
-                <w:color w:val="000000"/>
-              </w:rPr>
-              <w:t xml:space="preserve">36 (18.7%)</w:t>
+              <w:t xml:space="preserve">60 (15.6%)</w:t>
+            </w:r>
+          </w:p>
+        </w:tc>
+        <w:tc>
+          <w:tcPr>
+            <w:tcBorders>
+              <w:bottom w:val="none" w:sz="0" w:space="0" w:color="000000"/>
+              <w:top w:val="none" w:sz="0" w:space="0" w:color="000000"/>
+              <w:left w:val="none" w:sz="0" w:space="0" w:color="000000"/>
+              <w:right w:val="none" w:sz="0" w:space="0" w:color="000000"/>
+            </w:tcBorders>
+            <w:shd w:val="clear" w:color="auto" w:fill="FFFFFF"/>
+            <w:tcMar>
+              <w:top w:w="0" w:type="dxa"/>
+              <w:bottom w:w="0" w:type="dxa"/>
+              <w:left w:w="0" w:type="dxa"/>
+              <w:right w:w="0" w:type="dxa"/>
+            </w:tcMar>
+            <w:vAlign w:val="top"/>
+          </w:tcPr>
+          <w:p>
+            <w:pPr>
+              <w:pStyle w:val="Normal"/>
+              <w:jc w:val="center"/>
+              <w:pBdr>
+                <w:bottom w:val="none" w:sz="0" w:space="0" w:color="000000"/>
+                <w:top w:val="none" w:sz="0" w:space="0" w:color="000000"/>
+                <w:left w:val="none" w:sz="0" w:space="0" w:color="000000"/>
+                <w:right w:val="none" w:sz="0" w:space="0" w:color="000000"/>
+              </w:pBdr>
+              <w:spacing w:after="100" w:before="100" w:line="240"/>
+              <w:ind w:left="100" w:right="100" w:firstLine="0" w:firstLineChars="0"/>
+              <w:rPr>
+                <w:rFonts w:ascii="Times New Roman" w:hAnsi="Times New Roman" w:eastAsia="Times New Roman" w:cs="Times New Roman"/>
+                <w:i w:val="false"/>
+                <w:b w:val="false"/>
+                <w:u w:val="none"/>
+                <w:strike w:val="false"/>
+                <w:sz w:val="18"/>
+                <w:szCs w:val="18"/>
+                <w:color w:val="000000"/>
+              </w:rPr>
+            </w:pPr>
+            <w:r>
+              <w:rPr>
+                <w:rFonts w:ascii="Times New Roman" w:hAnsi="Times New Roman" w:eastAsia="Times New Roman" w:cs="Times New Roman"/>
+                <w:i w:val="false"/>
+                <w:b w:val="false"/>
+                <w:u w:val="none"/>
+                <w:strike w:val="false"/>
+                <w:sz w:val="18"/>
+                <w:szCs w:val="18"/>
+                <w:color w:val="000000"/>
+              </w:rPr>
+              <w:t xml:space="preserve">36 (18.4%)</w:t>
             </w:r>
           </w:p>
         </w:tc>
@@ -8223,7 +8223,7 @@
                 <w:szCs w:val="18"/>
                 <w:color w:val="000000"/>
               </w:rPr>
-              <w:t xml:space="preserve">0.976</w:t>
+              <w:t xml:space="preserve">&gt;0.999</w:t>
             </w:r>
           </w:p>
         </w:tc>
@@ -8338,62 +8338,62 @@
                 <w:szCs w:val="18"/>
                 <w:color w:val="000000"/>
               </w:rPr>
-              <w:t xml:space="preserve">240 (56.2%)</w:t>
-            </w:r>
-          </w:p>
-        </w:tc>
-        <w:tc>
-          <w:tcPr>
-            <w:tcBorders>
-              <w:bottom w:val="none" w:sz="0" w:space="0" w:color="000000"/>
-              <w:top w:val="none" w:sz="0" w:space="0" w:color="000000"/>
-              <w:left w:val="none" w:sz="0" w:space="0" w:color="000000"/>
-              <w:right w:val="none" w:sz="0" w:space="0" w:color="000000"/>
-            </w:tcBorders>
-            <w:shd w:val="clear" w:color="auto" w:fill="FFFFFF"/>
-            <w:tcMar>
-              <w:top w:w="0" w:type="dxa"/>
-              <w:bottom w:w="0" w:type="dxa"/>
-              <w:left w:w="0" w:type="dxa"/>
-              <w:right w:w="0" w:type="dxa"/>
-            </w:tcMar>
-            <w:vAlign w:val="top"/>
-          </w:tcPr>
-          <w:p>
-            <w:pPr>
-              <w:pStyle w:val="Normal"/>
-              <w:jc w:val="center"/>
-              <w:pBdr>
-                <w:bottom w:val="none" w:sz="0" w:space="0" w:color="000000"/>
-                <w:top w:val="none" w:sz="0" w:space="0" w:color="000000"/>
-                <w:left w:val="none" w:sz="0" w:space="0" w:color="000000"/>
-                <w:right w:val="none" w:sz="0" w:space="0" w:color="000000"/>
-              </w:pBdr>
-              <w:spacing w:after="100" w:before="100" w:line="240"/>
-              <w:ind w:left="100" w:right="100" w:firstLine="0" w:firstLineChars="0"/>
-              <w:rPr>
-                <w:rFonts w:ascii="Times New Roman" w:hAnsi="Times New Roman" w:eastAsia="Times New Roman" w:cs="Times New Roman"/>
-                <w:i w:val="false"/>
-                <w:b w:val="false"/>
-                <w:u w:val="none"/>
-                <w:strike w:val="false"/>
-                <w:sz w:val="18"/>
-                <w:szCs w:val="18"/>
-                <w:color w:val="000000"/>
-              </w:rPr>
-            </w:pPr>
-            <w:r>
-              <w:rPr>
-                <w:rFonts w:ascii="Times New Roman" w:hAnsi="Times New Roman" w:eastAsia="Times New Roman" w:cs="Times New Roman"/>
-                <w:i w:val="false"/>
-                <w:b w:val="false"/>
-                <w:u w:val="none"/>
-                <w:strike w:val="false"/>
-                <w:sz w:val="18"/>
-                <w:szCs w:val="18"/>
-                <w:color w:val="000000"/>
-              </w:rPr>
-              <w:t xml:space="preserve">119 (56.1%)</w:t>
+              <w:t xml:space="preserve">242 (56.3%)</w:t>
+            </w:r>
+          </w:p>
+        </w:tc>
+        <w:tc>
+          <w:tcPr>
+            <w:tcBorders>
+              <w:bottom w:val="none" w:sz="0" w:space="0" w:color="000000"/>
+              <w:top w:val="none" w:sz="0" w:space="0" w:color="000000"/>
+              <w:left w:val="none" w:sz="0" w:space="0" w:color="000000"/>
+              <w:right w:val="none" w:sz="0" w:space="0" w:color="000000"/>
+            </w:tcBorders>
+            <w:shd w:val="clear" w:color="auto" w:fill="FFFFFF"/>
+            <w:tcMar>
+              <w:top w:w="0" w:type="dxa"/>
+              <w:bottom w:w="0" w:type="dxa"/>
+              <w:left w:w="0" w:type="dxa"/>
+              <w:right w:w="0" w:type="dxa"/>
+            </w:tcMar>
+            <w:vAlign w:val="top"/>
+          </w:tcPr>
+          <w:p>
+            <w:pPr>
+              <w:pStyle w:val="Normal"/>
+              <w:jc w:val="center"/>
+              <w:pBdr>
+                <w:bottom w:val="none" w:sz="0" w:space="0" w:color="000000"/>
+                <w:top w:val="none" w:sz="0" w:space="0" w:color="000000"/>
+                <w:left w:val="none" w:sz="0" w:space="0" w:color="000000"/>
+                <w:right w:val="none" w:sz="0" w:space="0" w:color="000000"/>
+              </w:pBdr>
+              <w:spacing w:after="100" w:before="100" w:line="240"/>
+              <w:ind w:left="100" w:right="100" w:firstLine="0" w:firstLineChars="0"/>
+              <w:rPr>
+                <w:rFonts w:ascii="Times New Roman" w:hAnsi="Times New Roman" w:eastAsia="Times New Roman" w:cs="Times New Roman"/>
+                <w:i w:val="false"/>
+                <w:b w:val="false"/>
+                <w:u w:val="none"/>
+                <w:strike w:val="false"/>
+                <w:sz w:val="18"/>
+                <w:szCs w:val="18"/>
+                <w:color w:val="000000"/>
+              </w:rPr>
+            </w:pPr>
+            <w:r>
+              <w:rPr>
+                <w:rFonts w:ascii="Times New Roman" w:hAnsi="Times New Roman" w:eastAsia="Times New Roman" w:cs="Times New Roman"/>
+                <w:i w:val="false"/>
+                <w:b w:val="false"/>
+                <w:u w:val="none"/>
+                <w:strike w:val="false"/>
+                <w:sz w:val="18"/>
+                <w:szCs w:val="18"/>
+                <w:color w:val="000000"/>
+              </w:rPr>
+              <w:t xml:space="preserve">121 (56.3%)</w:t>
             </w:r>
           </w:p>
         </w:tc>
@@ -8618,62 +8618,62 @@
                 <w:szCs w:val="18"/>
                 <w:color w:val="000000"/>
               </w:rPr>
-              <w:t xml:space="preserve">187 (43.8%)</w:t>
-            </w:r>
-          </w:p>
-        </w:tc>
-        <w:tc>
-          <w:tcPr>
-            <w:tcBorders>
-              <w:bottom w:val="none" w:sz="0" w:space="0" w:color="000000"/>
-              <w:top w:val="none" w:sz="0" w:space="0" w:color="000000"/>
-              <w:left w:val="none" w:sz="0" w:space="0" w:color="000000"/>
-              <w:right w:val="none" w:sz="0" w:space="0" w:color="000000"/>
-            </w:tcBorders>
-            <w:shd w:val="clear" w:color="auto" w:fill="FFFFFF"/>
-            <w:tcMar>
-              <w:top w:w="0" w:type="dxa"/>
-              <w:bottom w:w="0" w:type="dxa"/>
-              <w:left w:w="0" w:type="dxa"/>
-              <w:right w:w="0" w:type="dxa"/>
-            </w:tcMar>
-            <w:vAlign w:val="top"/>
-          </w:tcPr>
-          <w:p>
-            <w:pPr>
-              <w:pStyle w:val="Normal"/>
-              <w:jc w:val="center"/>
-              <w:pBdr>
-                <w:bottom w:val="none" w:sz="0" w:space="0" w:color="000000"/>
-                <w:top w:val="none" w:sz="0" w:space="0" w:color="000000"/>
-                <w:left w:val="none" w:sz="0" w:space="0" w:color="000000"/>
-                <w:right w:val="none" w:sz="0" w:space="0" w:color="000000"/>
-              </w:pBdr>
-              <w:spacing w:after="100" w:before="100" w:line="240"/>
-              <w:ind w:left="100" w:right="100" w:firstLine="0" w:firstLineChars="0"/>
-              <w:rPr>
-                <w:rFonts w:ascii="Times New Roman" w:hAnsi="Times New Roman" w:eastAsia="Times New Roman" w:cs="Times New Roman"/>
-                <w:i w:val="false"/>
-                <w:b w:val="false"/>
-                <w:u w:val="none"/>
-                <w:strike w:val="false"/>
-                <w:sz w:val="18"/>
-                <w:szCs w:val="18"/>
-                <w:color w:val="000000"/>
-              </w:rPr>
-            </w:pPr>
-            <w:r>
-              <w:rPr>
-                <w:rFonts w:ascii="Times New Roman" w:hAnsi="Times New Roman" w:eastAsia="Times New Roman" w:cs="Times New Roman"/>
-                <w:i w:val="false"/>
-                <w:b w:val="false"/>
-                <w:u w:val="none"/>
-                <w:strike w:val="false"/>
-                <w:sz w:val="18"/>
-                <w:szCs w:val="18"/>
-                <w:color w:val="000000"/>
-              </w:rPr>
-              <w:t xml:space="preserve">93 (43.9%)</w:t>
+              <w:t xml:space="preserve">188 (43.7%)</w:t>
+            </w:r>
+          </w:p>
+        </w:tc>
+        <w:tc>
+          <w:tcPr>
+            <w:tcBorders>
+              <w:bottom w:val="none" w:sz="0" w:space="0" w:color="000000"/>
+              <w:top w:val="none" w:sz="0" w:space="0" w:color="000000"/>
+              <w:left w:val="none" w:sz="0" w:space="0" w:color="000000"/>
+              <w:right w:val="none" w:sz="0" w:space="0" w:color="000000"/>
+            </w:tcBorders>
+            <w:shd w:val="clear" w:color="auto" w:fill="FFFFFF"/>
+            <w:tcMar>
+              <w:top w:w="0" w:type="dxa"/>
+              <w:bottom w:w="0" w:type="dxa"/>
+              <w:left w:w="0" w:type="dxa"/>
+              <w:right w:w="0" w:type="dxa"/>
+            </w:tcMar>
+            <w:vAlign w:val="top"/>
+          </w:tcPr>
+          <w:p>
+            <w:pPr>
+              <w:pStyle w:val="Normal"/>
+              <w:jc w:val="center"/>
+              <w:pBdr>
+                <w:bottom w:val="none" w:sz="0" w:space="0" w:color="000000"/>
+                <w:top w:val="none" w:sz="0" w:space="0" w:color="000000"/>
+                <w:left w:val="none" w:sz="0" w:space="0" w:color="000000"/>
+                <w:right w:val="none" w:sz="0" w:space="0" w:color="000000"/>
+              </w:pBdr>
+              <w:spacing w:after="100" w:before="100" w:line="240"/>
+              <w:ind w:left="100" w:right="100" w:firstLine="0" w:firstLineChars="0"/>
+              <w:rPr>
+                <w:rFonts w:ascii="Times New Roman" w:hAnsi="Times New Roman" w:eastAsia="Times New Roman" w:cs="Times New Roman"/>
+                <w:i w:val="false"/>
+                <w:b w:val="false"/>
+                <w:u w:val="none"/>
+                <w:strike w:val="false"/>
+                <w:sz w:val="18"/>
+                <w:szCs w:val="18"/>
+                <w:color w:val="000000"/>
+              </w:rPr>
+            </w:pPr>
+            <w:r>
+              <w:rPr>
+                <w:rFonts w:ascii="Times New Roman" w:hAnsi="Times New Roman" w:eastAsia="Times New Roman" w:cs="Times New Roman"/>
+                <w:i w:val="false"/>
+                <w:b w:val="false"/>
+                <w:u w:val="none"/>
+                <w:strike w:val="false"/>
+                <w:sz w:val="18"/>
+                <w:szCs w:val="18"/>
+                <w:color w:val="000000"/>
+              </w:rPr>
+              <w:t xml:space="preserve">94 (43.7%)</w:t>
             </w:r>
           </w:p>
         </w:tc>
@@ -9343,7 +9343,7 @@
                 <w:szCs w:val="18"/>
                 <w:color w:val="000000"/>
               </w:rPr>
-              <w:t xml:space="preserve">0.251</w:t>
+              <w:t xml:space="preserve">0.291</w:t>
             </w:r>
           </w:p>
         </w:tc>
@@ -9458,62 +9458,62 @@
                 <w:szCs w:val="18"/>
                 <w:color w:val="000000"/>
               </w:rPr>
-              <w:t xml:space="preserve">179 (64.9%)</w:t>
-            </w:r>
-          </w:p>
-        </w:tc>
-        <w:tc>
-          <w:tcPr>
-            <w:tcBorders>
-              <w:bottom w:val="none" w:sz="0" w:space="0" w:color="000000"/>
-              <w:top w:val="none" w:sz="0" w:space="0" w:color="000000"/>
-              <w:left w:val="none" w:sz="0" w:space="0" w:color="000000"/>
-              <w:right w:val="none" w:sz="0" w:space="0" w:color="000000"/>
-            </w:tcBorders>
-            <w:shd w:val="clear" w:color="auto" w:fill="FFFFFF"/>
-            <w:tcMar>
-              <w:top w:w="0" w:type="dxa"/>
-              <w:bottom w:w="0" w:type="dxa"/>
-              <w:left w:w="0" w:type="dxa"/>
-              <w:right w:w="0" w:type="dxa"/>
-            </w:tcMar>
-            <w:vAlign w:val="top"/>
-          </w:tcPr>
-          <w:p>
-            <w:pPr>
-              <w:pStyle w:val="Normal"/>
-              <w:jc w:val="center"/>
-              <w:pBdr>
-                <w:bottom w:val="none" w:sz="0" w:space="0" w:color="000000"/>
-                <w:top w:val="none" w:sz="0" w:space="0" w:color="000000"/>
-                <w:left w:val="none" w:sz="0" w:space="0" w:color="000000"/>
-                <w:right w:val="none" w:sz="0" w:space="0" w:color="000000"/>
-              </w:pBdr>
-              <w:spacing w:after="100" w:before="100" w:line="240"/>
-              <w:ind w:left="100" w:right="100" w:firstLine="0" w:firstLineChars="0"/>
-              <w:rPr>
-                <w:rFonts w:ascii="Times New Roman" w:hAnsi="Times New Roman" w:eastAsia="Times New Roman" w:cs="Times New Roman"/>
-                <w:i w:val="false"/>
-                <w:b w:val="false"/>
-                <w:u w:val="none"/>
-                <w:strike w:val="false"/>
-                <w:sz w:val="18"/>
-                <w:szCs w:val="18"/>
-                <w:color w:val="000000"/>
-              </w:rPr>
-            </w:pPr>
-            <w:r>
-              <w:rPr>
-                <w:rFonts w:ascii="Times New Roman" w:hAnsi="Times New Roman" w:eastAsia="Times New Roman" w:cs="Times New Roman"/>
-                <w:i w:val="false"/>
-                <w:b w:val="false"/>
-                <w:u w:val="none"/>
-                <w:strike w:val="false"/>
-                <w:sz w:val="18"/>
-                <w:szCs w:val="18"/>
-                <w:color w:val="000000"/>
-              </w:rPr>
-              <w:t xml:space="preserve">83 (61.5%)</w:t>
+              <w:t xml:space="preserve">181 (65.1%)</w:t>
+            </w:r>
+          </w:p>
+        </w:tc>
+        <w:tc>
+          <w:tcPr>
+            <w:tcBorders>
+              <w:bottom w:val="none" w:sz="0" w:space="0" w:color="000000"/>
+              <w:top w:val="none" w:sz="0" w:space="0" w:color="000000"/>
+              <w:left w:val="none" w:sz="0" w:space="0" w:color="000000"/>
+              <w:right w:val="none" w:sz="0" w:space="0" w:color="000000"/>
+            </w:tcBorders>
+            <w:shd w:val="clear" w:color="auto" w:fill="FFFFFF"/>
+            <w:tcMar>
+              <w:top w:w="0" w:type="dxa"/>
+              <w:bottom w:w="0" w:type="dxa"/>
+              <w:left w:w="0" w:type="dxa"/>
+              <w:right w:w="0" w:type="dxa"/>
+            </w:tcMar>
+            <w:vAlign w:val="top"/>
+          </w:tcPr>
+          <w:p>
+            <w:pPr>
+              <w:pStyle w:val="Normal"/>
+              <w:jc w:val="center"/>
+              <w:pBdr>
+                <w:bottom w:val="none" w:sz="0" w:space="0" w:color="000000"/>
+                <w:top w:val="none" w:sz="0" w:space="0" w:color="000000"/>
+                <w:left w:val="none" w:sz="0" w:space="0" w:color="000000"/>
+                <w:right w:val="none" w:sz="0" w:space="0" w:color="000000"/>
+              </w:pBdr>
+              <w:spacing w:after="100" w:before="100" w:line="240"/>
+              <w:ind w:left="100" w:right="100" w:firstLine="0" w:firstLineChars="0"/>
+              <w:rPr>
+                <w:rFonts w:ascii="Times New Roman" w:hAnsi="Times New Roman" w:eastAsia="Times New Roman" w:cs="Times New Roman"/>
+                <w:i w:val="false"/>
+                <w:b w:val="false"/>
+                <w:u w:val="none"/>
+                <w:strike w:val="false"/>
+                <w:sz w:val="18"/>
+                <w:szCs w:val="18"/>
+                <w:color w:val="000000"/>
+              </w:rPr>
+            </w:pPr>
+            <w:r>
+              <w:rPr>
+                <w:rFonts w:ascii="Times New Roman" w:hAnsi="Times New Roman" w:eastAsia="Times New Roman" w:cs="Times New Roman"/>
+                <w:i w:val="false"/>
+                <w:b w:val="false"/>
+                <w:u w:val="none"/>
+                <w:strike w:val="false"/>
+                <w:sz w:val="18"/>
+                <w:szCs w:val="18"/>
+                <w:color w:val="000000"/>
+              </w:rPr>
+              <w:t xml:space="preserve">85 (62.0%)</w:t>
             </w:r>
           </w:p>
         </w:tc>
@@ -9738,62 +9738,62 @@
                 <w:szCs w:val="18"/>
                 <w:color w:val="000000"/>
               </w:rPr>
-              <w:t xml:space="preserve">97 (35.1%)</w:t>
-            </w:r>
-          </w:p>
-        </w:tc>
-        <w:tc>
-          <w:tcPr>
-            <w:tcBorders>
-              <w:bottom w:val="none" w:sz="0" w:space="0" w:color="000000"/>
-              <w:top w:val="none" w:sz="0" w:space="0" w:color="000000"/>
-              <w:left w:val="none" w:sz="0" w:space="0" w:color="000000"/>
-              <w:right w:val="none" w:sz="0" w:space="0" w:color="000000"/>
-            </w:tcBorders>
-            <w:shd w:val="clear" w:color="auto" w:fill="FFFFFF"/>
-            <w:tcMar>
-              <w:top w:w="0" w:type="dxa"/>
-              <w:bottom w:w="0" w:type="dxa"/>
-              <w:left w:w="0" w:type="dxa"/>
-              <w:right w:w="0" w:type="dxa"/>
-            </w:tcMar>
-            <w:vAlign w:val="top"/>
-          </w:tcPr>
-          <w:p>
-            <w:pPr>
-              <w:pStyle w:val="Normal"/>
-              <w:jc w:val="center"/>
-              <w:pBdr>
-                <w:bottom w:val="none" w:sz="0" w:space="0" w:color="000000"/>
-                <w:top w:val="none" w:sz="0" w:space="0" w:color="000000"/>
-                <w:left w:val="none" w:sz="0" w:space="0" w:color="000000"/>
-                <w:right w:val="none" w:sz="0" w:space="0" w:color="000000"/>
-              </w:pBdr>
-              <w:spacing w:after="100" w:before="100" w:line="240"/>
-              <w:ind w:left="100" w:right="100" w:firstLine="0" w:firstLineChars="0"/>
-              <w:rPr>
-                <w:rFonts w:ascii="Times New Roman" w:hAnsi="Times New Roman" w:eastAsia="Times New Roman" w:cs="Times New Roman"/>
-                <w:i w:val="false"/>
-                <w:b w:val="false"/>
-                <w:u w:val="none"/>
-                <w:strike w:val="false"/>
-                <w:sz w:val="18"/>
-                <w:szCs w:val="18"/>
-                <w:color w:val="000000"/>
-              </w:rPr>
-            </w:pPr>
-            <w:r>
-              <w:rPr>
-                <w:rFonts w:ascii="Times New Roman" w:hAnsi="Times New Roman" w:eastAsia="Times New Roman" w:cs="Times New Roman"/>
-                <w:i w:val="false"/>
-                <w:b w:val="false"/>
-                <w:u w:val="none"/>
-                <w:strike w:val="false"/>
-                <w:sz w:val="18"/>
-                <w:szCs w:val="18"/>
-                <w:color w:val="000000"/>
-              </w:rPr>
-              <w:t xml:space="preserve">52 (38.5%)</w:t>
+              <w:t xml:space="preserve">97 (34.9%)</w:t>
+            </w:r>
+          </w:p>
+        </w:tc>
+        <w:tc>
+          <w:tcPr>
+            <w:tcBorders>
+              <w:bottom w:val="none" w:sz="0" w:space="0" w:color="000000"/>
+              <w:top w:val="none" w:sz="0" w:space="0" w:color="000000"/>
+              <w:left w:val="none" w:sz="0" w:space="0" w:color="000000"/>
+              <w:right w:val="none" w:sz="0" w:space="0" w:color="000000"/>
+            </w:tcBorders>
+            <w:shd w:val="clear" w:color="auto" w:fill="FFFFFF"/>
+            <w:tcMar>
+              <w:top w:w="0" w:type="dxa"/>
+              <w:bottom w:w="0" w:type="dxa"/>
+              <w:left w:w="0" w:type="dxa"/>
+              <w:right w:w="0" w:type="dxa"/>
+            </w:tcMar>
+            <w:vAlign w:val="top"/>
+          </w:tcPr>
+          <w:p>
+            <w:pPr>
+              <w:pStyle w:val="Normal"/>
+              <w:jc w:val="center"/>
+              <w:pBdr>
+                <w:bottom w:val="none" w:sz="0" w:space="0" w:color="000000"/>
+                <w:top w:val="none" w:sz="0" w:space="0" w:color="000000"/>
+                <w:left w:val="none" w:sz="0" w:space="0" w:color="000000"/>
+                <w:right w:val="none" w:sz="0" w:space="0" w:color="000000"/>
+              </w:pBdr>
+              <w:spacing w:after="100" w:before="100" w:line="240"/>
+              <w:ind w:left="100" w:right="100" w:firstLine="0" w:firstLineChars="0"/>
+              <w:rPr>
+                <w:rFonts w:ascii="Times New Roman" w:hAnsi="Times New Roman" w:eastAsia="Times New Roman" w:cs="Times New Roman"/>
+                <w:i w:val="false"/>
+                <w:b w:val="false"/>
+                <w:u w:val="none"/>
+                <w:strike w:val="false"/>
+                <w:sz w:val="18"/>
+                <w:szCs w:val="18"/>
+                <w:color w:val="000000"/>
+              </w:rPr>
+            </w:pPr>
+            <w:r>
+              <w:rPr>
+                <w:rFonts w:ascii="Times New Roman" w:hAnsi="Times New Roman" w:eastAsia="Times New Roman" w:cs="Times New Roman"/>
+                <w:i w:val="false"/>
+                <w:b w:val="false"/>
+                <w:u w:val="none"/>
+                <w:strike w:val="false"/>
+                <w:sz w:val="18"/>
+                <w:szCs w:val="18"/>
+                <w:color w:val="000000"/>
+              </w:rPr>
+              <w:t xml:space="preserve">52 (38.0%)</w:t>
             </w:r>
           </w:p>
         </w:tc>
@@ -10018,62 +10018,62 @@
                 <w:szCs w:val="18"/>
                 <w:color w:val="000000"/>
               </w:rPr>
-              <w:t xml:space="preserve">160</w:t>
-            </w:r>
-          </w:p>
-        </w:tc>
-        <w:tc>
-          <w:tcPr>
-            <w:tcBorders>
-              <w:bottom w:val="none" w:sz="0" w:space="0" w:color="000000"/>
-              <w:top w:val="none" w:sz="0" w:space="0" w:color="000000"/>
-              <w:left w:val="none" w:sz="0" w:space="0" w:color="000000"/>
-              <w:right w:val="none" w:sz="0" w:space="0" w:color="000000"/>
-            </w:tcBorders>
-            <w:shd w:val="clear" w:color="auto" w:fill="FFFFFF"/>
-            <w:tcMar>
-              <w:top w:w="0" w:type="dxa"/>
-              <w:bottom w:w="0" w:type="dxa"/>
-              <w:left w:w="0" w:type="dxa"/>
-              <w:right w:w="0" w:type="dxa"/>
-            </w:tcMar>
-            <w:vAlign w:val="top"/>
-          </w:tcPr>
-          <w:p>
-            <w:pPr>
-              <w:pStyle w:val="Normal"/>
-              <w:jc w:val="center"/>
-              <w:pBdr>
-                <w:bottom w:val="none" w:sz="0" w:space="0" w:color="000000"/>
-                <w:top w:val="none" w:sz="0" w:space="0" w:color="000000"/>
-                <w:left w:val="none" w:sz="0" w:space="0" w:color="000000"/>
-                <w:right w:val="none" w:sz="0" w:space="0" w:color="000000"/>
-              </w:pBdr>
-              <w:spacing w:after="100" w:before="100" w:line="240"/>
-              <w:ind w:left="100" w:right="100" w:firstLine="0" w:firstLineChars="0"/>
-              <w:rPr>
-                <w:rFonts w:ascii="Times New Roman" w:hAnsi="Times New Roman" w:eastAsia="Times New Roman" w:cs="Times New Roman"/>
-                <w:i w:val="false"/>
-                <w:b w:val="false"/>
-                <w:u w:val="none"/>
-                <w:strike w:val="false"/>
-                <w:sz w:val="18"/>
-                <w:szCs w:val="18"/>
-                <w:color w:val="000000"/>
-              </w:rPr>
-            </w:pPr>
-            <w:r>
-              <w:rPr>
-                <w:rFonts w:ascii="Times New Roman" w:hAnsi="Times New Roman" w:eastAsia="Times New Roman" w:cs="Times New Roman"/>
-                <w:i w:val="false"/>
-                <w:b w:val="false"/>
-                <w:u w:val="none"/>
-                <w:strike w:val="false"/>
-                <w:sz w:val="18"/>
-                <w:szCs w:val="18"/>
-                <w:color w:val="000000"/>
-              </w:rPr>
-              <w:t xml:space="preserve">81</w:t>
+              <w:t xml:space="preserve">161</w:t>
+            </w:r>
+          </w:p>
+        </w:tc>
+        <w:tc>
+          <w:tcPr>
+            <w:tcBorders>
+              <w:bottom w:val="none" w:sz="0" w:space="0" w:color="000000"/>
+              <w:top w:val="none" w:sz="0" w:space="0" w:color="000000"/>
+              <w:left w:val="none" w:sz="0" w:space="0" w:color="000000"/>
+              <w:right w:val="none" w:sz="0" w:space="0" w:color="000000"/>
+            </w:tcBorders>
+            <w:shd w:val="clear" w:color="auto" w:fill="FFFFFF"/>
+            <w:tcMar>
+              <w:top w:w="0" w:type="dxa"/>
+              <w:bottom w:w="0" w:type="dxa"/>
+              <w:left w:w="0" w:type="dxa"/>
+              <w:right w:w="0" w:type="dxa"/>
+            </w:tcMar>
+            <w:vAlign w:val="top"/>
+          </w:tcPr>
+          <w:p>
+            <w:pPr>
+              <w:pStyle w:val="Normal"/>
+              <w:jc w:val="center"/>
+              <w:pBdr>
+                <w:bottom w:val="none" w:sz="0" w:space="0" w:color="000000"/>
+                <w:top w:val="none" w:sz="0" w:space="0" w:color="000000"/>
+                <w:left w:val="none" w:sz="0" w:space="0" w:color="000000"/>
+                <w:right w:val="none" w:sz="0" w:space="0" w:color="000000"/>
+              </w:pBdr>
+              <w:spacing w:after="100" w:before="100" w:line="240"/>
+              <w:ind w:left="100" w:right="100" w:firstLine="0" w:firstLineChars="0"/>
+              <w:rPr>
+                <w:rFonts w:ascii="Times New Roman" w:hAnsi="Times New Roman" w:eastAsia="Times New Roman" w:cs="Times New Roman"/>
+                <w:i w:val="false"/>
+                <w:b w:val="false"/>
+                <w:u w:val="none"/>
+                <w:strike w:val="false"/>
+                <w:sz w:val="18"/>
+                <w:szCs w:val="18"/>
+                <w:color w:val="000000"/>
+              </w:rPr>
+            </w:pPr>
+            <w:r>
+              <w:rPr>
+                <w:rFonts w:ascii="Times New Roman" w:hAnsi="Times New Roman" w:eastAsia="Times New Roman" w:cs="Times New Roman"/>
+                <w:i w:val="false"/>
+                <w:b w:val="false"/>
+                <w:u w:val="none"/>
+                <w:strike w:val="false"/>
+                <w:sz w:val="18"/>
+                <w:szCs w:val="18"/>
+                <w:color w:val="000000"/>
+              </w:rPr>
+              <w:t xml:space="preserve">82</w:t>
             </w:r>
           </w:p>
         </w:tc>
@@ -10463,7 +10463,7 @@
                 <w:szCs w:val="18"/>
                 <w:color w:val="000000"/>
               </w:rPr>
-              <w:t xml:space="preserve">0.072</w:t>
+              <w:t xml:space="preserve">0.095</w:t>
             </w:r>
           </w:p>
         </w:tc>
@@ -10578,62 +10578,62 @@
                 <w:szCs w:val="18"/>
                 <w:color w:val="000000"/>
               </w:rPr>
-              <w:t xml:space="preserve">241 (61.5%)</w:t>
-            </w:r>
-          </w:p>
-        </w:tc>
-        <w:tc>
-          <w:tcPr>
-            <w:tcBorders>
-              <w:bottom w:val="none" w:sz="0" w:space="0" w:color="000000"/>
-              <w:top w:val="none" w:sz="0" w:space="0" w:color="000000"/>
-              <w:left w:val="none" w:sz="0" w:space="0" w:color="000000"/>
-              <w:right w:val="none" w:sz="0" w:space="0" w:color="000000"/>
-            </w:tcBorders>
-            <w:shd w:val="clear" w:color="auto" w:fill="FFFFFF"/>
-            <w:tcMar>
-              <w:top w:w="0" w:type="dxa"/>
-              <w:bottom w:w="0" w:type="dxa"/>
-              <w:left w:w="0" w:type="dxa"/>
-              <w:right w:w="0" w:type="dxa"/>
-            </w:tcMar>
-            <w:vAlign w:val="top"/>
-          </w:tcPr>
-          <w:p>
-            <w:pPr>
-              <w:pStyle w:val="Normal"/>
-              <w:jc w:val="center"/>
-              <w:pBdr>
-                <w:bottom w:val="none" w:sz="0" w:space="0" w:color="000000"/>
-                <w:top w:val="none" w:sz="0" w:space="0" w:color="000000"/>
-                <w:left w:val="none" w:sz="0" w:space="0" w:color="000000"/>
-                <w:right w:val="none" w:sz="0" w:space="0" w:color="000000"/>
-              </w:pBdr>
-              <w:spacing w:after="100" w:before="100" w:line="240"/>
-              <w:ind w:left="100" w:right="100" w:firstLine="0" w:firstLineChars="0"/>
-              <w:rPr>
-                <w:rFonts w:ascii="Times New Roman" w:hAnsi="Times New Roman" w:eastAsia="Times New Roman" w:cs="Times New Roman"/>
-                <w:i w:val="false"/>
-                <w:b w:val="false"/>
-                <w:u w:val="none"/>
-                <w:strike w:val="false"/>
-                <w:sz w:val="18"/>
-                <w:szCs w:val="18"/>
-                <w:color w:val="000000"/>
-              </w:rPr>
-            </w:pPr>
-            <w:r>
-              <w:rPr>
-                <w:rFonts w:ascii="Times New Roman" w:hAnsi="Times New Roman" w:eastAsia="Times New Roman" w:cs="Times New Roman"/>
-                <w:i w:val="false"/>
-                <w:b w:val="false"/>
-                <w:u w:val="none"/>
-                <w:strike w:val="false"/>
-                <w:sz w:val="18"/>
-                <w:szCs w:val="18"/>
-                <w:color w:val="000000"/>
-              </w:rPr>
-              <w:t xml:space="preserve">110 (57.0%)</w:t>
+              <w:t xml:space="preserve">244 (61.8%)</w:t>
+            </w:r>
+          </w:p>
+        </w:tc>
+        <w:tc>
+          <w:tcPr>
+            <w:tcBorders>
+              <w:bottom w:val="none" w:sz="0" w:space="0" w:color="000000"/>
+              <w:top w:val="none" w:sz="0" w:space="0" w:color="000000"/>
+              <w:left w:val="none" w:sz="0" w:space="0" w:color="000000"/>
+              <w:right w:val="none" w:sz="0" w:space="0" w:color="000000"/>
+            </w:tcBorders>
+            <w:shd w:val="clear" w:color="auto" w:fill="FFFFFF"/>
+            <w:tcMar>
+              <w:top w:w="0" w:type="dxa"/>
+              <w:bottom w:w="0" w:type="dxa"/>
+              <w:left w:w="0" w:type="dxa"/>
+              <w:right w:w="0" w:type="dxa"/>
+            </w:tcMar>
+            <w:vAlign w:val="top"/>
+          </w:tcPr>
+          <w:p>
+            <w:pPr>
+              <w:pStyle w:val="Normal"/>
+              <w:jc w:val="center"/>
+              <w:pBdr>
+                <w:bottom w:val="none" w:sz="0" w:space="0" w:color="000000"/>
+                <w:top w:val="none" w:sz="0" w:space="0" w:color="000000"/>
+                <w:left w:val="none" w:sz="0" w:space="0" w:color="000000"/>
+                <w:right w:val="none" w:sz="0" w:space="0" w:color="000000"/>
+              </w:pBdr>
+              <w:spacing w:after="100" w:before="100" w:line="240"/>
+              <w:ind w:left="100" w:right="100" w:firstLine="0" w:firstLineChars="0"/>
+              <w:rPr>
+                <w:rFonts w:ascii="Times New Roman" w:hAnsi="Times New Roman" w:eastAsia="Times New Roman" w:cs="Times New Roman"/>
+                <w:i w:val="false"/>
+                <w:b w:val="false"/>
+                <w:u w:val="none"/>
+                <w:strike w:val="false"/>
+                <w:sz w:val="18"/>
+                <w:szCs w:val="18"/>
+                <w:color w:val="000000"/>
+              </w:rPr>
+            </w:pPr>
+            <w:r>
+              <w:rPr>
+                <w:rFonts w:ascii="Times New Roman" w:hAnsi="Times New Roman" w:eastAsia="Times New Roman" w:cs="Times New Roman"/>
+                <w:i w:val="false"/>
+                <w:b w:val="false"/>
+                <w:u w:val="none"/>
+                <w:strike w:val="false"/>
+                <w:sz w:val="18"/>
+                <w:szCs w:val="18"/>
+                <w:color w:val="000000"/>
+              </w:rPr>
+              <w:t xml:space="preserve">113 (57.7%)</w:t>
             </w:r>
           </w:p>
         </w:tc>
@@ -10858,62 +10858,62 @@
                 <w:szCs w:val="18"/>
                 <w:color w:val="000000"/>
               </w:rPr>
-              <w:t xml:space="preserve">151 (38.5%)</w:t>
-            </w:r>
-          </w:p>
-        </w:tc>
-        <w:tc>
-          <w:tcPr>
-            <w:tcBorders>
-              <w:bottom w:val="none" w:sz="0" w:space="0" w:color="000000"/>
-              <w:top w:val="none" w:sz="0" w:space="0" w:color="000000"/>
-              <w:left w:val="none" w:sz="0" w:space="0" w:color="000000"/>
-              <w:right w:val="none" w:sz="0" w:space="0" w:color="000000"/>
-            </w:tcBorders>
-            <w:shd w:val="clear" w:color="auto" w:fill="FFFFFF"/>
-            <w:tcMar>
-              <w:top w:w="0" w:type="dxa"/>
-              <w:bottom w:w="0" w:type="dxa"/>
-              <w:left w:w="0" w:type="dxa"/>
-              <w:right w:w="0" w:type="dxa"/>
-            </w:tcMar>
-            <w:vAlign w:val="top"/>
-          </w:tcPr>
-          <w:p>
-            <w:pPr>
-              <w:pStyle w:val="Normal"/>
-              <w:jc w:val="center"/>
-              <w:pBdr>
-                <w:bottom w:val="none" w:sz="0" w:space="0" w:color="000000"/>
-                <w:top w:val="none" w:sz="0" w:space="0" w:color="000000"/>
-                <w:left w:val="none" w:sz="0" w:space="0" w:color="000000"/>
-                <w:right w:val="none" w:sz="0" w:space="0" w:color="000000"/>
-              </w:pBdr>
-              <w:spacing w:after="100" w:before="100" w:line="240"/>
-              <w:ind w:left="100" w:right="100" w:firstLine="0" w:firstLineChars="0"/>
-              <w:rPr>
-                <w:rFonts w:ascii="Times New Roman" w:hAnsi="Times New Roman" w:eastAsia="Times New Roman" w:cs="Times New Roman"/>
-                <w:i w:val="false"/>
-                <w:b w:val="false"/>
-                <w:u w:val="none"/>
-                <w:strike w:val="false"/>
-                <w:sz w:val="18"/>
-                <w:szCs w:val="18"/>
-                <w:color w:val="000000"/>
-              </w:rPr>
-            </w:pPr>
-            <w:r>
-              <w:rPr>
-                <w:rFonts w:ascii="Times New Roman" w:hAnsi="Times New Roman" w:eastAsia="Times New Roman" w:cs="Times New Roman"/>
-                <w:i w:val="false"/>
-                <w:b w:val="false"/>
-                <w:u w:val="none"/>
-                <w:strike w:val="false"/>
-                <w:sz w:val="18"/>
-                <w:szCs w:val="18"/>
-                <w:color w:val="000000"/>
-              </w:rPr>
-              <w:t xml:space="preserve">83 (43.0%)</w:t>
+              <w:t xml:space="preserve">151 (38.2%)</w:t>
+            </w:r>
+          </w:p>
+        </w:tc>
+        <w:tc>
+          <w:tcPr>
+            <w:tcBorders>
+              <w:bottom w:val="none" w:sz="0" w:space="0" w:color="000000"/>
+              <w:top w:val="none" w:sz="0" w:space="0" w:color="000000"/>
+              <w:left w:val="none" w:sz="0" w:space="0" w:color="000000"/>
+              <w:right w:val="none" w:sz="0" w:space="0" w:color="000000"/>
+            </w:tcBorders>
+            <w:shd w:val="clear" w:color="auto" w:fill="FFFFFF"/>
+            <w:tcMar>
+              <w:top w:w="0" w:type="dxa"/>
+              <w:bottom w:w="0" w:type="dxa"/>
+              <w:left w:w="0" w:type="dxa"/>
+              <w:right w:w="0" w:type="dxa"/>
+            </w:tcMar>
+            <w:vAlign w:val="top"/>
+          </w:tcPr>
+          <w:p>
+            <w:pPr>
+              <w:pStyle w:val="Normal"/>
+              <w:jc w:val="center"/>
+              <w:pBdr>
+                <w:bottom w:val="none" w:sz="0" w:space="0" w:color="000000"/>
+                <w:top w:val="none" w:sz="0" w:space="0" w:color="000000"/>
+                <w:left w:val="none" w:sz="0" w:space="0" w:color="000000"/>
+                <w:right w:val="none" w:sz="0" w:space="0" w:color="000000"/>
+              </w:pBdr>
+              <w:spacing w:after="100" w:before="100" w:line="240"/>
+              <w:ind w:left="100" w:right="100" w:firstLine="0" w:firstLineChars="0"/>
+              <w:rPr>
+                <w:rFonts w:ascii="Times New Roman" w:hAnsi="Times New Roman" w:eastAsia="Times New Roman" w:cs="Times New Roman"/>
+                <w:i w:val="false"/>
+                <w:b w:val="false"/>
+                <w:u w:val="none"/>
+                <w:strike w:val="false"/>
+                <w:sz w:val="18"/>
+                <w:szCs w:val="18"/>
+                <w:color w:val="000000"/>
+              </w:rPr>
+            </w:pPr>
+            <w:r>
+              <w:rPr>
+                <w:rFonts w:ascii="Times New Roman" w:hAnsi="Times New Roman" w:eastAsia="Times New Roman" w:cs="Times New Roman"/>
+                <w:i w:val="false"/>
+                <w:b w:val="false"/>
+                <w:u w:val="none"/>
+                <w:strike w:val="false"/>
+                <w:sz w:val="18"/>
+                <w:szCs w:val="18"/>
+                <w:color w:val="000000"/>
+              </w:rPr>
+              <w:t xml:space="preserve">83 (42.3%)</w:t>
             </w:r>
           </w:p>
         </w:tc>
@@ -11583,7 +11583,7 @@
                 <w:szCs w:val="18"/>
                 <w:color w:val="000000"/>
               </w:rPr>
-              <w:t xml:space="preserve">0.748</w:t>
+              <w:t xml:space="preserve">0.815</w:t>
             </w:r>
           </w:p>
         </w:tc>
@@ -11698,62 +11698,62 @@
                 <w:szCs w:val="18"/>
                 <w:color w:val="000000"/>
               </w:rPr>
-              <w:t xml:space="preserve">288 (76.4%)</w:t>
-            </w:r>
-          </w:p>
-        </w:tc>
-        <w:tc>
-          <w:tcPr>
-            <w:tcBorders>
-              <w:bottom w:val="none" w:sz="0" w:space="0" w:color="000000"/>
-              <w:top w:val="none" w:sz="0" w:space="0" w:color="000000"/>
-              <w:left w:val="none" w:sz="0" w:space="0" w:color="000000"/>
-              <w:right w:val="none" w:sz="0" w:space="0" w:color="000000"/>
-            </w:tcBorders>
-            <w:shd w:val="clear" w:color="auto" w:fill="FFFFFF"/>
-            <w:tcMar>
-              <w:top w:w="0" w:type="dxa"/>
-              <w:bottom w:w="0" w:type="dxa"/>
-              <w:left w:w="0" w:type="dxa"/>
-              <w:right w:w="0" w:type="dxa"/>
-            </w:tcMar>
-            <w:vAlign w:val="top"/>
-          </w:tcPr>
-          <w:p>
-            <w:pPr>
-              <w:pStyle w:val="Normal"/>
-              <w:jc w:val="center"/>
-              <w:pBdr>
-                <w:bottom w:val="none" w:sz="0" w:space="0" w:color="000000"/>
-                <w:top w:val="none" w:sz="0" w:space="0" w:color="000000"/>
-                <w:left w:val="none" w:sz="0" w:space="0" w:color="000000"/>
-                <w:right w:val="none" w:sz="0" w:space="0" w:color="000000"/>
-              </w:pBdr>
-              <w:spacing w:after="100" w:before="100" w:line="240"/>
-              <w:ind w:left="100" w:right="100" w:firstLine="0" w:firstLineChars="0"/>
-              <w:rPr>
-                <w:rFonts w:ascii="Times New Roman" w:hAnsi="Times New Roman" w:eastAsia="Times New Roman" w:cs="Times New Roman"/>
-                <w:i w:val="false"/>
-                <w:b w:val="false"/>
-                <w:u w:val="none"/>
-                <w:strike w:val="false"/>
-                <w:sz w:val="18"/>
-                <w:szCs w:val="18"/>
-                <w:color w:val="000000"/>
-              </w:rPr>
-            </w:pPr>
-            <w:r>
-              <w:rPr>
-                <w:rFonts w:ascii="Times New Roman" w:hAnsi="Times New Roman" w:eastAsia="Times New Roman" w:cs="Times New Roman"/>
-                <w:i w:val="false"/>
-                <w:b w:val="false"/>
-                <w:u w:val="none"/>
-                <w:strike w:val="false"/>
-                <w:sz w:val="18"/>
-                <w:szCs w:val="18"/>
-                <w:color w:val="000000"/>
-              </w:rPr>
-              <w:t xml:space="preserve">140 (75.7%)</w:t>
+              <w:t xml:space="preserve">291 (76.6%)</w:t>
+            </w:r>
+          </w:p>
+        </w:tc>
+        <w:tc>
+          <w:tcPr>
+            <w:tcBorders>
+              <w:bottom w:val="none" w:sz="0" w:space="0" w:color="000000"/>
+              <w:top w:val="none" w:sz="0" w:space="0" w:color="000000"/>
+              <w:left w:val="none" w:sz="0" w:space="0" w:color="000000"/>
+              <w:right w:val="none" w:sz="0" w:space="0" w:color="000000"/>
+            </w:tcBorders>
+            <w:shd w:val="clear" w:color="auto" w:fill="FFFFFF"/>
+            <w:tcMar>
+              <w:top w:w="0" w:type="dxa"/>
+              <w:bottom w:w="0" w:type="dxa"/>
+              <w:left w:w="0" w:type="dxa"/>
+              <w:right w:w="0" w:type="dxa"/>
+            </w:tcMar>
+            <w:vAlign w:val="top"/>
+          </w:tcPr>
+          <w:p>
+            <w:pPr>
+              <w:pStyle w:val="Normal"/>
+              <w:jc w:val="center"/>
+              <w:pBdr>
+                <w:bottom w:val="none" w:sz="0" w:space="0" w:color="000000"/>
+                <w:top w:val="none" w:sz="0" w:space="0" w:color="000000"/>
+                <w:left w:val="none" w:sz="0" w:space="0" w:color="000000"/>
+                <w:right w:val="none" w:sz="0" w:space="0" w:color="000000"/>
+              </w:pBdr>
+              <w:spacing w:after="100" w:before="100" w:line="240"/>
+              <w:ind w:left="100" w:right="100" w:firstLine="0" w:firstLineChars="0"/>
+              <w:rPr>
+                <w:rFonts w:ascii="Times New Roman" w:hAnsi="Times New Roman" w:eastAsia="Times New Roman" w:cs="Times New Roman"/>
+                <w:i w:val="false"/>
+                <w:b w:val="false"/>
+                <w:u w:val="none"/>
+                <w:strike w:val="false"/>
+                <w:sz w:val="18"/>
+                <w:szCs w:val="18"/>
+                <w:color w:val="000000"/>
+              </w:rPr>
+            </w:pPr>
+            <w:r>
+              <w:rPr>
+                <w:rFonts w:ascii="Times New Roman" w:hAnsi="Times New Roman" w:eastAsia="Times New Roman" w:cs="Times New Roman"/>
+                <w:i w:val="false"/>
+                <w:b w:val="false"/>
+                <w:u w:val="none"/>
+                <w:strike w:val="false"/>
+                <w:sz w:val="18"/>
+                <w:szCs w:val="18"/>
+                <w:color w:val="000000"/>
+              </w:rPr>
+              <w:t xml:space="preserve">143 (76.1%)</w:t>
             </w:r>
           </w:p>
         </w:tc>
@@ -11978,62 +11978,62 @@
                 <w:szCs w:val="18"/>
                 <w:color w:val="000000"/>
               </w:rPr>
-              <w:t xml:space="preserve">89 (23.6%)</w:t>
-            </w:r>
-          </w:p>
-        </w:tc>
-        <w:tc>
-          <w:tcPr>
-            <w:tcBorders>
-              <w:bottom w:val="none" w:sz="0" w:space="0" w:color="000000"/>
-              <w:top w:val="none" w:sz="0" w:space="0" w:color="000000"/>
-              <w:left w:val="none" w:sz="0" w:space="0" w:color="000000"/>
-              <w:right w:val="none" w:sz="0" w:space="0" w:color="000000"/>
-            </w:tcBorders>
-            <w:shd w:val="clear" w:color="auto" w:fill="FFFFFF"/>
-            <w:tcMar>
-              <w:top w:w="0" w:type="dxa"/>
-              <w:bottom w:w="0" w:type="dxa"/>
-              <w:left w:w="0" w:type="dxa"/>
-              <w:right w:w="0" w:type="dxa"/>
-            </w:tcMar>
-            <w:vAlign w:val="top"/>
-          </w:tcPr>
-          <w:p>
-            <w:pPr>
-              <w:pStyle w:val="Normal"/>
-              <w:jc w:val="center"/>
-              <w:pBdr>
-                <w:bottom w:val="none" w:sz="0" w:space="0" w:color="000000"/>
-                <w:top w:val="none" w:sz="0" w:space="0" w:color="000000"/>
-                <w:left w:val="none" w:sz="0" w:space="0" w:color="000000"/>
-                <w:right w:val="none" w:sz="0" w:space="0" w:color="000000"/>
-              </w:pBdr>
-              <w:spacing w:after="100" w:before="100" w:line="240"/>
-              <w:ind w:left="100" w:right="100" w:firstLine="0" w:firstLineChars="0"/>
-              <w:rPr>
-                <w:rFonts w:ascii="Times New Roman" w:hAnsi="Times New Roman" w:eastAsia="Times New Roman" w:cs="Times New Roman"/>
-                <w:i w:val="false"/>
-                <w:b w:val="false"/>
-                <w:u w:val="none"/>
-                <w:strike w:val="false"/>
-                <w:sz w:val="18"/>
-                <w:szCs w:val="18"/>
-                <w:color w:val="000000"/>
-              </w:rPr>
-            </w:pPr>
-            <w:r>
-              <w:rPr>
-                <w:rFonts w:ascii="Times New Roman" w:hAnsi="Times New Roman" w:eastAsia="Times New Roman" w:cs="Times New Roman"/>
-                <w:i w:val="false"/>
-                <w:b w:val="false"/>
-                <w:u w:val="none"/>
-                <w:strike w:val="false"/>
-                <w:sz w:val="18"/>
-                <w:szCs w:val="18"/>
-                <w:color w:val="000000"/>
-              </w:rPr>
-              <w:t xml:space="preserve">45 (24.3%)</w:t>
+              <w:t xml:space="preserve">89 (23.4%)</w:t>
+            </w:r>
+          </w:p>
+        </w:tc>
+        <w:tc>
+          <w:tcPr>
+            <w:tcBorders>
+              <w:bottom w:val="none" w:sz="0" w:space="0" w:color="000000"/>
+              <w:top w:val="none" w:sz="0" w:space="0" w:color="000000"/>
+              <w:left w:val="none" w:sz="0" w:space="0" w:color="000000"/>
+              <w:right w:val="none" w:sz="0" w:space="0" w:color="000000"/>
+            </w:tcBorders>
+            <w:shd w:val="clear" w:color="auto" w:fill="FFFFFF"/>
+            <w:tcMar>
+              <w:top w:w="0" w:type="dxa"/>
+              <w:bottom w:w="0" w:type="dxa"/>
+              <w:left w:w="0" w:type="dxa"/>
+              <w:right w:w="0" w:type="dxa"/>
+            </w:tcMar>
+            <w:vAlign w:val="top"/>
+          </w:tcPr>
+          <w:p>
+            <w:pPr>
+              <w:pStyle w:val="Normal"/>
+              <w:jc w:val="center"/>
+              <w:pBdr>
+                <w:bottom w:val="none" w:sz="0" w:space="0" w:color="000000"/>
+                <w:top w:val="none" w:sz="0" w:space="0" w:color="000000"/>
+                <w:left w:val="none" w:sz="0" w:space="0" w:color="000000"/>
+                <w:right w:val="none" w:sz="0" w:space="0" w:color="000000"/>
+              </w:pBdr>
+              <w:spacing w:after="100" w:before="100" w:line="240"/>
+              <w:ind w:left="100" w:right="100" w:firstLine="0" w:firstLineChars="0"/>
+              <w:rPr>
+                <w:rFonts w:ascii="Times New Roman" w:hAnsi="Times New Roman" w:eastAsia="Times New Roman" w:cs="Times New Roman"/>
+                <w:i w:val="false"/>
+                <w:b w:val="false"/>
+                <w:u w:val="none"/>
+                <w:strike w:val="false"/>
+                <w:sz w:val="18"/>
+                <w:szCs w:val="18"/>
+                <w:color w:val="000000"/>
+              </w:rPr>
+            </w:pPr>
+            <w:r>
+              <w:rPr>
+                <w:rFonts w:ascii="Times New Roman" w:hAnsi="Times New Roman" w:eastAsia="Times New Roman" w:cs="Times New Roman"/>
+                <w:i w:val="false"/>
+                <w:b w:val="false"/>
+                <w:u w:val="none"/>
+                <w:strike w:val="false"/>
+                <w:sz w:val="18"/>
+                <w:szCs w:val="18"/>
+                <w:color w:val="000000"/>
+              </w:rPr>
+              <w:t xml:space="preserve">45 (23.9%)</w:t>
             </w:r>
           </w:p>
         </w:tc>
@@ -12703,7 +12703,7 @@
                 <w:szCs w:val="18"/>
                 <w:color w:val="000000"/>
               </w:rPr>
-              <w:t xml:space="preserve">0.804</w:t>
+              <w:t xml:space="preserve">0.818</w:t>
             </w:r>
           </w:p>
         </w:tc>
@@ -12818,62 +12818,62 @@
                 <w:szCs w:val="18"/>
                 <w:color w:val="000000"/>
               </w:rPr>
-              <w:t xml:space="preserve">316 (86.8%)</w:t>
-            </w:r>
-          </w:p>
-        </w:tc>
-        <w:tc>
-          <w:tcPr>
-            <w:tcBorders>
-              <w:bottom w:val="none" w:sz="0" w:space="0" w:color="000000"/>
-              <w:top w:val="none" w:sz="0" w:space="0" w:color="000000"/>
-              <w:left w:val="none" w:sz="0" w:space="0" w:color="000000"/>
-              <w:right w:val="none" w:sz="0" w:space="0" w:color="000000"/>
-            </w:tcBorders>
-            <w:shd w:val="clear" w:color="auto" w:fill="FFFFFF"/>
-            <w:tcMar>
-              <w:top w:w="0" w:type="dxa"/>
-              <w:bottom w:w="0" w:type="dxa"/>
-              <w:left w:w="0" w:type="dxa"/>
-              <w:right w:w="0" w:type="dxa"/>
-            </w:tcMar>
-            <w:vAlign w:val="top"/>
-          </w:tcPr>
-          <w:p>
-            <w:pPr>
-              <w:pStyle w:val="Normal"/>
-              <w:jc w:val="center"/>
-              <w:pBdr>
-                <w:bottom w:val="none" w:sz="0" w:space="0" w:color="000000"/>
-                <w:top w:val="none" w:sz="0" w:space="0" w:color="000000"/>
-                <w:left w:val="none" w:sz="0" w:space="0" w:color="000000"/>
-                <w:right w:val="none" w:sz="0" w:space="0" w:color="000000"/>
-              </w:pBdr>
-              <w:spacing w:after="100" w:before="100" w:line="240"/>
-              <w:ind w:left="100" w:right="100" w:firstLine="0" w:firstLineChars="0"/>
-              <w:rPr>
-                <w:rFonts w:ascii="Times New Roman" w:hAnsi="Times New Roman" w:eastAsia="Times New Roman" w:cs="Times New Roman"/>
-                <w:i w:val="false"/>
-                <w:b w:val="false"/>
-                <w:u w:val="none"/>
-                <w:strike w:val="false"/>
-                <w:sz w:val="18"/>
-                <w:szCs w:val="18"/>
-                <w:color w:val="000000"/>
-              </w:rPr>
-            </w:pPr>
-            <w:r>
-              <w:rPr>
-                <w:rFonts w:ascii="Times New Roman" w:hAnsi="Times New Roman" w:eastAsia="Times New Roman" w:cs="Times New Roman"/>
-                <w:i w:val="false"/>
-                <w:b w:val="false"/>
-                <w:u w:val="none"/>
-                <w:strike w:val="false"/>
-                <w:sz w:val="18"/>
-                <w:szCs w:val="18"/>
-                <w:color w:val="000000"/>
-              </w:rPr>
-              <w:t xml:space="preserve">163 (86.2%)</w:t>
+              <w:t xml:space="preserve">318 (86.9%)</w:t>
+            </w:r>
+          </w:p>
+        </w:tc>
+        <w:tc>
+          <w:tcPr>
+            <w:tcBorders>
+              <w:bottom w:val="none" w:sz="0" w:space="0" w:color="000000"/>
+              <w:top w:val="none" w:sz="0" w:space="0" w:color="000000"/>
+              <w:left w:val="none" w:sz="0" w:space="0" w:color="000000"/>
+              <w:right w:val="none" w:sz="0" w:space="0" w:color="000000"/>
+            </w:tcBorders>
+            <w:shd w:val="clear" w:color="auto" w:fill="FFFFFF"/>
+            <w:tcMar>
+              <w:top w:w="0" w:type="dxa"/>
+              <w:bottom w:w="0" w:type="dxa"/>
+              <w:left w:w="0" w:type="dxa"/>
+              <w:right w:w="0" w:type="dxa"/>
+            </w:tcMar>
+            <w:vAlign w:val="top"/>
+          </w:tcPr>
+          <w:p>
+            <w:pPr>
+              <w:pStyle w:val="Normal"/>
+              <w:jc w:val="center"/>
+              <w:pBdr>
+                <w:bottom w:val="none" w:sz="0" w:space="0" w:color="000000"/>
+                <w:top w:val="none" w:sz="0" w:space="0" w:color="000000"/>
+                <w:left w:val="none" w:sz="0" w:space="0" w:color="000000"/>
+                <w:right w:val="none" w:sz="0" w:space="0" w:color="000000"/>
+              </w:pBdr>
+              <w:spacing w:after="100" w:before="100" w:line="240"/>
+              <w:ind w:left="100" w:right="100" w:firstLine="0" w:firstLineChars="0"/>
+              <w:rPr>
+                <w:rFonts w:ascii="Times New Roman" w:hAnsi="Times New Roman" w:eastAsia="Times New Roman" w:cs="Times New Roman"/>
+                <w:i w:val="false"/>
+                <w:b w:val="false"/>
+                <w:u w:val="none"/>
+                <w:strike w:val="false"/>
+                <w:sz w:val="18"/>
+                <w:szCs w:val="18"/>
+                <w:color w:val="000000"/>
+              </w:rPr>
+            </w:pPr>
+            <w:r>
+              <w:rPr>
+                <w:rFonts w:ascii="Times New Roman" w:hAnsi="Times New Roman" w:eastAsia="Times New Roman" w:cs="Times New Roman"/>
+                <w:i w:val="false"/>
+                <w:b w:val="false"/>
+                <w:u w:val="none"/>
+                <w:strike w:val="false"/>
+                <w:sz w:val="18"/>
+                <w:szCs w:val="18"/>
+                <w:color w:val="000000"/>
+              </w:rPr>
+              <w:t xml:space="preserve">165 (86.4%)</w:t>
             </w:r>
           </w:p>
         </w:tc>
@@ -13153,7 +13153,7 @@
                 <w:szCs w:val="18"/>
                 <w:color w:val="000000"/>
               </w:rPr>
-              <w:t xml:space="preserve">2 (1.1%)</w:t>
+              <w:t xml:space="preserve">2 (1.0%)</w:t>
             </w:r>
           </w:p>
         </w:tc>
@@ -13378,62 +13378,62 @@
                 <w:szCs w:val="18"/>
                 <w:color w:val="000000"/>
               </w:rPr>
-              <w:t xml:space="preserve">21 (5.8%)</w:t>
-            </w:r>
-          </w:p>
-        </w:tc>
-        <w:tc>
-          <w:tcPr>
-            <w:tcBorders>
-              <w:bottom w:val="none" w:sz="0" w:space="0" w:color="000000"/>
-              <w:top w:val="none" w:sz="0" w:space="0" w:color="000000"/>
-              <w:left w:val="none" w:sz="0" w:space="0" w:color="000000"/>
-              <w:right w:val="none" w:sz="0" w:space="0" w:color="000000"/>
-            </w:tcBorders>
-            <w:shd w:val="clear" w:color="auto" w:fill="FFFFFF"/>
-            <w:tcMar>
-              <w:top w:w="0" w:type="dxa"/>
-              <w:bottom w:w="0" w:type="dxa"/>
-              <w:left w:w="0" w:type="dxa"/>
-              <w:right w:w="0" w:type="dxa"/>
-            </w:tcMar>
-            <w:vAlign w:val="top"/>
-          </w:tcPr>
-          <w:p>
-            <w:pPr>
-              <w:pStyle w:val="Normal"/>
-              <w:jc w:val="center"/>
-              <w:pBdr>
-                <w:bottom w:val="none" w:sz="0" w:space="0" w:color="000000"/>
-                <w:top w:val="none" w:sz="0" w:space="0" w:color="000000"/>
-                <w:left w:val="none" w:sz="0" w:space="0" w:color="000000"/>
-                <w:right w:val="none" w:sz="0" w:space="0" w:color="000000"/>
-              </w:pBdr>
-              <w:spacing w:after="100" w:before="100" w:line="240"/>
-              <w:ind w:left="100" w:right="100" w:firstLine="0" w:firstLineChars="0"/>
-              <w:rPr>
-                <w:rFonts w:ascii="Times New Roman" w:hAnsi="Times New Roman" w:eastAsia="Times New Roman" w:cs="Times New Roman"/>
-                <w:i w:val="false"/>
-                <w:b w:val="false"/>
-                <w:u w:val="none"/>
-                <w:strike w:val="false"/>
-                <w:sz w:val="18"/>
-                <w:szCs w:val="18"/>
-                <w:color w:val="000000"/>
-              </w:rPr>
-            </w:pPr>
-            <w:r>
-              <w:rPr>
-                <w:rFonts w:ascii="Times New Roman" w:hAnsi="Times New Roman" w:eastAsia="Times New Roman" w:cs="Times New Roman"/>
-                <w:i w:val="false"/>
-                <w:b w:val="false"/>
-                <w:u w:val="none"/>
-                <w:strike w:val="false"/>
-                <w:sz w:val="18"/>
-                <w:szCs w:val="18"/>
-                <w:color w:val="000000"/>
-              </w:rPr>
-              <w:t xml:space="preserve">13 (6.9%)</w:t>
+              <w:t xml:space="preserve">21 (5.7%)</w:t>
+            </w:r>
+          </w:p>
+        </w:tc>
+        <w:tc>
+          <w:tcPr>
+            <w:tcBorders>
+              <w:bottom w:val="none" w:sz="0" w:space="0" w:color="000000"/>
+              <w:top w:val="none" w:sz="0" w:space="0" w:color="000000"/>
+              <w:left w:val="none" w:sz="0" w:space="0" w:color="000000"/>
+              <w:right w:val="none" w:sz="0" w:space="0" w:color="000000"/>
+            </w:tcBorders>
+            <w:shd w:val="clear" w:color="auto" w:fill="FFFFFF"/>
+            <w:tcMar>
+              <w:top w:w="0" w:type="dxa"/>
+              <w:bottom w:w="0" w:type="dxa"/>
+              <w:left w:w="0" w:type="dxa"/>
+              <w:right w:w="0" w:type="dxa"/>
+            </w:tcMar>
+            <w:vAlign w:val="top"/>
+          </w:tcPr>
+          <w:p>
+            <w:pPr>
+              <w:pStyle w:val="Normal"/>
+              <w:jc w:val="center"/>
+              <w:pBdr>
+                <w:bottom w:val="none" w:sz="0" w:space="0" w:color="000000"/>
+                <w:top w:val="none" w:sz="0" w:space="0" w:color="000000"/>
+                <w:left w:val="none" w:sz="0" w:space="0" w:color="000000"/>
+                <w:right w:val="none" w:sz="0" w:space="0" w:color="000000"/>
+              </w:pBdr>
+              <w:spacing w:after="100" w:before="100" w:line="240"/>
+              <w:ind w:left="100" w:right="100" w:firstLine="0" w:firstLineChars="0"/>
+              <w:rPr>
+                <w:rFonts w:ascii="Times New Roman" w:hAnsi="Times New Roman" w:eastAsia="Times New Roman" w:cs="Times New Roman"/>
+                <w:i w:val="false"/>
+                <w:b w:val="false"/>
+                <w:u w:val="none"/>
+                <w:strike w:val="false"/>
+                <w:sz w:val="18"/>
+                <w:szCs w:val="18"/>
+                <w:color w:val="000000"/>
+              </w:rPr>
+            </w:pPr>
+            <w:r>
+              <w:rPr>
+                <w:rFonts w:ascii="Times New Roman" w:hAnsi="Times New Roman" w:eastAsia="Times New Roman" w:cs="Times New Roman"/>
+                <w:i w:val="false"/>
+                <w:b w:val="false"/>
+                <w:u w:val="none"/>
+                <w:strike w:val="false"/>
+                <w:sz w:val="18"/>
+                <w:szCs w:val="18"/>
+                <w:color w:val="000000"/>
+              </w:rPr>
+              <w:t xml:space="preserve">13 (6.8%)</w:t>
             </w:r>
           </w:p>
         </w:tc>
@@ -13938,62 +13938,62 @@
                 <w:szCs w:val="18"/>
                 <w:color w:val="000000"/>
               </w:rPr>
-              <w:t xml:space="preserve">72</w:t>
-            </w:r>
-          </w:p>
-        </w:tc>
-        <w:tc>
-          <w:tcPr>
-            <w:tcBorders>
-              <w:bottom w:val="none" w:sz="0" w:space="0" w:color="000000"/>
-              <w:top w:val="none" w:sz="0" w:space="0" w:color="000000"/>
-              <w:left w:val="none" w:sz="0" w:space="0" w:color="000000"/>
-              <w:right w:val="none" w:sz="0" w:space="0" w:color="000000"/>
-            </w:tcBorders>
-            <w:shd w:val="clear" w:color="auto" w:fill="FFFFFF"/>
-            <w:tcMar>
-              <w:top w:w="0" w:type="dxa"/>
-              <w:bottom w:w="0" w:type="dxa"/>
-              <w:left w:w="0" w:type="dxa"/>
-              <w:right w:w="0" w:type="dxa"/>
-            </w:tcMar>
-            <w:vAlign w:val="top"/>
-          </w:tcPr>
-          <w:p>
-            <w:pPr>
-              <w:pStyle w:val="Normal"/>
-              <w:jc w:val="center"/>
-              <w:pBdr>
-                <w:bottom w:val="none" w:sz="0" w:space="0" w:color="000000"/>
-                <w:top w:val="none" w:sz="0" w:space="0" w:color="000000"/>
-                <w:left w:val="none" w:sz="0" w:space="0" w:color="000000"/>
-                <w:right w:val="none" w:sz="0" w:space="0" w:color="000000"/>
-              </w:pBdr>
-              <w:spacing w:after="100" w:before="100" w:line="240"/>
-              <w:ind w:left="100" w:right="100" w:firstLine="0" w:firstLineChars="0"/>
-              <w:rPr>
-                <w:rFonts w:ascii="Times New Roman" w:hAnsi="Times New Roman" w:eastAsia="Times New Roman" w:cs="Times New Roman"/>
-                <w:i w:val="false"/>
-                <w:b w:val="false"/>
-                <w:u w:val="none"/>
-                <w:strike w:val="false"/>
-                <w:sz w:val="18"/>
-                <w:szCs w:val="18"/>
-                <w:color w:val="000000"/>
-              </w:rPr>
-            </w:pPr>
-            <w:r>
-              <w:rPr>
-                <w:rFonts w:ascii="Times New Roman" w:hAnsi="Times New Roman" w:eastAsia="Times New Roman" w:cs="Times New Roman"/>
-                <w:i w:val="false"/>
-                <w:b w:val="false"/>
-                <w:u w:val="none"/>
-                <w:strike w:val="false"/>
-                <w:sz w:val="18"/>
-                <w:szCs w:val="18"/>
-                <w:color w:val="000000"/>
-              </w:rPr>
-              <w:t xml:space="preserve">27</w:t>
+              <w:t xml:space="preserve">73</w:t>
+            </w:r>
+          </w:p>
+        </w:tc>
+        <w:tc>
+          <w:tcPr>
+            <w:tcBorders>
+              <w:bottom w:val="none" w:sz="0" w:space="0" w:color="000000"/>
+              <w:top w:val="none" w:sz="0" w:space="0" w:color="000000"/>
+              <w:left w:val="none" w:sz="0" w:space="0" w:color="000000"/>
+              <w:right w:val="none" w:sz="0" w:space="0" w:color="000000"/>
+            </w:tcBorders>
+            <w:shd w:val="clear" w:color="auto" w:fill="FFFFFF"/>
+            <w:tcMar>
+              <w:top w:w="0" w:type="dxa"/>
+              <w:bottom w:w="0" w:type="dxa"/>
+              <w:left w:w="0" w:type="dxa"/>
+              <w:right w:w="0" w:type="dxa"/>
+            </w:tcMar>
+            <w:vAlign w:val="top"/>
+          </w:tcPr>
+          <w:p>
+            <w:pPr>
+              <w:pStyle w:val="Normal"/>
+              <w:jc w:val="center"/>
+              <w:pBdr>
+                <w:bottom w:val="none" w:sz="0" w:space="0" w:color="000000"/>
+                <w:top w:val="none" w:sz="0" w:space="0" w:color="000000"/>
+                <w:left w:val="none" w:sz="0" w:space="0" w:color="000000"/>
+                <w:right w:val="none" w:sz="0" w:space="0" w:color="000000"/>
+              </w:pBdr>
+              <w:spacing w:after="100" w:before="100" w:line="240"/>
+              <w:ind w:left="100" w:right="100" w:firstLine="0" w:firstLineChars="0"/>
+              <w:rPr>
+                <w:rFonts w:ascii="Times New Roman" w:hAnsi="Times New Roman" w:eastAsia="Times New Roman" w:cs="Times New Roman"/>
+                <w:i w:val="false"/>
+                <w:b w:val="false"/>
+                <w:u w:val="none"/>
+                <w:strike w:val="false"/>
+                <w:sz w:val="18"/>
+                <w:szCs w:val="18"/>
+                <w:color w:val="000000"/>
+              </w:rPr>
+            </w:pPr>
+            <w:r>
+              <w:rPr>
+                <w:rFonts w:ascii="Times New Roman" w:hAnsi="Times New Roman" w:eastAsia="Times New Roman" w:cs="Times New Roman"/>
+                <w:i w:val="false"/>
+                <w:b w:val="false"/>
+                <w:u w:val="none"/>
+                <w:strike w:val="false"/>
+                <w:sz w:val="18"/>
+                <w:szCs w:val="18"/>
+                <w:color w:val="000000"/>
+              </w:rPr>
+              <w:t xml:space="preserve">28</w:t>
             </w:r>
           </w:p>
         </w:tc>
@@ -14383,7 +14383,7 @@
                 <w:szCs w:val="18"/>
                 <w:color w:val="000000"/>
               </w:rPr>
-              <w:t xml:space="preserve">0.763</w:t>
+              <w:t xml:space="preserve">0.605</w:t>
             </w:r>
           </w:p>
         </w:tc>
@@ -14498,62 +14498,62 @@
                 <w:szCs w:val="18"/>
                 <w:color w:val="000000"/>
               </w:rPr>
-              <w:t xml:space="preserve">373 (86.5%)</w:t>
-            </w:r>
-          </w:p>
-        </w:tc>
-        <w:tc>
-          <w:tcPr>
-            <w:tcBorders>
-              <w:bottom w:val="none" w:sz="0" w:space="0" w:color="000000"/>
-              <w:top w:val="none" w:sz="0" w:space="0" w:color="000000"/>
-              <w:left w:val="none" w:sz="0" w:space="0" w:color="000000"/>
-              <w:right w:val="none" w:sz="0" w:space="0" w:color="000000"/>
-            </w:tcBorders>
-            <w:shd w:val="clear" w:color="auto" w:fill="FFFFFF"/>
-            <w:tcMar>
-              <w:top w:w="0" w:type="dxa"/>
-              <w:bottom w:w="0" w:type="dxa"/>
-              <w:left w:w="0" w:type="dxa"/>
-              <w:right w:w="0" w:type="dxa"/>
-            </w:tcMar>
-            <w:vAlign w:val="top"/>
-          </w:tcPr>
-          <w:p>
-            <w:pPr>
-              <w:pStyle w:val="Normal"/>
-              <w:jc w:val="center"/>
-              <w:pBdr>
-                <w:bottom w:val="none" w:sz="0" w:space="0" w:color="000000"/>
-                <w:top w:val="none" w:sz="0" w:space="0" w:color="000000"/>
-                <w:left w:val="none" w:sz="0" w:space="0" w:color="000000"/>
-                <w:right w:val="none" w:sz="0" w:space="0" w:color="000000"/>
-              </w:pBdr>
-              <w:spacing w:after="100" w:before="100" w:line="240"/>
-              <w:ind w:left="100" w:right="100" w:firstLine="0" w:firstLineChars="0"/>
-              <w:rPr>
-                <w:rFonts w:ascii="Times New Roman" w:hAnsi="Times New Roman" w:eastAsia="Times New Roman" w:cs="Times New Roman"/>
-                <w:i w:val="false"/>
-                <w:b w:val="false"/>
-                <w:u w:val="none"/>
-                <w:strike w:val="false"/>
-                <w:sz w:val="18"/>
-                <w:szCs w:val="18"/>
-                <w:color w:val="000000"/>
-              </w:rPr>
-            </w:pPr>
-            <w:r>
-              <w:rPr>
-                <w:rFonts w:ascii="Times New Roman" w:hAnsi="Times New Roman" w:eastAsia="Times New Roman" w:cs="Times New Roman"/>
-                <w:i w:val="false"/>
-                <w:b w:val="false"/>
-                <w:u w:val="none"/>
-                <w:strike w:val="false"/>
-                <w:sz w:val="18"/>
-                <w:szCs w:val="18"/>
-                <w:color w:val="000000"/>
-              </w:rPr>
-              <w:t xml:space="preserve">185 (86.0%)</w:t>
+              <w:t xml:space="preserve">374 (86.2%)</w:t>
+            </w:r>
+          </w:p>
+        </w:tc>
+        <w:tc>
+          <w:tcPr>
+            <w:tcBorders>
+              <w:bottom w:val="none" w:sz="0" w:space="0" w:color="000000"/>
+              <w:top w:val="none" w:sz="0" w:space="0" w:color="000000"/>
+              <w:left w:val="none" w:sz="0" w:space="0" w:color="000000"/>
+              <w:right w:val="none" w:sz="0" w:space="0" w:color="000000"/>
+            </w:tcBorders>
+            <w:shd w:val="clear" w:color="auto" w:fill="FFFFFF"/>
+            <w:tcMar>
+              <w:top w:w="0" w:type="dxa"/>
+              <w:bottom w:w="0" w:type="dxa"/>
+              <w:left w:w="0" w:type="dxa"/>
+              <w:right w:w="0" w:type="dxa"/>
+            </w:tcMar>
+            <w:vAlign w:val="top"/>
+          </w:tcPr>
+          <w:p>
+            <w:pPr>
+              <w:pStyle w:val="Normal"/>
+              <w:jc w:val="center"/>
+              <w:pBdr>
+                <w:bottom w:val="none" w:sz="0" w:space="0" w:color="000000"/>
+                <w:top w:val="none" w:sz="0" w:space="0" w:color="000000"/>
+                <w:left w:val="none" w:sz="0" w:space="0" w:color="000000"/>
+                <w:right w:val="none" w:sz="0" w:space="0" w:color="000000"/>
+              </w:pBdr>
+              <w:spacing w:after="100" w:before="100" w:line="240"/>
+              <w:ind w:left="100" w:right="100" w:firstLine="0" w:firstLineChars="0"/>
+              <w:rPr>
+                <w:rFonts w:ascii="Times New Roman" w:hAnsi="Times New Roman" w:eastAsia="Times New Roman" w:cs="Times New Roman"/>
+                <w:i w:val="false"/>
+                <w:b w:val="false"/>
+                <w:u w:val="none"/>
+                <w:strike w:val="false"/>
+                <w:sz w:val="18"/>
+                <w:szCs w:val="18"/>
+                <w:color w:val="000000"/>
+              </w:rPr>
+            </w:pPr>
+            <w:r>
+              <w:rPr>
+                <w:rFonts w:ascii="Times New Roman" w:hAnsi="Times New Roman" w:eastAsia="Times New Roman" w:cs="Times New Roman"/>
+                <w:i w:val="false"/>
+                <w:b w:val="false"/>
+                <w:u w:val="none"/>
+                <w:strike w:val="false"/>
+                <w:sz w:val="18"/>
+                <w:szCs w:val="18"/>
+                <w:color w:val="000000"/>
+              </w:rPr>
+              <w:t xml:space="preserve">186 (85.3%)</w:t>
             </w:r>
           </w:p>
         </w:tc>
@@ -14778,62 +14778,62 @@
                 <w:szCs w:val="18"/>
                 <w:color w:val="000000"/>
               </w:rPr>
-              <w:t xml:space="preserve">58 (13.5%)</w:t>
-            </w:r>
-          </w:p>
-        </w:tc>
-        <w:tc>
-          <w:tcPr>
-            <w:tcBorders>
-              <w:bottom w:val="none" w:sz="0" w:space="0" w:color="000000"/>
-              <w:top w:val="none" w:sz="0" w:space="0" w:color="000000"/>
-              <w:left w:val="none" w:sz="0" w:space="0" w:color="000000"/>
-              <w:right w:val="none" w:sz="0" w:space="0" w:color="000000"/>
-            </w:tcBorders>
-            <w:shd w:val="clear" w:color="auto" w:fill="FFFFFF"/>
-            <w:tcMar>
-              <w:top w:w="0" w:type="dxa"/>
-              <w:bottom w:w="0" w:type="dxa"/>
-              <w:left w:w="0" w:type="dxa"/>
-              <w:right w:w="0" w:type="dxa"/>
-            </w:tcMar>
-            <w:vAlign w:val="top"/>
-          </w:tcPr>
-          <w:p>
-            <w:pPr>
-              <w:pStyle w:val="Normal"/>
-              <w:jc w:val="center"/>
-              <w:pBdr>
-                <w:bottom w:val="none" w:sz="0" w:space="0" w:color="000000"/>
-                <w:top w:val="none" w:sz="0" w:space="0" w:color="000000"/>
-                <w:left w:val="none" w:sz="0" w:space="0" w:color="000000"/>
-                <w:right w:val="none" w:sz="0" w:space="0" w:color="000000"/>
-              </w:pBdr>
-              <w:spacing w:after="100" w:before="100" w:line="240"/>
-              <w:ind w:left="100" w:right="100" w:firstLine="0" w:firstLineChars="0"/>
-              <w:rPr>
-                <w:rFonts w:ascii="Times New Roman" w:hAnsi="Times New Roman" w:eastAsia="Times New Roman" w:cs="Times New Roman"/>
-                <w:i w:val="false"/>
-                <w:b w:val="false"/>
-                <w:u w:val="none"/>
-                <w:strike w:val="false"/>
-                <w:sz w:val="18"/>
-                <w:szCs w:val="18"/>
-                <w:color w:val="000000"/>
-              </w:rPr>
-            </w:pPr>
-            <w:r>
-              <w:rPr>
-                <w:rFonts w:ascii="Times New Roman" w:hAnsi="Times New Roman" w:eastAsia="Times New Roman" w:cs="Times New Roman"/>
-                <w:i w:val="false"/>
-                <w:b w:val="false"/>
-                <w:u w:val="none"/>
-                <w:strike w:val="false"/>
-                <w:sz w:val="18"/>
-                <w:szCs w:val="18"/>
-                <w:color w:val="000000"/>
-              </w:rPr>
-              <w:t xml:space="preserve">30 (14.0%)</w:t>
+              <w:t xml:space="preserve">60 (13.8%)</w:t>
+            </w:r>
+          </w:p>
+        </w:tc>
+        <w:tc>
+          <w:tcPr>
+            <w:tcBorders>
+              <w:bottom w:val="none" w:sz="0" w:space="0" w:color="000000"/>
+              <w:top w:val="none" w:sz="0" w:space="0" w:color="000000"/>
+              <w:left w:val="none" w:sz="0" w:space="0" w:color="000000"/>
+              <w:right w:val="none" w:sz="0" w:space="0" w:color="000000"/>
+            </w:tcBorders>
+            <w:shd w:val="clear" w:color="auto" w:fill="FFFFFF"/>
+            <w:tcMar>
+              <w:top w:w="0" w:type="dxa"/>
+              <w:bottom w:w="0" w:type="dxa"/>
+              <w:left w:w="0" w:type="dxa"/>
+              <w:right w:w="0" w:type="dxa"/>
+            </w:tcMar>
+            <w:vAlign w:val="top"/>
+          </w:tcPr>
+          <w:p>
+            <w:pPr>
+              <w:pStyle w:val="Normal"/>
+              <w:jc w:val="center"/>
+              <w:pBdr>
+                <w:bottom w:val="none" w:sz="0" w:space="0" w:color="000000"/>
+                <w:top w:val="none" w:sz="0" w:space="0" w:color="000000"/>
+                <w:left w:val="none" w:sz="0" w:space="0" w:color="000000"/>
+                <w:right w:val="none" w:sz="0" w:space="0" w:color="000000"/>
+              </w:pBdr>
+              <w:spacing w:after="100" w:before="100" w:line="240"/>
+              <w:ind w:left="100" w:right="100" w:firstLine="0" w:firstLineChars="0"/>
+              <w:rPr>
+                <w:rFonts w:ascii="Times New Roman" w:hAnsi="Times New Roman" w:eastAsia="Times New Roman" w:cs="Times New Roman"/>
+                <w:i w:val="false"/>
+                <w:b w:val="false"/>
+                <w:u w:val="none"/>
+                <w:strike w:val="false"/>
+                <w:sz w:val="18"/>
+                <w:szCs w:val="18"/>
+                <w:color w:val="000000"/>
+              </w:rPr>
+            </w:pPr>
+            <w:r>
+              <w:rPr>
+                <w:rFonts w:ascii="Times New Roman" w:hAnsi="Times New Roman" w:eastAsia="Times New Roman" w:cs="Times New Roman"/>
+                <w:i w:val="false"/>
+                <w:b w:val="false"/>
+                <w:u w:val="none"/>
+                <w:strike w:val="false"/>
+                <w:sz w:val="18"/>
+                <w:szCs w:val="18"/>
+                <w:color w:val="000000"/>
+              </w:rPr>
+              <w:t xml:space="preserve">32 (14.7%)</w:t>
             </w:r>
           </w:p>
         </w:tc>
@@ -15503,7 +15503,7 @@
                 <w:szCs w:val="18"/>
                 <w:color w:val="000000"/>
               </w:rPr>
-              <w:t xml:space="preserve">0.782</w:t>
+              <w:t xml:space="preserve">0.739</w:t>
             </w:r>
           </w:p>
         </w:tc>
@@ -15618,62 +15618,62 @@
                 <w:szCs w:val="18"/>
                 <w:color w:val="000000"/>
               </w:rPr>
-              <w:t xml:space="preserve">83 (19.8%)</w:t>
-            </w:r>
-          </w:p>
-        </w:tc>
-        <w:tc>
-          <w:tcPr>
-            <w:tcBorders>
-              <w:bottom w:val="none" w:sz="0" w:space="0" w:color="000000"/>
-              <w:top w:val="none" w:sz="0" w:space="0" w:color="000000"/>
-              <w:left w:val="none" w:sz="0" w:space="0" w:color="000000"/>
-              <w:right w:val="none" w:sz="0" w:space="0" w:color="000000"/>
-            </w:tcBorders>
-            <w:shd w:val="clear" w:color="auto" w:fill="FFFFFF"/>
-            <w:tcMar>
-              <w:top w:w="0" w:type="dxa"/>
-              <w:bottom w:w="0" w:type="dxa"/>
-              <w:left w:w="0" w:type="dxa"/>
-              <w:right w:w="0" w:type="dxa"/>
-            </w:tcMar>
-            <w:vAlign w:val="top"/>
-          </w:tcPr>
-          <w:p>
-            <w:pPr>
-              <w:pStyle w:val="Normal"/>
-              <w:jc w:val="center"/>
-              <w:pBdr>
-                <w:bottom w:val="none" w:sz="0" w:space="0" w:color="000000"/>
-                <w:top w:val="none" w:sz="0" w:space="0" w:color="000000"/>
-                <w:left w:val="none" w:sz="0" w:space="0" w:color="000000"/>
-                <w:right w:val="none" w:sz="0" w:space="0" w:color="000000"/>
-              </w:pBdr>
-              <w:spacing w:after="100" w:before="100" w:line="240"/>
-              <w:ind w:left="100" w:right="100" w:firstLine="0" w:firstLineChars="0"/>
-              <w:rPr>
-                <w:rFonts w:ascii="Times New Roman" w:hAnsi="Times New Roman" w:eastAsia="Times New Roman" w:cs="Times New Roman"/>
-                <w:i w:val="false"/>
-                <w:b w:val="false"/>
-                <w:u w:val="none"/>
-                <w:strike w:val="false"/>
-                <w:sz w:val="18"/>
-                <w:szCs w:val="18"/>
-                <w:color w:val="000000"/>
-              </w:rPr>
-            </w:pPr>
-            <w:r>
-              <w:rPr>
-                <w:rFonts w:ascii="Times New Roman" w:hAnsi="Times New Roman" w:eastAsia="Times New Roman" w:cs="Times New Roman"/>
-                <w:i w:val="false"/>
-                <w:b w:val="false"/>
-                <w:u w:val="none"/>
-                <w:strike w:val="false"/>
-                <w:sz w:val="18"/>
-                <w:szCs w:val="18"/>
-                <w:color w:val="000000"/>
-              </w:rPr>
-              <w:t xml:space="preserve">43 (20.7%)</w:t>
+              <w:t xml:space="preserve">85 (20.1%)</w:t>
+            </w:r>
+          </w:p>
+        </w:tc>
+        <w:tc>
+          <w:tcPr>
+            <w:tcBorders>
+              <w:bottom w:val="none" w:sz="0" w:space="0" w:color="000000"/>
+              <w:top w:val="none" w:sz="0" w:space="0" w:color="000000"/>
+              <w:left w:val="none" w:sz="0" w:space="0" w:color="000000"/>
+              <w:right w:val="none" w:sz="0" w:space="0" w:color="000000"/>
+            </w:tcBorders>
+            <w:shd w:val="clear" w:color="auto" w:fill="FFFFFF"/>
+            <w:tcMar>
+              <w:top w:w="0" w:type="dxa"/>
+              <w:bottom w:w="0" w:type="dxa"/>
+              <w:left w:w="0" w:type="dxa"/>
+              <w:right w:w="0" w:type="dxa"/>
+            </w:tcMar>
+            <w:vAlign w:val="top"/>
+          </w:tcPr>
+          <w:p>
+            <w:pPr>
+              <w:pStyle w:val="Normal"/>
+              <w:jc w:val="center"/>
+              <w:pBdr>
+                <w:bottom w:val="none" w:sz="0" w:space="0" w:color="000000"/>
+                <w:top w:val="none" w:sz="0" w:space="0" w:color="000000"/>
+                <w:left w:val="none" w:sz="0" w:space="0" w:color="000000"/>
+                <w:right w:val="none" w:sz="0" w:space="0" w:color="000000"/>
+              </w:pBdr>
+              <w:spacing w:after="100" w:before="100" w:line="240"/>
+              <w:ind w:left="100" w:right="100" w:firstLine="0" w:firstLineChars="0"/>
+              <w:rPr>
+                <w:rFonts w:ascii="Times New Roman" w:hAnsi="Times New Roman" w:eastAsia="Times New Roman" w:cs="Times New Roman"/>
+                <w:i w:val="false"/>
+                <w:b w:val="false"/>
+                <w:u w:val="none"/>
+                <w:strike w:val="false"/>
+                <w:sz w:val="18"/>
+                <w:szCs w:val="18"/>
+                <w:color w:val="000000"/>
+              </w:rPr>
+            </w:pPr>
+            <w:r>
+              <w:rPr>
+                <w:rFonts w:ascii="Times New Roman" w:hAnsi="Times New Roman" w:eastAsia="Times New Roman" w:cs="Times New Roman"/>
+                <w:i w:val="false"/>
+                <w:b w:val="false"/>
+                <w:u w:val="none"/>
+                <w:strike w:val="false"/>
+                <w:sz w:val="18"/>
+                <w:szCs w:val="18"/>
+                <w:color w:val="000000"/>
+              </w:rPr>
+              <w:t xml:space="preserve">45 (21.3%)</w:t>
             </w:r>
           </w:p>
         </w:tc>
@@ -15898,62 +15898,62 @@
                 <w:szCs w:val="18"/>
                 <w:color w:val="000000"/>
               </w:rPr>
-              <w:t xml:space="preserve">101 (24.0%)</w:t>
-            </w:r>
-          </w:p>
-        </w:tc>
-        <w:tc>
-          <w:tcPr>
-            <w:tcBorders>
-              <w:bottom w:val="none" w:sz="0" w:space="0" w:color="000000"/>
-              <w:top w:val="none" w:sz="0" w:space="0" w:color="000000"/>
-              <w:left w:val="none" w:sz="0" w:space="0" w:color="000000"/>
-              <w:right w:val="none" w:sz="0" w:space="0" w:color="000000"/>
-            </w:tcBorders>
-            <w:shd w:val="clear" w:color="auto" w:fill="FFFFFF"/>
-            <w:tcMar>
-              <w:top w:w="0" w:type="dxa"/>
-              <w:bottom w:w="0" w:type="dxa"/>
-              <w:left w:w="0" w:type="dxa"/>
-              <w:right w:w="0" w:type="dxa"/>
-            </w:tcMar>
-            <w:vAlign w:val="top"/>
-          </w:tcPr>
-          <w:p>
-            <w:pPr>
-              <w:pStyle w:val="Normal"/>
-              <w:jc w:val="center"/>
-              <w:pBdr>
-                <w:bottom w:val="none" w:sz="0" w:space="0" w:color="000000"/>
-                <w:top w:val="none" w:sz="0" w:space="0" w:color="000000"/>
-                <w:left w:val="none" w:sz="0" w:space="0" w:color="000000"/>
-                <w:right w:val="none" w:sz="0" w:space="0" w:color="000000"/>
-              </w:pBdr>
-              <w:spacing w:after="100" w:before="100" w:line="240"/>
-              <w:ind w:left="100" w:right="100" w:firstLine="0" w:firstLineChars="0"/>
-              <w:rPr>
-                <w:rFonts w:ascii="Times New Roman" w:hAnsi="Times New Roman" w:eastAsia="Times New Roman" w:cs="Times New Roman"/>
-                <w:i w:val="false"/>
-                <w:b w:val="false"/>
-                <w:u w:val="none"/>
-                <w:strike w:val="false"/>
-                <w:sz w:val="18"/>
-                <w:szCs w:val="18"/>
-                <w:color w:val="000000"/>
-              </w:rPr>
-            </w:pPr>
-            <w:r>
-              <w:rPr>
-                <w:rFonts w:ascii="Times New Roman" w:hAnsi="Times New Roman" w:eastAsia="Times New Roman" w:cs="Times New Roman"/>
-                <w:i w:val="false"/>
-                <w:b w:val="false"/>
-                <w:u w:val="none"/>
-                <w:strike w:val="false"/>
-                <w:sz w:val="18"/>
-                <w:szCs w:val="18"/>
-                <w:color w:val="000000"/>
-              </w:rPr>
-              <w:t xml:space="preserve">53 (25.5%)</w:t>
+              <w:t xml:space="preserve">102 (24.1%)</w:t>
+            </w:r>
+          </w:p>
+        </w:tc>
+        <w:tc>
+          <w:tcPr>
+            <w:tcBorders>
+              <w:bottom w:val="none" w:sz="0" w:space="0" w:color="000000"/>
+              <w:top w:val="none" w:sz="0" w:space="0" w:color="000000"/>
+              <w:left w:val="none" w:sz="0" w:space="0" w:color="000000"/>
+              <w:right w:val="none" w:sz="0" w:space="0" w:color="000000"/>
+            </w:tcBorders>
+            <w:shd w:val="clear" w:color="auto" w:fill="FFFFFF"/>
+            <w:tcMar>
+              <w:top w:w="0" w:type="dxa"/>
+              <w:bottom w:w="0" w:type="dxa"/>
+              <w:left w:w="0" w:type="dxa"/>
+              <w:right w:w="0" w:type="dxa"/>
+            </w:tcMar>
+            <w:vAlign w:val="top"/>
+          </w:tcPr>
+          <w:p>
+            <w:pPr>
+              <w:pStyle w:val="Normal"/>
+              <w:jc w:val="center"/>
+              <w:pBdr>
+                <w:bottom w:val="none" w:sz="0" w:space="0" w:color="000000"/>
+                <w:top w:val="none" w:sz="0" w:space="0" w:color="000000"/>
+                <w:left w:val="none" w:sz="0" w:space="0" w:color="000000"/>
+                <w:right w:val="none" w:sz="0" w:space="0" w:color="000000"/>
+              </w:pBdr>
+              <w:spacing w:after="100" w:before="100" w:line="240"/>
+              <w:ind w:left="100" w:right="100" w:firstLine="0" w:firstLineChars="0"/>
+              <w:rPr>
+                <w:rFonts w:ascii="Times New Roman" w:hAnsi="Times New Roman" w:eastAsia="Times New Roman" w:cs="Times New Roman"/>
+                <w:i w:val="false"/>
+                <w:b w:val="false"/>
+                <w:u w:val="none"/>
+                <w:strike w:val="false"/>
+                <w:sz w:val="18"/>
+                <w:szCs w:val="18"/>
+                <w:color w:val="000000"/>
+              </w:rPr>
+            </w:pPr>
+            <w:r>
+              <w:rPr>
+                <w:rFonts w:ascii="Times New Roman" w:hAnsi="Times New Roman" w:eastAsia="Times New Roman" w:cs="Times New Roman"/>
+                <w:i w:val="false"/>
+                <w:b w:val="false"/>
+                <w:u w:val="none"/>
+                <w:strike w:val="false"/>
+                <w:sz w:val="18"/>
+                <w:szCs w:val="18"/>
+                <w:color w:val="000000"/>
+              </w:rPr>
+              <w:t xml:space="preserve">54 (25.6%)</w:t>
             </w:r>
           </w:p>
         </w:tc>
@@ -16233,7 +16233,7 @@
                 <w:szCs w:val="18"/>
                 <w:color w:val="000000"/>
               </w:rPr>
-              <w:t xml:space="preserve">7 (3.4%)</w:t>
+              <w:t xml:space="preserve">7 (3.3%)</w:t>
             </w:r>
           </w:p>
         </w:tc>
@@ -16513,7 +16513,7 @@
                 <w:szCs w:val="18"/>
                 <w:color w:val="000000"/>
               </w:rPr>
-              <w:t xml:space="preserve">14 (6.7%)</w:t>
+              <w:t xml:space="preserve">14 (6.6%)</w:t>
             </w:r>
           </w:p>
         </w:tc>
@@ -17018,62 +17018,62 @@
                 <w:szCs w:val="18"/>
                 <w:color w:val="000000"/>
               </w:rPr>
-              <w:t xml:space="preserve">144 (34.3%)</w:t>
-            </w:r>
-          </w:p>
-        </w:tc>
-        <w:tc>
-          <w:tcPr>
-            <w:tcBorders>
-              <w:bottom w:val="none" w:sz="0" w:space="0" w:color="000000"/>
-              <w:top w:val="none" w:sz="0" w:space="0" w:color="000000"/>
-              <w:left w:val="none" w:sz="0" w:space="0" w:color="000000"/>
-              <w:right w:val="none" w:sz="0" w:space="0" w:color="000000"/>
-            </w:tcBorders>
-            <w:shd w:val="clear" w:color="auto" w:fill="FFFFFF"/>
-            <w:tcMar>
-              <w:top w:w="0" w:type="dxa"/>
-              <w:bottom w:w="0" w:type="dxa"/>
-              <w:left w:w="0" w:type="dxa"/>
-              <w:right w:w="0" w:type="dxa"/>
-            </w:tcMar>
-            <w:vAlign w:val="top"/>
-          </w:tcPr>
-          <w:p>
-            <w:pPr>
-              <w:pStyle w:val="Normal"/>
-              <w:jc w:val="center"/>
-              <w:pBdr>
-                <w:bottom w:val="none" w:sz="0" w:space="0" w:color="000000"/>
-                <w:top w:val="none" w:sz="0" w:space="0" w:color="000000"/>
-                <w:left w:val="none" w:sz="0" w:space="0" w:color="000000"/>
-                <w:right w:val="none" w:sz="0" w:space="0" w:color="000000"/>
-              </w:pBdr>
-              <w:spacing w:after="100" w:before="100" w:line="240"/>
-              <w:ind w:left="100" w:right="100" w:firstLine="0" w:firstLineChars="0"/>
-              <w:rPr>
-                <w:rFonts w:ascii="Times New Roman" w:hAnsi="Times New Roman" w:eastAsia="Times New Roman" w:cs="Times New Roman"/>
-                <w:i w:val="false"/>
-                <w:b w:val="false"/>
-                <w:u w:val="none"/>
-                <w:strike w:val="false"/>
-                <w:sz w:val="18"/>
-                <w:szCs w:val="18"/>
-                <w:color w:val="000000"/>
-              </w:rPr>
-            </w:pPr>
-            <w:r>
-              <w:rPr>
-                <w:rFonts w:ascii="Times New Roman" w:hAnsi="Times New Roman" w:eastAsia="Times New Roman" w:cs="Times New Roman"/>
-                <w:i w:val="false"/>
-                <w:b w:val="false"/>
-                <w:u w:val="none"/>
-                <w:strike w:val="false"/>
-                <w:sz w:val="18"/>
-                <w:szCs w:val="18"/>
-                <w:color w:val="000000"/>
-              </w:rPr>
-              <w:t xml:space="preserve">66 (31.7%)</w:t>
+              <w:t xml:space="preserve">144 (34.0%)</w:t>
+            </w:r>
+          </w:p>
+        </w:tc>
+        <w:tc>
+          <w:tcPr>
+            <w:tcBorders>
+              <w:bottom w:val="none" w:sz="0" w:space="0" w:color="000000"/>
+              <w:top w:val="none" w:sz="0" w:space="0" w:color="000000"/>
+              <w:left w:val="none" w:sz="0" w:space="0" w:color="000000"/>
+              <w:right w:val="none" w:sz="0" w:space="0" w:color="000000"/>
+            </w:tcBorders>
+            <w:shd w:val="clear" w:color="auto" w:fill="FFFFFF"/>
+            <w:tcMar>
+              <w:top w:w="0" w:type="dxa"/>
+              <w:bottom w:w="0" w:type="dxa"/>
+              <w:left w:w="0" w:type="dxa"/>
+              <w:right w:w="0" w:type="dxa"/>
+            </w:tcMar>
+            <w:vAlign w:val="top"/>
+          </w:tcPr>
+          <w:p>
+            <w:pPr>
+              <w:pStyle w:val="Normal"/>
+              <w:jc w:val="center"/>
+              <w:pBdr>
+                <w:bottom w:val="none" w:sz="0" w:space="0" w:color="000000"/>
+                <w:top w:val="none" w:sz="0" w:space="0" w:color="000000"/>
+                <w:left w:val="none" w:sz="0" w:space="0" w:color="000000"/>
+                <w:right w:val="none" w:sz="0" w:space="0" w:color="000000"/>
+              </w:pBdr>
+              <w:spacing w:after="100" w:before="100" w:line="240"/>
+              <w:ind w:left="100" w:right="100" w:firstLine="0" w:firstLineChars="0"/>
+              <w:rPr>
+                <w:rFonts w:ascii="Times New Roman" w:hAnsi="Times New Roman" w:eastAsia="Times New Roman" w:cs="Times New Roman"/>
+                <w:i w:val="false"/>
+                <w:b w:val="false"/>
+                <w:u w:val="none"/>
+                <w:strike w:val="false"/>
+                <w:sz w:val="18"/>
+                <w:szCs w:val="18"/>
+                <w:color w:val="000000"/>
+              </w:rPr>
+            </w:pPr>
+            <w:r>
+              <w:rPr>
+                <w:rFonts w:ascii="Times New Roman" w:hAnsi="Times New Roman" w:eastAsia="Times New Roman" w:cs="Times New Roman"/>
+                <w:i w:val="false"/>
+                <w:b w:val="false"/>
+                <w:u w:val="none"/>
+                <w:strike w:val="false"/>
+                <w:sz w:val="18"/>
+                <w:szCs w:val="18"/>
+                <w:color w:val="000000"/>
+              </w:rPr>
+              <w:t xml:space="preserve">66 (31.3%)</w:t>
             </w:r>
           </w:p>
         </w:tc>
@@ -17633,7 +17633,7 @@
                 <w:szCs w:val="18"/>
                 <w:color w:val="000000"/>
               </w:rPr>
-              <w:t xml:space="preserve">21 (10.1%)</w:t>
+              <w:t xml:space="preserve">21 (10.0%)</w:t>
             </w:r>
           </w:p>
         </w:tc>
@@ -18303,7 +18303,7 @@
                 <w:szCs w:val="18"/>
                 <w:color w:val="000000"/>
               </w:rPr>
-              <w:t xml:space="preserve">0.049</w:t>
+              <w:t xml:space="preserve">0.034</w:t>
             </w:r>
           </w:p>
         </w:tc>
@@ -18418,62 +18418,62 @@
                 <w:szCs w:val="18"/>
                 <w:color w:val="000000"/>
               </w:rPr>
-              <w:t xml:space="preserve">196 (50.1%)</w:t>
-            </w:r>
-          </w:p>
-        </w:tc>
-        <w:tc>
-          <w:tcPr>
-            <w:tcBorders>
-              <w:bottom w:val="none" w:sz="0" w:space="0" w:color="000000"/>
-              <w:top w:val="none" w:sz="0" w:space="0" w:color="000000"/>
-              <w:left w:val="none" w:sz="0" w:space="0" w:color="000000"/>
-              <w:right w:val="none" w:sz="0" w:space="0" w:color="000000"/>
-            </w:tcBorders>
-            <w:shd w:val="clear" w:color="auto" w:fill="FFFFFF"/>
-            <w:tcMar>
-              <w:top w:w="0" w:type="dxa"/>
-              <w:bottom w:w="0" w:type="dxa"/>
-              <w:left w:w="0" w:type="dxa"/>
-              <w:right w:w="0" w:type="dxa"/>
-            </w:tcMar>
-            <w:vAlign w:val="top"/>
-          </w:tcPr>
-          <w:p>
-            <w:pPr>
-              <w:pStyle w:val="Normal"/>
-              <w:jc w:val="center"/>
-              <w:pBdr>
-                <w:bottom w:val="none" w:sz="0" w:space="0" w:color="000000"/>
-                <w:top w:val="none" w:sz="0" w:space="0" w:color="000000"/>
-                <w:left w:val="none" w:sz="0" w:space="0" w:color="000000"/>
-                <w:right w:val="none" w:sz="0" w:space="0" w:color="000000"/>
-              </w:pBdr>
-              <w:spacing w:after="100" w:before="100" w:line="240"/>
-              <w:ind w:left="100" w:right="100" w:firstLine="0" w:firstLineChars="0"/>
-              <w:rPr>
-                <w:rFonts w:ascii="Times New Roman" w:hAnsi="Times New Roman" w:eastAsia="Times New Roman" w:cs="Times New Roman"/>
-                <w:i w:val="false"/>
-                <w:b w:val="false"/>
-                <w:u w:val="none"/>
-                <w:strike w:val="false"/>
-                <w:sz w:val="18"/>
-                <w:szCs w:val="18"/>
-                <w:color w:val="000000"/>
-              </w:rPr>
-            </w:pPr>
-            <w:r>
-              <w:rPr>
-                <w:rFonts w:ascii="Times New Roman" w:hAnsi="Times New Roman" w:eastAsia="Times New Roman" w:cs="Times New Roman"/>
-                <w:i w:val="false"/>
-                <w:b w:val="false"/>
-                <w:u w:val="none"/>
-                <w:strike w:val="false"/>
-                <w:sz w:val="18"/>
-                <w:szCs w:val="18"/>
-                <w:color w:val="000000"/>
-              </w:rPr>
-              <w:t xml:space="preserve">89 (45.2%)</w:t>
+              <w:t xml:space="preserve">196 (49.7%)</w:t>
+            </w:r>
+          </w:p>
+        </w:tc>
+        <w:tc>
+          <w:tcPr>
+            <w:tcBorders>
+              <w:bottom w:val="none" w:sz="0" w:space="0" w:color="000000"/>
+              <w:top w:val="none" w:sz="0" w:space="0" w:color="000000"/>
+              <w:left w:val="none" w:sz="0" w:space="0" w:color="000000"/>
+              <w:right w:val="none" w:sz="0" w:space="0" w:color="000000"/>
+            </w:tcBorders>
+            <w:shd w:val="clear" w:color="auto" w:fill="FFFFFF"/>
+            <w:tcMar>
+              <w:top w:w="0" w:type="dxa"/>
+              <w:bottom w:w="0" w:type="dxa"/>
+              <w:left w:w="0" w:type="dxa"/>
+              <w:right w:w="0" w:type="dxa"/>
+            </w:tcMar>
+            <w:vAlign w:val="top"/>
+          </w:tcPr>
+          <w:p>
+            <w:pPr>
+              <w:pStyle w:val="Normal"/>
+              <w:jc w:val="center"/>
+              <w:pBdr>
+                <w:bottom w:val="none" w:sz="0" w:space="0" w:color="000000"/>
+                <w:top w:val="none" w:sz="0" w:space="0" w:color="000000"/>
+                <w:left w:val="none" w:sz="0" w:space="0" w:color="000000"/>
+                <w:right w:val="none" w:sz="0" w:space="0" w:color="000000"/>
+              </w:pBdr>
+              <w:spacing w:after="100" w:before="100" w:line="240"/>
+              <w:ind w:left="100" w:right="100" w:firstLine="0" w:firstLineChars="0"/>
+              <w:rPr>
+                <w:rFonts w:ascii="Times New Roman" w:hAnsi="Times New Roman" w:eastAsia="Times New Roman" w:cs="Times New Roman"/>
+                <w:i w:val="false"/>
+                <w:b w:val="false"/>
+                <w:u w:val="none"/>
+                <w:strike w:val="false"/>
+                <w:sz w:val="18"/>
+                <w:szCs w:val="18"/>
+                <w:color w:val="000000"/>
+              </w:rPr>
+            </w:pPr>
+            <w:r>
+              <w:rPr>
+                <w:rFonts w:ascii="Times New Roman" w:hAnsi="Times New Roman" w:eastAsia="Times New Roman" w:cs="Times New Roman"/>
+                <w:i w:val="false"/>
+                <w:b w:val="false"/>
+                <w:u w:val="none"/>
+                <w:strike w:val="false"/>
+                <w:sz w:val="18"/>
+                <w:szCs w:val="18"/>
+                <w:color w:val="000000"/>
+              </w:rPr>
+              <w:t xml:space="preserve">89 (44.5%)</w:t>
             </w:r>
           </w:p>
         </w:tc>
@@ -18698,62 +18698,62 @@
                 <w:szCs w:val="18"/>
                 <w:color w:val="000000"/>
               </w:rPr>
-              <w:t xml:space="preserve">195 (49.9%)</w:t>
-            </w:r>
-          </w:p>
-        </w:tc>
-        <w:tc>
-          <w:tcPr>
-            <w:tcBorders>
-              <w:bottom w:val="none" w:sz="0" w:space="0" w:color="000000"/>
-              <w:top w:val="none" w:sz="0" w:space="0" w:color="000000"/>
-              <w:left w:val="none" w:sz="0" w:space="0" w:color="000000"/>
-              <w:right w:val="none" w:sz="0" w:space="0" w:color="000000"/>
-            </w:tcBorders>
-            <w:shd w:val="clear" w:color="auto" w:fill="FFFFFF"/>
-            <w:tcMar>
-              <w:top w:w="0" w:type="dxa"/>
-              <w:bottom w:w="0" w:type="dxa"/>
-              <w:left w:w="0" w:type="dxa"/>
-              <w:right w:w="0" w:type="dxa"/>
-            </w:tcMar>
-            <w:vAlign w:val="top"/>
-          </w:tcPr>
-          <w:p>
-            <w:pPr>
-              <w:pStyle w:val="Normal"/>
-              <w:jc w:val="center"/>
-              <w:pBdr>
-                <w:bottom w:val="none" w:sz="0" w:space="0" w:color="000000"/>
-                <w:top w:val="none" w:sz="0" w:space="0" w:color="000000"/>
-                <w:left w:val="none" w:sz="0" w:space="0" w:color="000000"/>
-                <w:right w:val="none" w:sz="0" w:space="0" w:color="000000"/>
-              </w:pBdr>
-              <w:spacing w:after="100" w:before="100" w:line="240"/>
-              <w:ind w:left="100" w:right="100" w:firstLine="0" w:firstLineChars="0"/>
-              <w:rPr>
-                <w:rFonts w:ascii="Times New Roman" w:hAnsi="Times New Roman" w:eastAsia="Times New Roman" w:cs="Times New Roman"/>
-                <w:i w:val="false"/>
-                <w:b w:val="false"/>
-                <w:u w:val="none"/>
-                <w:strike w:val="false"/>
-                <w:sz w:val="18"/>
-                <w:szCs w:val="18"/>
-                <w:color w:val="000000"/>
-              </w:rPr>
-            </w:pPr>
-            <w:r>
-              <w:rPr>
-                <w:rFonts w:ascii="Times New Roman" w:hAnsi="Times New Roman" w:eastAsia="Times New Roman" w:cs="Times New Roman"/>
-                <w:i w:val="false"/>
-                <w:b w:val="false"/>
-                <w:u w:val="none"/>
-                <w:strike w:val="false"/>
-                <w:sz w:val="18"/>
-                <w:szCs w:val="18"/>
-                <w:color w:val="000000"/>
-              </w:rPr>
-              <w:t xml:space="preserve">108 (54.8%)</w:t>
+              <w:t xml:space="preserve">198 (50.3%)</w:t>
+            </w:r>
+          </w:p>
+        </w:tc>
+        <w:tc>
+          <w:tcPr>
+            <w:tcBorders>
+              <w:bottom w:val="none" w:sz="0" w:space="0" w:color="000000"/>
+              <w:top w:val="none" w:sz="0" w:space="0" w:color="000000"/>
+              <w:left w:val="none" w:sz="0" w:space="0" w:color="000000"/>
+              <w:right w:val="none" w:sz="0" w:space="0" w:color="000000"/>
+            </w:tcBorders>
+            <w:shd w:val="clear" w:color="auto" w:fill="FFFFFF"/>
+            <w:tcMar>
+              <w:top w:w="0" w:type="dxa"/>
+              <w:bottom w:w="0" w:type="dxa"/>
+              <w:left w:w="0" w:type="dxa"/>
+              <w:right w:w="0" w:type="dxa"/>
+            </w:tcMar>
+            <w:vAlign w:val="top"/>
+          </w:tcPr>
+          <w:p>
+            <w:pPr>
+              <w:pStyle w:val="Normal"/>
+              <w:jc w:val="center"/>
+              <w:pBdr>
+                <w:bottom w:val="none" w:sz="0" w:space="0" w:color="000000"/>
+                <w:top w:val="none" w:sz="0" w:space="0" w:color="000000"/>
+                <w:left w:val="none" w:sz="0" w:space="0" w:color="000000"/>
+                <w:right w:val="none" w:sz="0" w:space="0" w:color="000000"/>
+              </w:pBdr>
+              <w:spacing w:after="100" w:before="100" w:line="240"/>
+              <w:ind w:left="100" w:right="100" w:firstLine="0" w:firstLineChars="0"/>
+              <w:rPr>
+                <w:rFonts w:ascii="Times New Roman" w:hAnsi="Times New Roman" w:eastAsia="Times New Roman" w:cs="Times New Roman"/>
+                <w:i w:val="false"/>
+                <w:b w:val="false"/>
+                <w:u w:val="none"/>
+                <w:strike w:val="false"/>
+                <w:sz w:val="18"/>
+                <w:szCs w:val="18"/>
+                <w:color w:val="000000"/>
+              </w:rPr>
+            </w:pPr>
+            <w:r>
+              <w:rPr>
+                <w:rFonts w:ascii="Times New Roman" w:hAnsi="Times New Roman" w:eastAsia="Times New Roman" w:cs="Times New Roman"/>
+                <w:i w:val="false"/>
+                <w:b w:val="false"/>
+                <w:u w:val="none"/>
+                <w:strike w:val="false"/>
+                <w:sz w:val="18"/>
+                <w:szCs w:val="18"/>
+                <w:color w:val="000000"/>
+              </w:rPr>
+              <w:t xml:space="preserve">111 (55.5%)</w:t>
             </w:r>
           </w:p>
         </w:tc>
